--- a/arb/docx/004.content.docx
+++ b/arb/docx/004.content.docx
@@ -178,13 +178,6 @@
         <w:rPr>
           <w:lang w:val="ar_AE" w:bidi="ar_AE"/>
         </w:rPr>
-      </w:r>
-      <w:r>
-        <w:rPr>
-          <w:i/>
-          <w:lang w:val="ar_AE" w:bidi="ar_AE"/>
-        </w:rPr>
-        <w:t>الثروة, الثريا, الثورة اليهوديَّة الأولى, الثورة اليهودية الثانية, ثاؤفيلُس, ثالوث, ثَامَارَ (اسم مكان), ثامار (تامار), ثامار (شخص), ثرشيش, ثعبان, ثَعلَب, ثلج، صَّقيع، جليد, ثَمَرُ ٱلرُّوحِ, ثمرة, ثُمْنِيَّة, ثُمْنِيَّةُ, ثُودَاسُ, ثور, ثَوْر, ثَور بَري, ثوم, ثَيَاتِيرَا, ثيني</w:t>
       </w:r>
       <w:r>
         <w:rPr>

--- a/arb/docx/004.content.docx
+++ b/arb/docx/004.content.docx
@@ -163,21 +163,6 @@
           <w:lang w:val="ar_AE" w:bidi="ar_AE"/>
         </w:rPr>
         <w:t>ث</w:t>
-      </w:r>
-      <w:r>
-        <w:rPr>
-          <w:lang w:val="ar_AE" w:bidi="ar_AE"/>
-        </w:rPr>
-      </w:r>
-    </w:p>
-    <w:p>
-      <w:pPr>
-        <w:bidi/>
-      </w:pPr>
-      <w:r>
-        <w:rPr>
-          <w:lang w:val="ar_AE" w:bidi="ar_AE"/>
-        </w:rPr>
       </w:r>
       <w:r>
         <w:rPr>

--- a/arb/docx/004.content.docx
+++ b/arb/docx/004.content.docx
@@ -22,7 +22,7 @@
         <w:rPr>
           <w:lang w:val="ar_AE" w:bidi="ar_AE"/>
         </w:rPr>
-        <w:t>Resource: قاموس الكتاب المقدس (تينديل)</w:t>
+        <w:t>Resource: Tyndale Open Bible Dictionary</w:t>
       </w:r>
       <w:r>
         <w:rPr>
@@ -122,7 +122,7 @@
         <w:rPr>
           <w:lang w:val="ar_AE" w:bidi="ar_AE"/>
         </w:rPr>
-        <w:t>قاموس الكتاب المقدس (تينديل)</w:t>
+        <w:t>Tyndale Open Bible Dictionary</w:t>
       </w:r>
     </w:p>
     <w:p>

--- a/arb/docx/004.content.docx
+++ b/arb/docx/004.content.docx
@@ -22,7 +22,7 @@
         <w:rPr>
           <w:lang w:val="ar_AE" w:bidi="ar_AE"/>
         </w:rPr>
-        <w:t>Resource: Tyndale Open Bible Dictionary</w:t>
+        <w:t>Resource: Aquifer Open Bible Dictionary</w:t>
       </w:r>
       <w:r>
         <w:rPr>
@@ -122,7 +122,7 @@
         <w:rPr>
           <w:lang w:val="ar_AE" w:bidi="ar_AE"/>
         </w:rPr>
-        <w:t>Tyndale Open Bible Dictionary</w:t>
+        <w:t>Aquifer Open Bible Dictionary</w:t>
       </w:r>
     </w:p>
     <w:p>

--- a/arb/docx/004.content.docx
+++ b/arb/docx/004.content.docx
@@ -9,6 +9,8 @@
       </w:pPr>
       <w:r>
         <w:rPr>
+          <w:rtl/>
+          <w:cs/>
           <w:lang w:val="ar_AE" w:bidi="ar_AE"/>
         </w:rPr>
       </w:r>
@@ -20,28 +22,36 @@
       </w:pPr>
       <w:r>
         <w:rPr>
+          <w:rtl/>
+          <w:cs/>
           <w:lang w:val="ar_AE" w:bidi="ar_AE"/>
         </w:rPr>
         <w:t>Resource: Aquifer Open Bible Dictionary</w:t>
       </w:r>
       <w:r>
         <w:rPr>
-          <w:lang w:val="ar_AE" w:bidi="ar_AE"/>
-        </w:rPr>
-      </w:r>
-    </w:p>
-    <w:p>
-      <w:pPr>
-        <w:bidi/>
-      </w:pPr>
-      <w:r>
-        <w:rPr>
+          <w:rtl/>
+          <w:cs/>
+          <w:lang w:val="ar_AE" w:bidi="ar_AE"/>
+        </w:rPr>
+      </w:r>
+    </w:p>
+    <w:p>
+      <w:pPr>
+        <w:bidi/>
+      </w:pPr>
+      <w:r>
+        <w:rPr>
+          <w:rtl/>
+          <w:cs/>
           <w:lang w:val="ar_AE" w:bidi="ar_AE"/>
         </w:rPr>
       </w:r>
       <w:r>
         <w:rPr>
           <w:b/>
+          <w:rtl/>
+          <w:cs/>
           <w:lang w:val="ar_AE" w:bidi="ar_AE"/>
         </w:rPr>
         <w:t>Aquifer Open Bible Dictionary</w:t>
@@ -53,35 +63,47 @@
       </w:pPr>
       <w:r>
         <w:rPr>
-          <w:lang w:val="ar_AE" w:bidi="ar_AE"/>
-        </w:rPr>
-      </w:r>
-      <w:r>
-        <w:rPr>
+          <w:rtl/>
+          <w:cs/>
+          <w:lang w:val="ar_AE" w:bidi="ar_AE"/>
+        </w:rPr>
+      </w:r>
+      <w:r>
+        <w:rPr>
+          <w:rtl/>
+          <w:cs/>
           <w:lang w:val="ar_AE" w:bidi="ar_AE"/>
         </w:rPr>
         <w:t xml:space="preserve">This work is an adaptation of </w:t>
       </w:r>
       <w:r>
         <w:rPr>
+          <w:rtl/>
+          <w:cs/>
           <w:lang w:val="ar_AE" w:bidi="ar_AE"/>
         </w:rPr>
         <w:t>Tyndale Open Bible Dictionary</w:t>
       </w:r>
       <w:r>
         <w:rPr>
+          <w:rtl/>
+          <w:cs/>
           <w:lang w:val="ar_AE" w:bidi="ar_AE"/>
         </w:rPr>
         <w:t xml:space="preserve"> © 2023 Tyndale House Publishers, licensed under the CC BY-SA 4.0 license. The adaptation, </w:t>
       </w:r>
       <w:r>
         <w:rPr>
+          <w:rtl/>
+          <w:cs/>
           <w:lang w:val="ar_AE" w:bidi="ar_AE"/>
         </w:rPr>
         <w:t>Aquifer Open Bible Dictionary</w:t>
       </w:r>
       <w:r>
         <w:rPr>
+          <w:rtl/>
+          <w:cs/>
           <w:lang w:val="ar_AE" w:bidi="ar_AE"/>
         </w:rPr>
         <w:t>, was created by Mission Mutual and is also licensed under CC BY-SA 4.0.</w:t>
@@ -93,22 +115,30 @@
       </w:pPr>
       <w:r>
         <w:rPr>
-          <w:lang w:val="ar_AE" w:bidi="ar_AE"/>
-        </w:rPr>
-      </w:r>
-      <w:r>
-        <w:rPr>
+          <w:rtl/>
+          <w:cs/>
+          <w:lang w:val="ar_AE" w:bidi="ar_AE"/>
+        </w:rPr>
+      </w:r>
+      <w:r>
+        <w:rPr>
+          <w:rtl/>
+          <w:cs/>
           <w:lang w:val="ar_AE" w:bidi="ar_AE"/>
         </w:rPr>
         <w:t>This resource has been adapted into multiple languages, including English, Tok Pisin, Arabic (عربي), French (Français), Hindi (हिंदी), Indonesian (Bahasa Indonesia), Portuguese (Português), Russian (Русский), Spanish (Español), Swahili (Kiswahili), and Simplified Chinese (简体中文).</w:t>
       </w:r>
       <w:r>
         <w:rPr>
-          <w:lang w:val="ar_AE" w:bidi="ar_AE"/>
-        </w:rPr>
-      </w:r>
-      <w:r>
-        <w:rPr>
+          <w:rtl/>
+          <w:cs/>
+          <w:lang w:val="ar_AE" w:bidi="ar_AE"/>
+        </w:rPr>
+      </w:r>
+      <w:r>
+        <w:rPr>
+          <w:rtl/>
+          <w:cs/>
           <w:lang w:val="ar_AE" w:bidi="ar_AE"/>
         </w:rPr>
       </w:r>
@@ -120,6 +150,8 @@
       </w:pPr>
       <w:r>
         <w:rPr>
+          <w:rtl/>
+          <w:cs/>
           <w:lang w:val="ar_AE" w:bidi="ar_AE"/>
         </w:rPr>
         <w:t>Aquifer Open Bible Dictionary</w:t>
@@ -149,6 +181,8 @@
       </w:pPr>
       <w:r>
         <w:rPr>
+          <w:rtl/>
+          <w:cs/>
           <w:lang w:val="ar_AE" w:bidi="ar_AE"/>
         </w:rPr>
       </w:r>
@@ -160,38 +194,50 @@
       </w:pPr>
       <w:r>
         <w:rPr>
+          <w:rtl/>
+          <w:cs/>
           <w:lang w:val="ar_AE" w:bidi="ar_AE"/>
         </w:rPr>
         <w:t>ث</w:t>
       </w:r>
       <w:r>
         <w:rPr>
-          <w:lang w:val="ar_AE" w:bidi="ar_AE"/>
-        </w:rPr>
-      </w:r>
-    </w:p>
-    <w:p>
-      <w:pPr>
-        <w:bidi/>
-      </w:pPr>
-      <w:r>
-        <w:rPr>
-          <w:lang w:val="ar_AE" w:bidi="ar_AE"/>
-        </w:rPr>
-      </w:r>
-      <w:r>
-        <w:rPr>
+          <w:rtl/>
+          <w:cs/>
+          <w:lang w:val="ar_AE" w:bidi="ar_AE"/>
+        </w:rPr>
+      </w:r>
+    </w:p>
+    <w:p>
+      <w:pPr>
+        <w:bidi/>
+      </w:pPr>
+      <w:r>
+        <w:rPr>
+          <w:rtl/>
+          <w:cs/>
+          <w:lang w:val="ar_AE" w:bidi="ar_AE"/>
+        </w:rPr>
+      </w:r>
+      <w:r>
+        <w:rPr>
+          <w:rtl/>
+          <w:cs/>
           <w:lang w:val="ar_AE" w:bidi="ar_AE"/>
         </w:rPr>
         <w:t xml:space="preserve"> </w:t>
       </w:r>
       <w:r>
         <w:rPr>
-          <w:lang w:val="ar_AE" w:bidi="ar_AE"/>
-        </w:rPr>
-      </w:r>
-      <w:r>
-        <w:rPr>
+          <w:rtl/>
+          <w:cs/>
+          <w:lang w:val="ar_AE" w:bidi="ar_AE"/>
+        </w:rPr>
+      </w:r>
+      <w:r>
+        <w:rPr>
+          <w:rtl/>
+          <w:cs/>
           <w:lang w:val="ar_AE" w:bidi="ar_AE"/>
         </w:rPr>
       </w:r>
@@ -217,6 +263,8 @@
       </w:pPr>
       <w:r>
         <w:rPr>
+          <w:rtl/>
+          <w:cs/>
           <w:lang w:val="ar_AE" w:bidi="ar_AE"/>
         </w:rPr>
       </w:r>
@@ -228,27 +276,35 @@
       </w:pPr>
       <w:r>
         <w:rPr>
+          <w:rtl/>
+          <w:cs/>
           <w:lang w:val="ar_AE" w:bidi="ar_AE"/>
         </w:rPr>
         <w:t>الثروة</w:t>
       </w:r>
       <w:r>
         <w:rPr>
-          <w:lang w:val="ar_AE" w:bidi="ar_AE"/>
-        </w:rPr>
-      </w:r>
-    </w:p>
-    <w:p>
-      <w:pPr>
-        <w:bidi/>
-      </w:pPr>
-      <w:r>
-        <w:rPr>
-          <w:lang w:val="ar_AE" w:bidi="ar_AE"/>
-        </w:rPr>
-      </w:r>
-      <w:r>
-        <w:rPr>
+          <w:rtl/>
+          <w:cs/>
+          <w:lang w:val="ar_AE" w:bidi="ar_AE"/>
+        </w:rPr>
+      </w:r>
+    </w:p>
+    <w:p>
+      <w:pPr>
+        <w:bidi/>
+      </w:pPr>
+      <w:r>
+        <w:rPr>
+          <w:rtl/>
+          <w:cs/>
+          <w:lang w:val="ar_AE" w:bidi="ar_AE"/>
+        </w:rPr>
+      </w:r>
+      <w:r>
+        <w:rPr>
+          <w:rtl/>
+          <w:cs/>
           <w:lang w:val="ar_AE" w:bidi="ar_AE"/>
         </w:rPr>
         <w:t>الوفرة، عادةً من النقود أو السلع الماديَّة، التي يُعبَّر عن قيمتها عادةً بصيغة من وحدات مفهومة مثل العملة الوطنية. إنه مرادف فعليًا للغنى، وقد يشير كلاهما إلى العائلة أو الأصدقاء أو حتى الصفات الأخلاقية.</w:t>
@@ -260,11 +316,15 @@
       </w:pPr>
       <w:r>
         <w:rPr>
-          <w:lang w:val="ar_AE" w:bidi="ar_AE"/>
-        </w:rPr>
-      </w:r>
-      <w:r>
-        <w:rPr>
+          <w:rtl/>
+          <w:cs/>
+          <w:lang w:val="ar_AE" w:bidi="ar_AE"/>
+        </w:rPr>
+      </w:r>
+      <w:r>
+        <w:rPr>
+          <w:rtl/>
+          <w:cs/>
           <w:lang w:val="ar_AE" w:bidi="ar_AE"/>
         </w:rPr>
         <w:t>في العهد القديم تُعد ثروات الأرض علامة فضل من الله (</w:t>
@@ -272,6 +332,8 @@
       <w:hyperlink r:id="rId13">
         <w:r>
           <w:rPr>
+            <w:rtl/>
+            <w:cs/>
             <w:lang w:val="ar_AE" w:bidi="ar_AE"/>
           </w:rPr>
           <w:rPr>
@@ -283,6 +345,8 @@
       </w:hyperlink>
       <w:r>
         <w:rPr>
+          <w:rtl/>
+          <w:cs/>
           <w:lang w:val="ar_AE" w:bidi="ar_AE"/>
         </w:rPr>
         <w:t>)، كما أنه يعطي قوة لاكتساب الثروة (</w:t>
@@ -290,6 +354,8 @@
       <w:hyperlink r:id="rId14">
         <w:r>
           <w:rPr>
+            <w:rtl/>
+            <w:cs/>
             <w:lang w:val="ar_AE" w:bidi="ar_AE"/>
           </w:rPr>
           <w:rPr>
@@ -301,6 +367,8 @@
       </w:hyperlink>
       <w:r>
         <w:rPr>
+          <w:rtl/>
+          <w:cs/>
           <w:lang w:val="ar_AE" w:bidi="ar_AE"/>
         </w:rPr>
         <w:t>). واشتهر أيوب بكل من تقواه وثروته (</w:t>
@@ -308,6 +376,8 @@
       <w:hyperlink r:id="rId15">
         <w:r>
           <w:rPr>
+            <w:rtl/>
+            <w:cs/>
             <w:lang w:val="ar_AE" w:bidi="ar_AE"/>
           </w:rPr>
           <w:rPr>
@@ -319,6 +389,8 @@
       </w:hyperlink>
       <w:r>
         <w:rPr>
+          <w:rtl/>
+          <w:cs/>
           <w:lang w:val="ar_AE" w:bidi="ar_AE"/>
         </w:rPr>
         <w:t>). ربما كان سليمان أغنى إنسان على الإطلاق؛ فقد منحه الله "الغنى والممتلكات والكرامة" لأن سليمان طلب الحكمة والتمييز بدلاً من الأشياء الماديَّة (</w:t>
@@ -326,6 +398,8 @@
       <w:hyperlink r:id="rId16">
         <w:r>
           <w:rPr>
+            <w:rtl/>
+            <w:cs/>
             <w:lang w:val="ar_AE" w:bidi="ar_AE"/>
           </w:rPr>
           <w:rPr>
@@ -337,6 +411,8 @@
       </w:hyperlink>
       <w:r>
         <w:rPr>
+          <w:rtl/>
+          <w:cs/>
           <w:lang w:val="ar_AE" w:bidi="ar_AE"/>
         </w:rPr>
         <w:t xml:space="preserve">؛ </w:t>
@@ -344,6 +420,8 @@
       <w:hyperlink r:id="rId17">
         <w:r>
           <w:rPr>
+            <w:rtl/>
+            <w:cs/>
             <w:lang w:val="ar_AE" w:bidi="ar_AE"/>
           </w:rPr>
           <w:rPr>
@@ -355,6 +433,8 @@
       </w:hyperlink>
       <w:r>
         <w:rPr>
+          <w:rtl/>
+          <w:cs/>
           <w:lang w:val="ar_AE" w:bidi="ar_AE"/>
         </w:rPr>
         <w:t>). لكن الكتاب المقدس يوضح أن حياة الإنسان لا تتألَّف في وفرة ممتلكاته (</w:t>
@@ -362,6 +442,8 @@
       <w:hyperlink r:id="rId18">
         <w:r>
           <w:rPr>
+            <w:rtl/>
+            <w:cs/>
             <w:lang w:val="ar_AE" w:bidi="ar_AE"/>
           </w:rPr>
           <w:rPr>
@@ -373,6 +455,8 @@
       </w:hyperlink>
       <w:r>
         <w:rPr>
+          <w:rtl/>
+          <w:cs/>
           <w:lang w:val="ar_AE" w:bidi="ar_AE"/>
         </w:rPr>
         <w:t>).</w:t>
@@ -384,11 +468,15 @@
       </w:pPr>
       <w:r>
         <w:rPr>
-          <w:lang w:val="ar_AE" w:bidi="ar_AE"/>
-        </w:rPr>
-      </w:r>
-      <w:r>
-        <w:rPr>
+          <w:rtl/>
+          <w:cs/>
+          <w:lang w:val="ar_AE" w:bidi="ar_AE"/>
+        </w:rPr>
+      </w:r>
+      <w:r>
+        <w:rPr>
+          <w:rtl/>
+          <w:cs/>
           <w:lang w:val="ar_AE" w:bidi="ar_AE"/>
         </w:rPr>
         <w:t>في العهد الجديد غالبًا ما يُنظر إلى الأثرياء على أنهم بلا إله - على سبيل المثال، الفلاح الغني (</w:t>
@@ -396,6 +484,8 @@
       <w:hyperlink r:id="rId19">
         <w:r>
           <w:rPr>
+            <w:rtl/>
+            <w:cs/>
             <w:lang w:val="ar_AE" w:bidi="ar_AE"/>
           </w:rPr>
           <w:rPr>
@@ -407,6 +497,8 @@
       </w:hyperlink>
       <w:r>
         <w:rPr>
+          <w:rtl/>
+          <w:cs/>
           <w:lang w:val="ar_AE" w:bidi="ar_AE"/>
         </w:rPr>
         <w:t>) والرجل الغني الذي أهمل المستعطي لعازر (</w:t>
@@ -414,6 +506,8 @@
       <w:hyperlink r:id="rId20">
         <w:r>
           <w:rPr>
+            <w:rtl/>
+            <w:cs/>
             <w:lang w:val="ar_AE" w:bidi="ar_AE"/>
           </w:rPr>
           <w:rPr>
@@ -425,6 +519,8 @@
       </w:hyperlink>
       <w:r>
         <w:rPr>
+          <w:rtl/>
+          <w:cs/>
           <w:lang w:val="ar_AE" w:bidi="ar_AE"/>
         </w:rPr>
         <w:t>). يُدان الأثرياء لظلمهم وطمعهم (</w:t>
@@ -432,6 +528,8 @@
       <w:hyperlink r:id="rId21">
         <w:r>
           <w:rPr>
+            <w:rtl/>
+            <w:cs/>
             <w:lang w:val="ar_AE" w:bidi="ar_AE"/>
           </w:rPr>
           <w:rPr>
@@ -443,6 +541,8 @@
       </w:hyperlink>
       <w:r>
         <w:rPr>
+          <w:rtl/>
+          <w:cs/>
           <w:lang w:val="ar_AE" w:bidi="ar_AE"/>
         </w:rPr>
         <w:t xml:space="preserve">). إن </w:t>
@@ -450,6 +550,8 @@
       <w:hyperlink r:id="rId22">
         <w:r>
           <w:rPr>
+            <w:rtl/>
+            <w:cs/>
             <w:lang w:val="ar_AE" w:bidi="ar_AE"/>
           </w:rPr>
           <w:rPr>
@@ -461,6 +563,8 @@
       </w:hyperlink>
       <w:r>
         <w:rPr>
+          <w:rtl/>
+          <w:cs/>
           <w:lang w:val="ar_AE" w:bidi="ar_AE"/>
         </w:rPr>
         <w:t xml:space="preserve"> تنطق بالويل على الأغنياء، كما أن الأناجيل الثلاثة تتحدث عن أخطار الغنى (</w:t>
@@ -468,6 +572,8 @@
       <w:hyperlink r:id="rId23">
         <w:r>
           <w:rPr>
+            <w:rtl/>
+            <w:cs/>
             <w:lang w:val="ar_AE" w:bidi="ar_AE"/>
           </w:rPr>
           <w:rPr>
@@ -479,6 +585,8 @@
       </w:hyperlink>
       <w:r>
         <w:rPr>
+          <w:rtl/>
+          <w:cs/>
           <w:lang w:val="ar_AE" w:bidi="ar_AE"/>
         </w:rPr>
         <w:t xml:space="preserve">؛ </w:t>
@@ -486,6 +594,8 @@
       <w:hyperlink r:id="rId24">
         <w:r>
           <w:rPr>
+            <w:rtl/>
+            <w:cs/>
             <w:lang w:val="ar_AE" w:bidi="ar_AE"/>
           </w:rPr>
           <w:rPr>
@@ -497,6 +607,8 @@
       </w:hyperlink>
       <w:r>
         <w:rPr>
+          <w:rtl/>
+          <w:cs/>
           <w:lang w:val="ar_AE" w:bidi="ar_AE"/>
         </w:rPr>
         <w:t xml:space="preserve">؛ </w:t>
@@ -504,6 +616,8 @@
       <w:hyperlink r:id="rId25">
         <w:r>
           <w:rPr>
+            <w:rtl/>
+            <w:cs/>
             <w:lang w:val="ar_AE" w:bidi="ar_AE"/>
           </w:rPr>
           <w:rPr>
@@ -515,6 +629,8 @@
       </w:hyperlink>
       <w:r>
         <w:rPr>
+          <w:rtl/>
+          <w:cs/>
           <w:lang w:val="ar_AE" w:bidi="ar_AE"/>
         </w:rPr>
         <w:t>). لكن ليس كل الأغنياء كانوا أشرارًا. دُفِنَ الرب يسوع في قبر رجل غني من الرامة، يُدعى يوسف (</w:t>
@@ -522,6 +638,8 @@
       <w:hyperlink r:id="rId26">
         <w:r>
           <w:rPr>
+            <w:rtl/>
+            <w:cs/>
             <w:lang w:val="ar_AE" w:bidi="ar_AE"/>
           </w:rPr>
           <w:rPr>
@@ -533,6 +651,8 @@
       </w:hyperlink>
       <w:r>
         <w:rPr>
+          <w:rtl/>
+          <w:cs/>
           <w:lang w:val="ar_AE" w:bidi="ar_AE"/>
         </w:rPr>
         <w:t>). كان نيقوديموس، الذي قدم بسخاء لدفن الرب يسوع (</w:t>
@@ -540,6 +660,8 @@
       <w:hyperlink r:id="rId27">
         <w:r>
           <w:rPr>
+            <w:rtl/>
+            <w:cs/>
             <w:lang w:val="ar_AE" w:bidi="ar_AE"/>
           </w:rPr>
           <w:rPr>
@@ -551,6 +673,8 @@
       </w:hyperlink>
       <w:r>
         <w:rPr>
+          <w:rtl/>
+          <w:cs/>
           <w:lang w:val="ar_AE" w:bidi="ar_AE"/>
         </w:rPr>
         <w:t>)، "حاكمًا لليهود" (</w:t>
@@ -558,6 +682,8 @@
       <w:hyperlink r:id="rId28">
         <w:r>
           <w:rPr>
+            <w:rtl/>
+            <w:cs/>
             <w:lang w:val="ar_AE" w:bidi="ar_AE"/>
           </w:rPr>
           <w:rPr>
@@ -569,6 +695,8 @@
       </w:hyperlink>
       <w:r>
         <w:rPr>
+          <w:rtl/>
+          <w:cs/>
           <w:lang w:val="ar_AE" w:bidi="ar_AE"/>
         </w:rPr>
         <w:t>) وعلى الأرجح كان غنيًا.</w:t>
@@ -580,99 +708,131 @@
       </w:pPr>
       <w:r>
         <w:rPr>
+          <w:rtl/>
+          <w:cs/>
           <w:lang w:val="ar_AE" w:bidi="ar_AE"/>
         </w:rPr>
       </w:r>
       <w:r>
         <w:rPr>
           <w:i/>
+          <w:rtl/>
+          <w:cs/>
           <w:lang w:val="ar_AE" w:bidi="ar_AE"/>
         </w:rPr>
         <w:t>انظر أيضًا</w:t>
       </w:r>
       <w:r>
         <w:rPr>
+          <w:rtl/>
+          <w:cs/>
           <w:lang w:val="ar_AE" w:bidi="ar_AE"/>
         </w:rPr>
         <w:t xml:space="preserve"> </w:t>
       </w:r>
       <w:r>
         <w:rPr>
+          <w:rtl/>
+          <w:cs/>
           <w:lang w:val="ar_AE" w:bidi="ar_AE"/>
         </w:rPr>
         <w:t>محبة المال</w:t>
       </w:r>
       <w:r>
         <w:rPr>
+          <w:rtl/>
+          <w:cs/>
           <w:lang w:val="ar_AE" w:bidi="ar_AE"/>
         </w:rPr>
         <w:t xml:space="preserve">؛ </w:t>
       </w:r>
       <w:r>
         <w:rPr>
+          <w:rtl/>
+          <w:cs/>
           <w:lang w:val="ar_AE" w:bidi="ar_AE"/>
         </w:rPr>
         <w:t>المال</w:t>
       </w:r>
       <w:r>
         <w:rPr>
+          <w:rtl/>
+          <w:cs/>
           <w:lang w:val="ar_AE" w:bidi="ar_AE"/>
         </w:rPr>
         <w:t xml:space="preserve">؛ </w:t>
       </w:r>
       <w:r>
         <w:rPr>
+          <w:rtl/>
+          <w:cs/>
           <w:lang w:val="ar_AE" w:bidi="ar_AE"/>
         </w:rPr>
         <w:t>الغني</w:t>
       </w:r>
       <w:r>
         <w:rPr>
+          <w:rtl/>
+          <w:cs/>
           <w:lang w:val="ar_AE" w:bidi="ar_AE"/>
         </w:rPr>
         <w:t xml:space="preserve"> </w:t>
       </w:r>
       <w:r>
         <w:rPr>
+          <w:rtl/>
+          <w:cs/>
           <w:lang w:val="ar_AE" w:bidi="ar_AE"/>
         </w:rPr>
         <w:t>والفقير</w:t>
       </w:r>
       <w:r>
         <w:rPr>
+          <w:rtl/>
+          <w:cs/>
           <w:lang w:val="ar_AE" w:bidi="ar_AE"/>
         </w:rPr>
         <w:t xml:space="preserve">؛ </w:t>
       </w:r>
       <w:r>
         <w:rPr>
+          <w:rtl/>
+          <w:cs/>
           <w:lang w:val="ar_AE" w:bidi="ar_AE"/>
         </w:rPr>
         <w:t>الأجور</w:t>
       </w:r>
       <w:r>
         <w:rPr>
+          <w:rtl/>
+          <w:cs/>
           <w:lang w:val="ar_AE" w:bidi="ar_AE"/>
         </w:rPr>
         <w:t>.</w:t>
       </w:r>
       <w:r>
         <w:rPr>
-          <w:lang w:val="ar_AE" w:bidi="ar_AE"/>
-        </w:rPr>
-      </w:r>
-      <w:r>
-        <w:rPr>
-          <w:lang w:val="ar_AE" w:bidi="ar_AE"/>
-        </w:rPr>
-      </w:r>
-    </w:p>
-    <w:p>
-      <w:pPr>
-        <w:bidi/>
-      </w:pPr>
-      <w:r>
-        <w:rPr>
+          <w:rtl/>
+          <w:cs/>
+          <w:lang w:val="ar_AE" w:bidi="ar_AE"/>
+        </w:rPr>
+      </w:r>
+      <w:r>
+        <w:rPr>
+          <w:rtl/>
+          <w:cs/>
+          <w:lang w:val="ar_AE" w:bidi="ar_AE"/>
+        </w:rPr>
+      </w:r>
+    </w:p>
+    <w:p>
+      <w:pPr>
+        <w:bidi/>
+      </w:pPr>
+      <w:r>
+        <w:rPr>
+          <w:rtl/>
+          <w:cs/>
           <w:lang w:val="ar_AE" w:bidi="ar_AE"/>
         </w:rPr>
       </w:r>
@@ -684,39 +844,51 @@
       </w:pPr>
       <w:r>
         <w:rPr>
+          <w:rtl/>
+          <w:cs/>
           <w:lang w:val="ar_AE" w:bidi="ar_AE"/>
         </w:rPr>
         <w:t>الثريا</w:t>
       </w:r>
       <w:r>
         <w:rPr>
-          <w:lang w:val="ar_AE" w:bidi="ar_AE"/>
-        </w:rPr>
-      </w:r>
-    </w:p>
-    <w:p>
-      <w:pPr>
-        <w:bidi/>
-      </w:pPr>
-      <w:r>
-        <w:rPr>
-          <w:lang w:val="ar_AE" w:bidi="ar_AE"/>
-        </w:rPr>
-      </w:r>
-      <w:r>
-        <w:rPr>
+          <w:rtl/>
+          <w:cs/>
+          <w:lang w:val="ar_AE" w:bidi="ar_AE"/>
+        </w:rPr>
+      </w:r>
+    </w:p>
+    <w:p>
+      <w:pPr>
+        <w:bidi/>
+      </w:pPr>
+      <w:r>
+        <w:rPr>
+          <w:rtl/>
+          <w:cs/>
+          <w:lang w:val="ar_AE" w:bidi="ar_AE"/>
+        </w:rPr>
+      </w:r>
+      <w:r>
+        <w:rPr>
+          <w:rtl/>
+          <w:cs/>
           <w:lang w:val="ar_AE" w:bidi="ar_AE"/>
         </w:rPr>
         <w:t>اسم عنقود نجمي في السماء الشرقية، يتكوَّن من ستة نجوم ساطعة والعديد من النجوم الأخرى الأقل وضوحًا. التصوير التلسكوبي أظهر هذه النجوم وكأنها متصلة معًا بخيوط مادية. وقد طُرِح على أيوب سؤال يعكس هذه الظاهرة: "</w:t>
       </w:r>
       <w:r>
         <w:rPr>
+          <w:rtl/>
+          <w:cs/>
           <w:lang w:val="ar_AE" w:bidi="ar_AE"/>
         </w:rPr>
         <w:t>هَلْ تَرْبِطُ أَنْتَ عُقْدَ ٱلثُّرَيَّا، أَوْ تَفُكُّ رُبُطَ ٱلْجَبَّارِ؟</w:t>
       </w:r>
       <w:r>
         <w:rPr>
+          <w:rtl/>
+          <w:cs/>
           <w:lang w:val="ar_AE" w:bidi="ar_AE"/>
         </w:rPr>
         <w:t>" (</w:t>
@@ -724,6 +896,8 @@
       <w:hyperlink r:id="rId29">
         <w:r>
           <w:rPr>
+            <w:rtl/>
+            <w:cs/>
             <w:lang w:val="ar_AE" w:bidi="ar_AE"/>
           </w:rPr>
           <w:rPr>
@@ -735,6 +909,8 @@
       </w:hyperlink>
       <w:r>
         <w:rPr>
+          <w:rtl/>
+          <w:cs/>
           <w:lang w:val="ar_AE" w:bidi="ar_AE"/>
         </w:rPr>
         <w:t>).</w:t>
@@ -746,44 +922,58 @@
       </w:pPr>
       <w:r>
         <w:rPr>
-          <w:lang w:val="ar_AE" w:bidi="ar_AE"/>
-        </w:rPr>
-      </w:r>
-      <w:r>
-        <w:rPr>
+          <w:rtl/>
+          <w:cs/>
+          <w:lang w:val="ar_AE" w:bidi="ar_AE"/>
+        </w:rPr>
+      </w:r>
+      <w:r>
+        <w:rPr>
+          <w:rtl/>
+          <w:cs/>
           <w:lang w:val="ar_AE" w:bidi="ar_AE"/>
         </w:rPr>
         <w:t xml:space="preserve">انظر أيضًا </w:t>
       </w:r>
       <w:r>
         <w:rPr>
+          <w:rtl/>
+          <w:cs/>
           <w:lang w:val="ar_AE" w:bidi="ar_AE"/>
         </w:rPr>
         <w:t>الجبار</w:t>
       </w:r>
       <w:r>
         <w:rPr>
+          <w:rtl/>
+          <w:cs/>
           <w:lang w:val="ar_AE" w:bidi="ar_AE"/>
         </w:rPr>
         <w:t>.</w:t>
       </w:r>
       <w:r>
         <w:rPr>
-          <w:lang w:val="ar_AE" w:bidi="ar_AE"/>
-        </w:rPr>
-      </w:r>
-      <w:r>
-        <w:rPr>
-          <w:lang w:val="ar_AE" w:bidi="ar_AE"/>
-        </w:rPr>
-      </w:r>
-    </w:p>
-    <w:p>
-      <w:pPr>
-        <w:bidi/>
-      </w:pPr>
-      <w:r>
-        <w:rPr>
+          <w:rtl/>
+          <w:cs/>
+          <w:lang w:val="ar_AE" w:bidi="ar_AE"/>
+        </w:rPr>
+      </w:r>
+      <w:r>
+        <w:rPr>
+          <w:rtl/>
+          <w:cs/>
+          <w:lang w:val="ar_AE" w:bidi="ar_AE"/>
+        </w:rPr>
+      </w:r>
+    </w:p>
+    <w:p>
+      <w:pPr>
+        <w:bidi/>
+      </w:pPr>
+      <w:r>
+        <w:rPr>
+          <w:rtl/>
+          <w:cs/>
           <w:lang w:val="ar_AE" w:bidi="ar_AE"/>
         </w:rPr>
       </w:r>
@@ -795,27 +985,35 @@
       </w:pPr>
       <w:r>
         <w:rPr>
+          <w:rtl/>
+          <w:cs/>
           <w:lang w:val="ar_AE" w:bidi="ar_AE"/>
         </w:rPr>
         <w:t>الثورة اليهوديَّة الأولى</w:t>
       </w:r>
       <w:r>
         <w:rPr>
-          <w:lang w:val="ar_AE" w:bidi="ar_AE"/>
-        </w:rPr>
-      </w:r>
-    </w:p>
-    <w:p>
-      <w:pPr>
-        <w:bidi/>
-      </w:pPr>
-      <w:r>
-        <w:rPr>
-          <w:lang w:val="ar_AE" w:bidi="ar_AE"/>
-        </w:rPr>
-      </w:r>
-      <w:r>
-        <w:rPr>
+          <w:rtl/>
+          <w:cs/>
+          <w:lang w:val="ar_AE" w:bidi="ar_AE"/>
+        </w:rPr>
+      </w:r>
+    </w:p>
+    <w:p>
+      <w:pPr>
+        <w:bidi/>
+      </w:pPr>
+      <w:r>
+        <w:rPr>
+          <w:rtl/>
+          <w:cs/>
+          <w:lang w:val="ar_AE" w:bidi="ar_AE"/>
+        </w:rPr>
+      </w:r>
+      <w:r>
+        <w:rPr>
+          <w:rtl/>
+          <w:cs/>
           <w:lang w:val="ar_AE" w:bidi="ar_AE"/>
         </w:rPr>
         <w:t xml:space="preserve">انتفاضة في عامي ٦٦–٧٠ م، حدثتْ نتيجةً لوجود سلسلة من الحُكام الرومان غير الفعالين في اليهوديَّة. بعد آخر ملوك اليهود، أغريباس الأول (هيرودس المذكور في </w:t>
@@ -823,6 +1021,8 @@
       <w:hyperlink r:id="rId30">
         <w:r>
           <w:rPr>
+            <w:rtl/>
+            <w:cs/>
             <w:lang w:val="ar_AE" w:bidi="ar_AE"/>
           </w:rPr>
           <w:rPr>
@@ -834,6 +1034,8 @@
       </w:hyperlink>
       <w:r>
         <w:rPr>
+          <w:rtl/>
+          <w:cs/>
           <w:lang w:val="ar_AE" w:bidi="ar_AE"/>
         </w:rPr>
         <w:t>)، الذي مات في عام ٤٤ م، كانت السنوات العشرون التالية مليئة بالاضطهاد والإهانة لليهود في فلسطين. لكي تصبح الاضطرابات ثورةً لا يوجد احتياج سوى لسبب آخر. قدَّمَ فلورس، الوالي الروماني المُعَيَّن في عام ٦٤ م، السبب الآخير. لقد استفزَ اليهود ودفعهم إلى انتفاضة في عام ٦٦ عندما طالبَ مالًا من خزانة الهيكل. تحت حكمه، كان الجنود الرومان يذبحون وينهبون اليهود.</w:t>
@@ -845,11 +1047,15 @@
       </w:pPr>
       <w:r>
         <w:rPr>
-          <w:lang w:val="ar_AE" w:bidi="ar_AE"/>
-        </w:rPr>
-      </w:r>
-      <w:r>
-        <w:rPr>
+          <w:rtl/>
+          <w:cs/>
+          <w:lang w:val="ar_AE" w:bidi="ar_AE"/>
+        </w:rPr>
+      </w:r>
+      <w:r>
+        <w:rPr>
+          <w:rtl/>
+          <w:cs/>
           <w:lang w:val="ar_AE" w:bidi="ar_AE"/>
         </w:rPr>
         <w:t>انتشرَ التمرُّد سريعًا في جميع أنحاء فلسطين، ورافقه صراعٌ عام بين اليهود والأمم في عدة مدن في شرق البحر الأبيض المتوسط. إن الغيورين هم من قادوا الثورة في فلسطين، وهم مجموعة يهوديَّة أرادت منذ فترة طويلة أن يَرحَل الرومان عن فلسطين. بعد انتصار يهودي أولي عند مَعبر بيت حورون، أرسلَ الإمبراطور نيرون أكثر قادته اقتدارًا، ڤاسبسيان، لتوجيه عملية معاقبة المُتمرَّدين.</w:t>
@@ -861,11 +1067,15 @@
       </w:pPr>
       <w:r>
         <w:rPr>
-          <w:lang w:val="ar_AE" w:bidi="ar_AE"/>
-        </w:rPr>
-      </w:r>
-      <w:r>
-        <w:rPr>
+          <w:rtl/>
+          <w:cs/>
+          <w:lang w:val="ar_AE" w:bidi="ar_AE"/>
+        </w:rPr>
+      </w:r>
+      <w:r>
+        <w:rPr>
+          <w:rtl/>
+          <w:cs/>
           <w:lang w:val="ar_AE" w:bidi="ar_AE"/>
         </w:rPr>
         <w:t>بحلول نهاية عام ٦٧ م، عاد كل الجليل والأراضي الشمالية الأخرى تحت الحُكم الروماني. في عامي ٦٧ و٦٨ م، لم تَترُك باقي العمليات في السامرة واليهوديَّة سوى أربعة حصون تحت السيطرة اليهوديَّة. عند هذه النقطة، تباطأتْ الحملة الرومانيَّة. انتحرَ نيرون في عام ٦٨ م. بعد ثلاثة أباطرة لم يَحكموا طويلًا، سيطرَ الجنرال ڤاسبسيان على الإمبراطوريَّة في عام ٦٩ م. أخذَ تيطُس ابنه زمام قيادة القوات في فلسطين وحاصر أورشليم في عام ٧٠ م.</w:t>
@@ -877,11 +1087,15 @@
       </w:pPr>
       <w:r>
         <w:rPr>
-          <w:lang w:val="ar_AE" w:bidi="ar_AE"/>
-        </w:rPr>
-      </w:r>
-      <w:r>
-        <w:rPr>
+          <w:rtl/>
+          <w:cs/>
+          <w:lang w:val="ar_AE" w:bidi="ar_AE"/>
+        </w:rPr>
+      </w:r>
+      <w:r>
+        <w:rPr>
+          <w:rtl/>
+          <w:cs/>
           <w:lang w:val="ar_AE" w:bidi="ar_AE"/>
         </w:rPr>
         <w:t>ربما كان اليهود في العاصمة أكثر استعدادًا لو أنهم استغلوا الاضطراب في روما لتعزيز موقفهم وَحَلِّ النزاعات بين المجموعات اليهوديَّة المُتحاربة. بدلًا من ذلك، أجبرهم وصول تيطس مع ثمانين ألف جندي على توحيد صفوفهم للدفاع الأخير عن المدينة.</w:t>
@@ -893,11 +1107,15 @@
       </w:pPr>
       <w:r>
         <w:rPr>
-          <w:lang w:val="ar_AE" w:bidi="ar_AE"/>
-        </w:rPr>
-      </w:r>
-      <w:r>
-        <w:rPr>
+          <w:rtl/>
+          <w:cs/>
+          <w:lang w:val="ar_AE" w:bidi="ar_AE"/>
+        </w:rPr>
+      </w:r>
+      <w:r>
+        <w:rPr>
+          <w:rtl/>
+          <w:cs/>
           <w:lang w:val="ar_AE" w:bidi="ar_AE"/>
         </w:rPr>
         <w:t>استمرَ حصارُ المدينة مدة خمسة أشهر. قاتلتْ أورشليم ببطولة ضد الرومان المتقدمين نحوها، مما جعلَ غَزو المدينة بطيئًا. جاءت لحظةٌ مأساويَّة في التاريخ اليهودي في وقت مبكر من شهر أغسطس من عام ٧٠ م، عندما لم تُقَدَّم الذبائح الصباحيَّة والمسائيَّة في الهيكل، أول مرة منذ قرون. حوالي يوم ٢٩ أغسطس، تحت ظروف غير واضحة حتى الآن، أُحرِقَ القُدس ودُمِّرَ الهيكل. حَقَّق هذا نبوءة يسوع (</w:t>
@@ -905,6 +1123,8 @@
       <w:hyperlink r:id="rId31">
         <w:r>
           <w:rPr>
+            <w:rtl/>
+            <w:cs/>
             <w:lang w:val="ar_AE" w:bidi="ar_AE"/>
           </w:rPr>
           <w:rPr>
@@ -916,6 +1136,8 @@
       </w:hyperlink>
       <w:r>
         <w:rPr>
+          <w:rtl/>
+          <w:cs/>
           <w:lang w:val="ar_AE" w:bidi="ar_AE"/>
         </w:rPr>
         <w:t xml:space="preserve">؛ </w:t>
@@ -923,6 +1145,8 @@
       <w:hyperlink r:id="rId32">
         <w:r>
           <w:rPr>
+            <w:rtl/>
+            <w:cs/>
             <w:lang w:val="ar_AE" w:bidi="ar_AE"/>
           </w:rPr>
           <w:rPr>
@@ -934,6 +1158,8 @@
       </w:hyperlink>
       <w:r>
         <w:rPr>
+          <w:rtl/>
+          <w:cs/>
           <w:lang w:val="ar_AE" w:bidi="ar_AE"/>
         </w:rPr>
         <w:t xml:space="preserve">؛ </w:t>
@@ -941,6 +1167,8 @@
       <w:hyperlink r:id="rId33">
         <w:r>
           <w:rPr>
+            <w:rtl/>
+            <w:cs/>
             <w:lang w:val="ar_AE" w:bidi="ar_AE"/>
           </w:rPr>
           <w:rPr>
@@ -952,6 +1180,8 @@
       </w:hyperlink>
       <w:r>
         <w:rPr>
+          <w:rtl/>
+          <w:cs/>
           <w:lang w:val="ar_AE" w:bidi="ar_AE"/>
         </w:rPr>
         <w:t xml:space="preserve">؛ </w:t>
@@ -959,6 +1189,8 @@
       <w:hyperlink r:id="rId34">
         <w:r>
           <w:rPr>
+            <w:rtl/>
+            <w:cs/>
             <w:lang w:val="ar_AE" w:bidi="ar_AE"/>
           </w:rPr>
           <w:rPr>
@@ -970,6 +1202,8 @@
       </w:hyperlink>
       <w:r>
         <w:rPr>
+          <w:rtl/>
+          <w:cs/>
           <w:lang w:val="ar_AE" w:bidi="ar_AE"/>
         </w:rPr>
         <w:t>). استمرت بعض المقاومة مدة شهر آخر، لكن بحلول نهاية شهر سبتمبر، كان الصراع قد انتهى في المدينة المُدمَّرة. في الإجمال، ربما قُتِلَ مليون يهوديًا وأُسِر ٩٠٠ ألف شخصًا في أثناء الثورة.</w:t>
@@ -981,75 +1215,99 @@
       </w:pPr>
       <w:r>
         <w:rPr>
+          <w:rtl/>
+          <w:cs/>
           <w:lang w:val="ar_AE" w:bidi="ar_AE"/>
         </w:rPr>
       </w:r>
       <w:r>
         <w:rPr>
           <w:i/>
+          <w:rtl/>
+          <w:cs/>
           <w:lang w:val="ar_AE" w:bidi="ar_AE"/>
         </w:rPr>
         <w:t>انظر أيضًا</w:t>
       </w:r>
       <w:r>
         <w:rPr>
+          <w:rtl/>
+          <w:cs/>
           <w:lang w:val="ar_AE" w:bidi="ar_AE"/>
         </w:rPr>
         <w:t xml:space="preserve"> </w:t>
       </w:r>
       <w:r>
         <w:rPr>
+          <w:rtl/>
+          <w:cs/>
           <w:lang w:val="ar_AE" w:bidi="ar_AE"/>
         </w:rPr>
         <w:t>إسرائيل، تاريخ</w:t>
       </w:r>
       <w:r>
         <w:rPr>
+          <w:rtl/>
+          <w:cs/>
           <w:lang w:val="ar_AE" w:bidi="ar_AE"/>
         </w:rPr>
         <w:t xml:space="preserve">؛ </w:t>
       </w:r>
       <w:r>
         <w:rPr>
+          <w:rtl/>
+          <w:cs/>
           <w:lang w:val="ar_AE" w:bidi="ar_AE"/>
         </w:rPr>
         <w:t>أورشليم</w:t>
       </w:r>
       <w:r>
         <w:rPr>
+          <w:rtl/>
+          <w:cs/>
           <w:lang w:val="ar_AE" w:bidi="ar_AE"/>
         </w:rPr>
         <w:t xml:space="preserve">؛ </w:t>
       </w:r>
       <w:r>
         <w:rPr>
+          <w:rtl/>
+          <w:cs/>
           <w:lang w:val="ar_AE" w:bidi="ar_AE"/>
         </w:rPr>
         <w:t>اليهوديَّة</w:t>
       </w:r>
       <w:r>
         <w:rPr>
+          <w:rtl/>
+          <w:cs/>
           <w:lang w:val="ar_AE" w:bidi="ar_AE"/>
         </w:rPr>
         <w:t>.</w:t>
       </w:r>
       <w:r>
         <w:rPr>
-          <w:lang w:val="ar_AE" w:bidi="ar_AE"/>
-        </w:rPr>
-      </w:r>
-      <w:r>
-        <w:rPr>
-          <w:lang w:val="ar_AE" w:bidi="ar_AE"/>
-        </w:rPr>
-      </w:r>
-    </w:p>
-    <w:p>
-      <w:pPr>
-        <w:bidi/>
-      </w:pPr>
-      <w:r>
-        <w:rPr>
+          <w:rtl/>
+          <w:cs/>
+          <w:lang w:val="ar_AE" w:bidi="ar_AE"/>
+        </w:rPr>
+      </w:r>
+      <w:r>
+        <w:rPr>
+          <w:rtl/>
+          <w:cs/>
+          <w:lang w:val="ar_AE" w:bidi="ar_AE"/>
+        </w:rPr>
+      </w:r>
+    </w:p>
+    <w:p>
+      <w:pPr>
+        <w:bidi/>
+      </w:pPr>
+      <w:r>
+        <w:rPr>
+          <w:rtl/>
+          <w:cs/>
           <w:lang w:val="ar_AE" w:bidi="ar_AE"/>
         </w:rPr>
       </w:r>
@@ -1061,27 +1319,35 @@
       </w:pPr>
       <w:r>
         <w:rPr>
+          <w:rtl/>
+          <w:cs/>
           <w:lang w:val="ar_AE" w:bidi="ar_AE"/>
         </w:rPr>
         <w:t>الثورة اليهودية الثانية</w:t>
       </w:r>
       <w:r>
         <w:rPr>
-          <w:lang w:val="ar_AE" w:bidi="ar_AE"/>
-        </w:rPr>
-      </w:r>
-    </w:p>
-    <w:p>
-      <w:pPr>
-        <w:bidi/>
-      </w:pPr>
-      <w:r>
-        <w:rPr>
-          <w:lang w:val="ar_AE" w:bidi="ar_AE"/>
-        </w:rPr>
-      </w:r>
-      <w:r>
-        <w:rPr>
+          <w:rtl/>
+          <w:cs/>
+          <w:lang w:val="ar_AE" w:bidi="ar_AE"/>
+        </w:rPr>
+      </w:r>
+    </w:p>
+    <w:p>
+      <w:pPr>
+        <w:bidi/>
+      </w:pPr>
+      <w:r>
+        <w:rPr>
+          <w:rtl/>
+          <w:cs/>
+          <w:lang w:val="ar_AE" w:bidi="ar_AE"/>
+        </w:rPr>
+      </w:r>
+      <w:r>
+        <w:rPr>
+          <w:rtl/>
+          <w:cs/>
           <w:lang w:val="ar_AE" w:bidi="ar_AE"/>
         </w:rPr>
         <w:t>ثورة يهودية سميت باسم قائدها، بار كوخبا. استمرت من عام 131 إلى 135 ميلادي. وقد نشبت لسببين:</w:t>
@@ -1100,11 +1366,15 @@
       </w:pPr>
       <w:r>
         <w:rPr>
-          <w:lang w:val="ar_AE" w:bidi="ar_AE"/>
-        </w:rPr>
-      </w:r>
-      <w:r>
-        <w:rPr>
+          <w:rtl/>
+          <w:cs/>
+          <w:lang w:val="ar_AE" w:bidi="ar_AE"/>
+        </w:rPr>
+      </w:r>
+      <w:r>
+        <w:rPr>
+          <w:rtl/>
+          <w:cs/>
           <w:lang w:val="ar_AE" w:bidi="ar_AE"/>
         </w:rPr>
         <w:t>جعل الإمبراطور هادريان الختان جريمة يعاقب عليها بالإعدام.</w:t>
@@ -1119,11 +1389,15 @@
       </w:pPr>
       <w:r>
         <w:rPr>
-          <w:lang w:val="ar_AE" w:bidi="ar_AE"/>
-        </w:rPr>
-      </w:r>
-      <w:r>
-        <w:rPr>
+          <w:rtl/>
+          <w:cs/>
+          <w:lang w:val="ar_AE" w:bidi="ar_AE"/>
+        </w:rPr>
+      </w:r>
+      <w:r>
+        <w:rPr>
+          <w:rtl/>
+          <w:cs/>
           <w:lang w:val="ar_AE" w:bidi="ar_AE"/>
         </w:rPr>
         <w:t>قرر إعادة بناء أورشليم وإقامة مزار لزفس على أنقاض موقع الهيكل. أثار هذا غضب الشعب اليهودي.</w:t>
@@ -1135,11 +1409,15 @@
       </w:pPr>
       <w:r>
         <w:rPr>
-          <w:lang w:val="ar_AE" w:bidi="ar_AE"/>
-        </w:rPr>
-      </w:r>
-      <w:r>
-        <w:rPr>
+          <w:rtl/>
+          <w:cs/>
+          <w:lang w:val="ar_AE" w:bidi="ar_AE"/>
+        </w:rPr>
+      </w:r>
+      <w:r>
+        <w:rPr>
+          <w:rtl/>
+          <w:cs/>
           <w:lang w:val="ar_AE" w:bidi="ar_AE"/>
         </w:rPr>
         <w:t>اسم بار-كوخبا يعني "ابن النجم". كان يُعتقد أنه "النجم [الذي] سيخرج من يَعْقوبَ" (</w:t>
@@ -1147,6 +1425,8 @@
       <w:hyperlink r:id="rId35">
         <w:r>
           <w:rPr>
+            <w:rtl/>
+            <w:cs/>
             <w:lang w:val="ar_AE" w:bidi="ar_AE"/>
           </w:rPr>
           <w:rPr>
@@ -1158,6 +1438,8 @@
       </w:hyperlink>
       <w:r>
         <w:rPr>
+          <w:rtl/>
+          <w:cs/>
           <w:lang w:val="ar_AE" w:bidi="ar_AE"/>
         </w:rPr>
         <w:t>). أعلن العديد من اليهود أن بار-كوخبا هو المَسِيَّا (المخلص أو القائد المختار الذي كان العديد من اليهود ينتظرونه). استخدم بار-كوخبا الهجمات المفاجئة لمحاربة الرومان. هذا النوع من القتال أدى إلى خسائر كبيرة لكل من اليهود والرومان. وأخيرًا، هزم القائد الروماني يولِيوس سيفيروس المقاومة اليهودية.</w:t>
@@ -1169,11 +1451,15 @@
       </w:pPr>
       <w:r>
         <w:rPr>
-          <w:lang w:val="ar_AE" w:bidi="ar_AE"/>
-        </w:rPr>
-      </w:r>
-      <w:r>
-        <w:rPr>
+          <w:rtl/>
+          <w:cs/>
+          <w:lang w:val="ar_AE" w:bidi="ar_AE"/>
+        </w:rPr>
+      </w:r>
+      <w:r>
+        <w:rPr>
+          <w:rtl/>
+          <w:cs/>
           <w:lang w:val="ar_AE" w:bidi="ar_AE"/>
         </w:rPr>
         <w:t>أعاد هادريان بناء أورشليم وأعاد تسميتها إيليا كابيتولينا. أعاد توطينها بالوثنيين ومنع اليهود من دخولها وإلا سيتم قتلهم.</w:t>
@@ -1185,51 +1471,67 @@
       </w:pPr>
       <w:r>
         <w:rPr>
+          <w:rtl/>
+          <w:cs/>
           <w:lang w:val="ar_AE" w:bidi="ar_AE"/>
         </w:rPr>
       </w:r>
       <w:r>
         <w:rPr>
           <w:b/>
+          <w:rtl/>
+          <w:cs/>
           <w:lang w:val="ar_AE" w:bidi="ar_AE"/>
         </w:rPr>
         <w:t>انظر أيضًا</w:t>
       </w:r>
       <w:r>
         <w:rPr>
+          <w:rtl/>
+          <w:cs/>
           <w:lang w:val="ar_AE" w:bidi="ar_AE"/>
         </w:rPr>
         <w:t xml:space="preserve"> </w:t>
       </w:r>
       <w:r>
         <w:rPr>
+          <w:rtl/>
+          <w:cs/>
           <w:lang w:val="ar_AE" w:bidi="ar_AE"/>
         </w:rPr>
         <w:t>بار كوخبا، بار كوكبا</w:t>
       </w:r>
       <w:r>
         <w:rPr>
+          <w:rtl/>
+          <w:cs/>
           <w:lang w:val="ar_AE" w:bidi="ar_AE"/>
         </w:rPr>
         <w:t>.</w:t>
       </w:r>
       <w:r>
         <w:rPr>
-          <w:lang w:val="ar_AE" w:bidi="ar_AE"/>
-        </w:rPr>
-      </w:r>
-      <w:r>
-        <w:rPr>
-          <w:lang w:val="ar_AE" w:bidi="ar_AE"/>
-        </w:rPr>
-      </w:r>
-    </w:p>
-    <w:p>
-      <w:pPr>
-        <w:bidi/>
-      </w:pPr>
-      <w:r>
-        <w:rPr>
+          <w:rtl/>
+          <w:cs/>
+          <w:lang w:val="ar_AE" w:bidi="ar_AE"/>
+        </w:rPr>
+      </w:r>
+      <w:r>
+        <w:rPr>
+          <w:rtl/>
+          <w:cs/>
+          <w:lang w:val="ar_AE" w:bidi="ar_AE"/>
+        </w:rPr>
+      </w:r>
+    </w:p>
+    <w:p>
+      <w:pPr>
+        <w:bidi/>
+      </w:pPr>
+      <w:r>
+        <w:rPr>
+          <w:rtl/>
+          <w:cs/>
           <w:lang w:val="ar_AE" w:bidi="ar_AE"/>
         </w:rPr>
       </w:r>
@@ -1241,27 +1543,35 @@
       </w:pPr>
       <w:r>
         <w:rPr>
+          <w:rtl/>
+          <w:cs/>
           <w:lang w:val="ar_AE" w:bidi="ar_AE"/>
         </w:rPr>
         <w:t>ثاؤفيلُس</w:t>
       </w:r>
       <w:r>
         <w:rPr>
-          <w:lang w:val="ar_AE" w:bidi="ar_AE"/>
-        </w:rPr>
-      </w:r>
-    </w:p>
-    <w:p>
-      <w:pPr>
-        <w:bidi/>
-      </w:pPr>
-      <w:r>
-        <w:rPr>
-          <w:lang w:val="ar_AE" w:bidi="ar_AE"/>
-        </w:rPr>
-      </w:r>
-      <w:r>
-        <w:rPr>
+          <w:rtl/>
+          <w:cs/>
+          <w:lang w:val="ar_AE" w:bidi="ar_AE"/>
+        </w:rPr>
+      </w:r>
+    </w:p>
+    <w:p>
+      <w:pPr>
+        <w:bidi/>
+      </w:pPr>
+      <w:r>
+        <w:rPr>
+          <w:rtl/>
+          <w:cs/>
+          <w:lang w:val="ar_AE" w:bidi="ar_AE"/>
+        </w:rPr>
+      </w:r>
+      <w:r>
+        <w:rPr>
+          <w:rtl/>
+          <w:cs/>
           <w:lang w:val="ar_AE" w:bidi="ar_AE"/>
         </w:rPr>
         <w:t>1. الشخص المُرسَل إليه بشارة لوقا وأعمال الرسل (</w:t>
@@ -1269,6 +1579,8 @@
       <w:hyperlink r:id="rId36">
         <w:r>
           <w:rPr>
+            <w:rtl/>
+            <w:cs/>
             <w:lang w:val="ar_AE" w:bidi="ar_AE"/>
           </w:rPr>
           <w:rPr>
@@ -1280,6 +1592,8 @@
       </w:hyperlink>
       <w:r>
         <w:rPr>
+          <w:rtl/>
+          <w:cs/>
           <w:lang w:val="ar_AE" w:bidi="ar_AE"/>
         </w:rPr>
         <w:t xml:space="preserve"> </w:t>
@@ -1287,6 +1601,8 @@
       <w:hyperlink r:id="rId37">
         <w:r>
           <w:rPr>
+            <w:rtl/>
+            <w:cs/>
             <w:lang w:val="ar_AE" w:bidi="ar_AE"/>
           </w:rPr>
           <w:rPr>
@@ -1298,6 +1614,8 @@
       </w:hyperlink>
       <w:r>
         <w:rPr>
+          <w:rtl/>
+          <w:cs/>
           <w:lang w:val="ar_AE" w:bidi="ar_AE"/>
         </w:rPr>
         <w:t>). بما أن ثاؤفيلُس يمكن ترجمته إلى "محب الله" أو "حبيب الله"، فقد اقترح الكثيرون أن ثاؤفيلُس هو لقب وليس اسمًا حقيقيًا وأنه يشير إلى الجمهور العام للبشارة والسفر. ومع ذلك، فإن استخدام مثل هذه الألقاب العامة يتعارض مع الممارسة العادية للعهد الجديد. علاوة على ذلك، فإن الصفة "العزيز" تشير عمومًا إلى فرد، خاصةً شخص ذو مرتبة عالية. خاطب بولس فستوس بـ "العزيز"، وخاطب كلوديوس ليسياس وتيرتلس فيلكس باللقب عينه (</w:t>
@@ -1305,6 +1623,8 @@
       <w:hyperlink r:id="rId38">
         <w:r>
           <w:rPr>
+            <w:rtl/>
+            <w:cs/>
             <w:lang w:val="ar_AE" w:bidi="ar_AE"/>
           </w:rPr>
           <w:rPr>
@@ -1316,6 +1636,8 @@
       </w:hyperlink>
       <w:r>
         <w:rPr>
+          <w:rtl/>
+          <w:cs/>
           <w:lang w:val="ar_AE" w:bidi="ar_AE"/>
         </w:rPr>
         <w:t xml:space="preserve"> </w:t>
@@ -1323,6 +1645,8 @@
       <w:hyperlink r:id="rId39">
         <w:r>
           <w:rPr>
+            <w:rtl/>
+            <w:cs/>
             <w:lang w:val="ar_AE" w:bidi="ar_AE"/>
           </w:rPr>
           <w:rPr>
@@ -1334,6 +1658,8 @@
       </w:hyperlink>
       <w:r>
         <w:rPr>
+          <w:rtl/>
+          <w:cs/>
           <w:lang w:val="ar_AE" w:bidi="ar_AE"/>
         </w:rPr>
         <w:t xml:space="preserve"> </w:t>
@@ -1341,6 +1667,8 @@
       <w:hyperlink r:id="rId40">
         <w:r>
           <w:rPr>
+            <w:rtl/>
+            <w:cs/>
             <w:lang w:val="ar_AE" w:bidi="ar_AE"/>
           </w:rPr>
           <w:rPr>
@@ -1352,6 +1680,8 @@
       </w:hyperlink>
       <w:r>
         <w:rPr>
+          <w:rtl/>
+          <w:cs/>
           <w:lang w:val="ar_AE" w:bidi="ar_AE"/>
         </w:rPr>
         <w:t>). على الرغم من أن ثاؤفيلُس قد يكون له مكانة نبيلة، من الصعب التكهن بما قد تكون وظيفته.</w:t>
@@ -1363,32 +1693,42 @@
       </w:pPr>
       <w:r>
         <w:rPr>
-          <w:lang w:val="ar_AE" w:bidi="ar_AE"/>
-        </w:rPr>
-      </w:r>
-      <w:r>
-        <w:rPr>
+          <w:rtl/>
+          <w:cs/>
+          <w:lang w:val="ar_AE" w:bidi="ar_AE"/>
+        </w:rPr>
+      </w:r>
+      <w:r>
+        <w:rPr>
+          <w:rtl/>
+          <w:cs/>
           <w:lang w:val="ar_AE" w:bidi="ar_AE"/>
         </w:rPr>
         <w:t>2. رئيس كهنة كان ابن حَنَّان، وصهر قيافا، وأخو يوناثان. عينه الحاكم الروماني فيتيليوس رئيسًا للكهنة خلفًا ليوناثان في عام 37 ميلادي. خدم حتى عزله هيرودس أغريباس في عام 41 ميلادي، وكان على الأرجح رئيس الكهنة الذي أعطى بولس السلطة لاضطهاد المسيحيين. لم يُذكر باسمه في العهد الجديد.</w:t>
       </w:r>
       <w:r>
         <w:rPr>
-          <w:lang w:val="ar_AE" w:bidi="ar_AE"/>
-        </w:rPr>
-      </w:r>
-      <w:r>
-        <w:rPr>
-          <w:lang w:val="ar_AE" w:bidi="ar_AE"/>
-        </w:rPr>
-      </w:r>
-    </w:p>
-    <w:p>
-      <w:pPr>
-        <w:bidi/>
-      </w:pPr>
-      <w:r>
-        <w:rPr>
+          <w:rtl/>
+          <w:cs/>
+          <w:lang w:val="ar_AE" w:bidi="ar_AE"/>
+        </w:rPr>
+      </w:r>
+      <w:r>
+        <w:rPr>
+          <w:rtl/>
+          <w:cs/>
+          <w:lang w:val="ar_AE" w:bidi="ar_AE"/>
+        </w:rPr>
+      </w:r>
+    </w:p>
+    <w:p>
+      <w:pPr>
+        <w:bidi/>
+      </w:pPr>
+      <w:r>
+        <w:rPr>
+          <w:rtl/>
+          <w:cs/>
           <w:lang w:val="ar_AE" w:bidi="ar_AE"/>
         </w:rPr>
       </w:r>
@@ -1400,27 +1740,35 @@
       </w:pPr>
       <w:r>
         <w:rPr>
+          <w:rtl/>
+          <w:cs/>
           <w:lang w:val="ar_AE" w:bidi="ar_AE"/>
         </w:rPr>
         <w:t>ثالوث</w:t>
       </w:r>
       <w:r>
         <w:rPr>
-          <w:lang w:val="ar_AE" w:bidi="ar_AE"/>
-        </w:rPr>
-      </w:r>
-    </w:p>
-    <w:p>
-      <w:pPr>
-        <w:bidi/>
-      </w:pPr>
-      <w:r>
-        <w:rPr>
-          <w:lang w:val="ar_AE" w:bidi="ar_AE"/>
-        </w:rPr>
-      </w:r>
-      <w:r>
-        <w:rPr>
+          <w:rtl/>
+          <w:cs/>
+          <w:lang w:val="ar_AE" w:bidi="ar_AE"/>
+        </w:rPr>
+      </w:r>
+    </w:p>
+    <w:p>
+      <w:pPr>
+        <w:bidi/>
+      </w:pPr>
+      <w:r>
+        <w:rPr>
+          <w:rtl/>
+          <w:cs/>
+          <w:lang w:val="ar_AE" w:bidi="ar_AE"/>
+        </w:rPr>
+      </w:r>
+      <w:r>
+        <w:rPr>
+          <w:rtl/>
+          <w:cs/>
           <w:lang w:val="ar_AE" w:bidi="ar_AE"/>
         </w:rPr>
         <w:t>هو مصطلح يشير إلى الأقانيم الثلاثة في الله: الآب، والابن، والروح القدس.</w:t>
@@ -1432,11 +1780,15 @@
       </w:pPr>
       <w:r>
         <w:rPr>
-          <w:lang w:val="ar_AE" w:bidi="ar_AE"/>
-        </w:rPr>
-      </w:r>
-      <w:r>
-        <w:rPr>
+          <w:rtl/>
+          <w:cs/>
+          <w:lang w:val="ar_AE" w:bidi="ar_AE"/>
+        </w:rPr>
+      </w:r>
+      <w:r>
+        <w:rPr>
+          <w:rtl/>
+          <w:cs/>
           <w:lang w:val="ar_AE" w:bidi="ar_AE"/>
         </w:rPr>
         <w:t xml:space="preserve">كلمة "الثالوث" لا تظهر في الكتاب المقدس؛ ولكن قد تم استخدامها من قِبَل العلماء لوصف الأقانيم الثلاثة لله. ففي جميع أنحاء الكتاب المقدس، يتم تقديم الله كآب، وابن، وروح—ليس ثلاثة "آلهة" بل ثلاث شخصيات أو أقانيم للإله الواحد والأوحد (انظر، على سبيل المثال، </w:t>
@@ -1444,6 +1796,8 @@
       <w:hyperlink r:id="rId41">
         <w:r>
           <w:rPr>
+            <w:rtl/>
+            <w:cs/>
             <w:lang w:val="ar_AE" w:bidi="ar_AE"/>
           </w:rPr>
           <w:rPr>
@@ -1455,6 +1809,8 @@
       </w:hyperlink>
       <w:r>
         <w:rPr>
+          <w:rtl/>
+          <w:cs/>
           <w:lang w:val="ar_AE" w:bidi="ar_AE"/>
         </w:rPr>
         <w:t xml:space="preserve">; </w:t>
@@ -1462,6 +1818,8 @@
       <w:hyperlink r:id="rId42">
         <w:r>
           <w:rPr>
+            <w:rtl/>
+            <w:cs/>
             <w:lang w:val="ar_AE" w:bidi="ar_AE"/>
           </w:rPr>
           <w:rPr>
@@ -1473,6 +1831,8 @@
       </w:hyperlink>
       <w:r>
         <w:rPr>
+          <w:rtl/>
+          <w:cs/>
           <w:lang w:val="ar_AE" w:bidi="ar_AE"/>
         </w:rPr>
         <w:t xml:space="preserve">; </w:t>
@@ -1480,6 +1840,8 @@
       <w:hyperlink r:id="rId43">
         <w:r>
           <w:rPr>
+            <w:rtl/>
+            <w:cs/>
             <w:lang w:val="ar_AE" w:bidi="ar_AE"/>
           </w:rPr>
           <w:rPr>
@@ -1491,6 +1853,8 @@
       </w:hyperlink>
       <w:r>
         <w:rPr>
+          <w:rtl/>
+          <w:cs/>
           <w:lang w:val="ar_AE" w:bidi="ar_AE"/>
         </w:rPr>
         <w:t xml:space="preserve">). وتُقدم الكتب المُقَدَّسة الآب كمصدر الخلق، ومانح الحياة، وإله كل الكون (انظر </w:t>
@@ -1498,6 +1862,8 @@
       <w:hyperlink r:id="rId44">
         <w:r>
           <w:rPr>
+            <w:rtl/>
+            <w:cs/>
             <w:lang w:val="ar_AE" w:bidi="ar_AE"/>
           </w:rPr>
           <w:rPr>
@@ -1509,6 +1875,8 @@
       </w:hyperlink>
       <w:r>
         <w:rPr>
+          <w:rtl/>
+          <w:cs/>
           <w:lang w:val="ar_AE" w:bidi="ar_AE"/>
         </w:rPr>
         <w:t xml:space="preserve">; </w:t>
@@ -1516,6 +1884,8 @@
       <w:hyperlink r:id="rId45">
         <w:r>
           <w:rPr>
+            <w:rtl/>
+            <w:cs/>
             <w:lang w:val="ar_AE" w:bidi="ar_AE"/>
           </w:rPr>
           <w:rPr>
@@ -1527,6 +1897,8 @@
       </w:hyperlink>
       <w:r>
         <w:rPr>
+          <w:rtl/>
+          <w:cs/>
           <w:lang w:val="ar_AE" w:bidi="ar_AE"/>
         </w:rPr>
         <w:t xml:space="preserve">; </w:t>
@@ -1534,6 +1906,8 @@
       <w:hyperlink r:id="rId46">
         <w:r>
           <w:rPr>
+            <w:rtl/>
+            <w:cs/>
             <w:lang w:val="ar_AE" w:bidi="ar_AE"/>
           </w:rPr>
           <w:rPr>
@@ -1545,6 +1919,8 @@
       </w:hyperlink>
       <w:r>
         <w:rPr>
+          <w:rtl/>
+          <w:cs/>
           <w:lang w:val="ar_AE" w:bidi="ar_AE"/>
         </w:rPr>
         <w:t xml:space="preserve">). والابن يُقدَّم كصورة الله غير المرئي، التعبير الدقيق لجوهره وطبيعته، والمسيَّا-المُخَلِّص (انظر </w:t>
@@ -1552,6 +1928,8 @@
       <w:hyperlink r:id="rId47">
         <w:r>
           <w:rPr>
+            <w:rtl/>
+            <w:cs/>
             <w:lang w:val="ar_AE" w:bidi="ar_AE"/>
           </w:rPr>
           <w:rPr>
@@ -1563,6 +1941,8 @@
       </w:hyperlink>
       <w:r>
         <w:rPr>
+          <w:rtl/>
+          <w:cs/>
           <w:lang w:val="ar_AE" w:bidi="ar_AE"/>
         </w:rPr>
         <w:t xml:space="preserve">; </w:t>
@@ -1570,6 +1950,8 @@
       <w:hyperlink r:id="rId48">
         <w:r>
           <w:rPr>
+            <w:rtl/>
+            <w:cs/>
             <w:lang w:val="ar_AE" w:bidi="ar_AE"/>
           </w:rPr>
           <w:rPr>
@@ -1581,6 +1963,8 @@
       </w:hyperlink>
       <w:r>
         <w:rPr>
+          <w:rtl/>
+          <w:cs/>
           <w:lang w:val="ar_AE" w:bidi="ar_AE"/>
         </w:rPr>
         <w:t xml:space="preserve">; </w:t>
@@ -1588,6 +1972,8 @@
       <w:hyperlink r:id="rId49">
         <w:r>
           <w:rPr>
+            <w:rtl/>
+            <w:cs/>
             <w:lang w:val="ar_AE" w:bidi="ar_AE"/>
           </w:rPr>
           <w:rPr>
@@ -1599,6 +1985,8 @@
       </w:hyperlink>
       <w:r>
         <w:rPr>
+          <w:rtl/>
+          <w:cs/>
           <w:lang w:val="ar_AE" w:bidi="ar_AE"/>
         </w:rPr>
         <w:t xml:space="preserve">). والروح هو الله العامل، الله الذي يصل إلى الناس—يؤثر عليهم، يجددهم، يملأهم، ويرشدهم (انظر </w:t>
@@ -1606,6 +1994,8 @@
       <w:hyperlink r:id="rId50">
         <w:r>
           <w:rPr>
+            <w:rtl/>
+            <w:cs/>
             <w:lang w:val="ar_AE" w:bidi="ar_AE"/>
           </w:rPr>
           <w:rPr>
@@ -1617,6 +2007,8 @@
       </w:hyperlink>
       <w:r>
         <w:rPr>
+          <w:rtl/>
+          <w:cs/>
           <w:lang w:val="ar_AE" w:bidi="ar_AE"/>
         </w:rPr>
         <w:t xml:space="preserve">; </w:t>
@@ -1624,6 +2016,8 @@
       <w:hyperlink r:id="rId51">
         <w:r>
           <w:rPr>
+            <w:rtl/>
+            <w:cs/>
             <w:lang w:val="ar_AE" w:bidi="ar_AE"/>
           </w:rPr>
           <w:rPr>
@@ -1635,6 +2029,8 @@
       </w:hyperlink>
       <w:r>
         <w:rPr>
+          <w:rtl/>
+          <w:cs/>
           <w:lang w:val="ar_AE" w:bidi="ar_AE"/>
         </w:rPr>
         <w:t xml:space="preserve">; </w:t>
@@ -1642,6 +2038,8 @@
       <w:hyperlink r:id="rId52">
         <w:r>
           <w:rPr>
+            <w:rtl/>
+            <w:cs/>
             <w:lang w:val="ar_AE" w:bidi="ar_AE"/>
           </w:rPr>
           <w:rPr>
@@ -1653,6 +2051,8 @@
       </w:hyperlink>
       <w:r>
         <w:rPr>
+          <w:rtl/>
+          <w:cs/>
           <w:lang w:val="ar_AE" w:bidi="ar_AE"/>
         </w:rPr>
         <w:t xml:space="preserve">; </w:t>
@@ -1660,6 +2060,8 @@
       <w:hyperlink r:id="rId53">
         <w:r>
           <w:rPr>
+            <w:rtl/>
+            <w:cs/>
             <w:lang w:val="ar_AE" w:bidi="ar_AE"/>
           </w:rPr>
           <w:rPr>
@@ -1671,6 +2073,8 @@
       </w:hyperlink>
       <w:r>
         <w:rPr>
+          <w:rtl/>
+          <w:cs/>
           <w:lang w:val="ar_AE" w:bidi="ar_AE"/>
         </w:rPr>
         <w:t xml:space="preserve">). هؤلاء الثلاثة هم وحدة ثلاثية، يسكنون في بعضهم البعض ويعملون معًا لتحقيق التصميم الإلهي في الكون (انظر </w:t>
@@ -1678,6 +2082,8 @@
       <w:hyperlink r:id="rId54">
         <w:r>
           <w:rPr>
+            <w:rtl/>
+            <w:cs/>
             <w:lang w:val="ar_AE" w:bidi="ar_AE"/>
           </w:rPr>
           <w:rPr>
@@ -1689,6 +2095,8 @@
       </w:hyperlink>
       <w:r>
         <w:rPr>
+          <w:rtl/>
+          <w:cs/>
           <w:lang w:val="ar_AE" w:bidi="ar_AE"/>
         </w:rPr>
         <w:t>).</w:t>
@@ -1700,75 +2108,99 @@
       </w:pPr>
       <w:r>
         <w:rPr>
+          <w:rtl/>
+          <w:cs/>
           <w:lang w:val="ar_AE" w:bidi="ar_AE"/>
         </w:rPr>
       </w:r>
       <w:r>
         <w:rPr>
           <w:i/>
+          <w:rtl/>
+          <w:cs/>
           <w:lang w:val="ar_AE" w:bidi="ar_AE"/>
         </w:rPr>
         <w:t>انظر أيضا</w:t>
       </w:r>
       <w:r>
         <w:rPr>
+          <w:rtl/>
+          <w:cs/>
           <w:lang w:val="ar_AE" w:bidi="ar_AE"/>
         </w:rPr>
         <w:t xml:space="preserve"> </w:t>
       </w:r>
       <w:r>
         <w:rPr>
+          <w:rtl/>
+          <w:cs/>
           <w:lang w:val="ar_AE" w:bidi="ar_AE"/>
         </w:rPr>
         <w:t>الله، أسماء (الآب)</w:t>
       </w:r>
       <w:r>
         <w:rPr>
+          <w:rtl/>
+          <w:cs/>
           <w:lang w:val="ar_AE" w:bidi="ar_AE"/>
         </w:rPr>
         <w:t xml:space="preserve">; </w:t>
       </w:r>
       <w:r>
         <w:rPr>
+          <w:rtl/>
+          <w:cs/>
           <w:lang w:val="ar_AE" w:bidi="ar_AE"/>
         </w:rPr>
         <w:t>ابن الله</w:t>
       </w:r>
       <w:r>
         <w:rPr>
+          <w:rtl/>
+          <w:cs/>
           <w:lang w:val="ar_AE" w:bidi="ar_AE"/>
         </w:rPr>
         <w:t xml:space="preserve">; </w:t>
       </w:r>
       <w:r>
         <w:rPr>
+          <w:rtl/>
+          <w:cs/>
           <w:lang w:val="ar_AE" w:bidi="ar_AE"/>
         </w:rPr>
         <w:t>الروح</w:t>
       </w:r>
       <w:r>
         <w:rPr>
+          <w:rtl/>
+          <w:cs/>
           <w:lang w:val="ar_AE" w:bidi="ar_AE"/>
         </w:rPr>
         <w:t>.</w:t>
       </w:r>
       <w:r>
         <w:rPr>
-          <w:lang w:val="ar_AE" w:bidi="ar_AE"/>
-        </w:rPr>
-      </w:r>
-      <w:r>
-        <w:rPr>
-          <w:lang w:val="ar_AE" w:bidi="ar_AE"/>
-        </w:rPr>
-      </w:r>
-    </w:p>
-    <w:p>
-      <w:pPr>
-        <w:bidi/>
-      </w:pPr>
-      <w:r>
-        <w:rPr>
+          <w:rtl/>
+          <w:cs/>
+          <w:lang w:val="ar_AE" w:bidi="ar_AE"/>
+        </w:rPr>
+      </w:r>
+      <w:r>
+        <w:rPr>
+          <w:rtl/>
+          <w:cs/>
+          <w:lang w:val="ar_AE" w:bidi="ar_AE"/>
+        </w:rPr>
+      </w:r>
+    </w:p>
+    <w:p>
+      <w:pPr>
+        <w:bidi/>
+      </w:pPr>
+      <w:r>
+        <w:rPr>
+          <w:rtl/>
+          <w:cs/>
           <w:lang w:val="ar_AE" w:bidi="ar_AE"/>
         </w:rPr>
       </w:r>
@@ -1780,12 +2212,16 @@
       </w:pPr>
       <w:r>
         <w:rPr>
+          <w:rtl/>
+          <w:cs/>
           <w:lang w:val="ar_AE" w:bidi="ar_AE"/>
         </w:rPr>
         <w:t>ثَامَارَ (اسم مكان)</w:t>
       </w:r>
       <w:r>
         <w:rPr>
+          <w:rtl/>
+          <w:cs/>
           <w:lang w:val="ar_AE" w:bidi="ar_AE"/>
         </w:rPr>
       </w:r>
@@ -1797,12 +2233,16 @@
       </w:pPr>
       <w:r>
         <w:rPr>
+          <w:rtl/>
+          <w:cs/>
           <w:lang w:val="ar_AE" w:bidi="ar_AE"/>
         </w:rPr>
         <w:t xml:space="preserve">ثَامَارَ </w:t>
       </w:r>
       <w:r>
         <w:rPr>
+          <w:rtl/>
+          <w:cs/>
           <w:lang w:val="ar_AE" w:bidi="ar_AE"/>
         </w:rPr>
         <w:t>(اسم مكان)</w:t>
@@ -1814,11 +2254,15 @@
       </w:pPr>
       <w:r>
         <w:rPr>
-          <w:lang w:val="ar_AE" w:bidi="ar_AE"/>
-        </w:rPr>
-      </w:r>
-      <w:r>
-        <w:rPr>
+          <w:rtl/>
+          <w:cs/>
+          <w:lang w:val="ar_AE" w:bidi="ar_AE"/>
+        </w:rPr>
+      </w:r>
+      <w:r>
+        <w:rPr>
+          <w:rtl/>
+          <w:cs/>
           <w:lang w:val="ar_AE" w:bidi="ar_AE"/>
         </w:rPr>
         <w:t>مدينة تقع جنوب غرب البحر الميت في سبط يهوذا (</w:t>
@@ -1826,6 +2270,8 @@
       <w:hyperlink r:id="rId55">
         <w:r>
           <w:rPr>
+            <w:rtl/>
+            <w:cs/>
             <w:lang w:val="ar_AE" w:bidi="ar_AE"/>
           </w:rPr>
           <w:rPr>
@@ -1837,6 +2283,8 @@
       </w:hyperlink>
       <w:r>
         <w:rPr>
+          <w:rtl/>
+          <w:cs/>
           <w:lang w:val="ar_AE" w:bidi="ar_AE"/>
         </w:rPr>
         <w:t xml:space="preserve"> </w:t>
@@ -1844,6 +2292,8 @@
       <w:hyperlink r:id="rId56">
         <w:r>
           <w:rPr>
+            <w:rtl/>
+            <w:cs/>
             <w:lang w:val="ar_AE" w:bidi="ar_AE"/>
           </w:rPr>
           <w:rPr>
@@ -1855,6 +2305,8 @@
       </w:hyperlink>
       <w:r>
         <w:rPr>
+          <w:rtl/>
+          <w:cs/>
           <w:lang w:val="ar_AE" w:bidi="ar_AE"/>
         </w:rPr>
         <w:t xml:space="preserve">). ذُكِرت مدينة ثامار في بعض المخطوطات العبرية لنص </w:t>
@@ -1862,6 +2314,8 @@
       <w:hyperlink r:id="rId57">
         <w:r>
           <w:rPr>
+            <w:rtl/>
+            <w:cs/>
             <w:lang w:val="ar_AE" w:bidi="ar_AE"/>
           </w:rPr>
           <w:rPr>
@@ -1873,18 +2327,24 @@
       </w:hyperlink>
       <w:r>
         <w:rPr>
+          <w:rtl/>
+          <w:cs/>
           <w:lang w:val="ar_AE" w:bidi="ar_AE"/>
         </w:rPr>
         <w:t xml:space="preserve"> (بدلًا من "</w:t>
       </w:r>
       <w:r>
         <w:rPr>
+          <w:rtl/>
+          <w:cs/>
           <w:lang w:val="ar_AE" w:bidi="ar_AE"/>
         </w:rPr>
         <w:t xml:space="preserve">تَدْمُرَ" في الترجمة العربية البستاني-فاندايك) باعتبارها أحد </w:t>
       </w:r>
       <w:r>
         <w:rPr>
+          <w:rtl/>
+          <w:cs/>
           <w:lang w:val="ar_AE" w:bidi="ar_AE"/>
         </w:rPr>
         <w:t>الأماكن التي بناها سليمان في أثناء حملته لتعزيز قوة وعظمة الإمبراطورية اليهودية. وربما جرى تحصين هذه المدينة بعناية لحماية الطريق التجاري المهم الواقع بين ميناء إيلات وجنوب شبه الجزيرة العربية.</w:t>
@@ -1896,44 +2356,58 @@
       </w:pPr>
       <w:r>
         <w:rPr>
-          <w:lang w:val="ar_AE" w:bidi="ar_AE"/>
-        </w:rPr>
-      </w:r>
-      <w:r>
-        <w:rPr>
+          <w:rtl/>
+          <w:cs/>
+          <w:lang w:val="ar_AE" w:bidi="ar_AE"/>
+        </w:rPr>
+      </w:r>
+      <w:r>
+        <w:rPr>
+          <w:rtl/>
+          <w:cs/>
           <w:lang w:val="ar_AE" w:bidi="ar_AE"/>
         </w:rPr>
         <w:t xml:space="preserve">انظر أيضًا </w:t>
       </w:r>
       <w:r>
         <w:rPr>
+          <w:rtl/>
+          <w:cs/>
           <w:lang w:val="ar_AE" w:bidi="ar_AE"/>
         </w:rPr>
         <w:t>تدمر</w:t>
       </w:r>
       <w:r>
         <w:rPr>
+          <w:rtl/>
+          <w:cs/>
           <w:lang w:val="ar_AE" w:bidi="ar_AE"/>
         </w:rPr>
         <w:t>.</w:t>
       </w:r>
       <w:r>
         <w:rPr>
-          <w:lang w:val="ar_AE" w:bidi="ar_AE"/>
-        </w:rPr>
-      </w:r>
-      <w:r>
-        <w:rPr>
-          <w:lang w:val="ar_AE" w:bidi="ar_AE"/>
-        </w:rPr>
-      </w:r>
-    </w:p>
-    <w:p>
-      <w:pPr>
-        <w:bidi/>
-      </w:pPr>
-      <w:r>
-        <w:rPr>
+          <w:rtl/>
+          <w:cs/>
+          <w:lang w:val="ar_AE" w:bidi="ar_AE"/>
+        </w:rPr>
+      </w:r>
+      <w:r>
+        <w:rPr>
+          <w:rtl/>
+          <w:cs/>
+          <w:lang w:val="ar_AE" w:bidi="ar_AE"/>
+        </w:rPr>
+      </w:r>
+    </w:p>
+    <w:p>
+      <w:pPr>
+        <w:bidi/>
+      </w:pPr>
+      <w:r>
+        <w:rPr>
+          <w:rtl/>
+          <w:cs/>
           <w:lang w:val="ar_AE" w:bidi="ar_AE"/>
         </w:rPr>
       </w:r>
@@ -1945,33 +2419,43 @@
       </w:pPr>
       <w:r>
         <w:rPr>
+          <w:rtl/>
+          <w:cs/>
           <w:lang w:val="ar_AE" w:bidi="ar_AE"/>
         </w:rPr>
         <w:t>ثامار (تامار)</w:t>
       </w:r>
       <w:r>
         <w:rPr>
-          <w:lang w:val="ar_AE" w:bidi="ar_AE"/>
-        </w:rPr>
-      </w:r>
-    </w:p>
-    <w:p>
-      <w:pPr>
-        <w:bidi/>
-      </w:pPr>
-      <w:r>
-        <w:rPr>
-          <w:lang w:val="ar_AE" w:bidi="ar_AE"/>
-        </w:rPr>
-      </w:r>
-      <w:r>
-        <w:rPr>
+          <w:rtl/>
+          <w:cs/>
+          <w:lang w:val="ar_AE" w:bidi="ar_AE"/>
+        </w:rPr>
+      </w:r>
+    </w:p>
+    <w:p>
+      <w:pPr>
+        <w:bidi/>
+      </w:pPr>
+      <w:r>
+        <w:rPr>
+          <w:rtl/>
+          <w:cs/>
+          <w:lang w:val="ar_AE" w:bidi="ar_AE"/>
+        </w:rPr>
+      </w:r>
+      <w:r>
+        <w:rPr>
+          <w:rtl/>
+          <w:cs/>
           <w:lang w:val="ar_AE" w:bidi="ar_AE"/>
         </w:rPr>
         <w:t>طريقة أخرى تستخدمها ترجمة الملك جيمس لكتابة اسم</w:t>
       </w:r>
       <w:r>
         <w:rPr>
+          <w:rtl/>
+          <w:cs/>
           <w:lang w:val="ar_AE" w:bidi="ar_AE"/>
         </w:rPr>
         <w:t xml:space="preserve"> ثامار، زوجة الابن البكر ليهوذا، في </w:t>
@@ -1979,6 +2463,8 @@
       <w:hyperlink r:id="rId58">
         <w:r>
           <w:rPr>
+            <w:rtl/>
+            <w:cs/>
             <w:lang w:val="ar_AE" w:bidi="ar_AE"/>
           </w:rPr>
           <w:rPr>
@@ -1990,6 +2476,8 @@
       </w:hyperlink>
       <w:r>
         <w:rPr>
+          <w:rtl/>
+          <w:cs/>
           <w:lang w:val="ar_AE" w:bidi="ar_AE"/>
         </w:rPr>
         <w:t xml:space="preserve">. </w:t>
@@ -1997,45 +2485,59 @@
       <w:r>
         <w:rPr>
           <w:i/>
+          <w:rtl/>
+          <w:cs/>
           <w:lang w:val="ar_AE" w:bidi="ar_AE"/>
         </w:rPr>
         <w:t>انظر</w:t>
       </w:r>
       <w:r>
         <w:rPr>
+          <w:rtl/>
+          <w:cs/>
           <w:lang w:val="ar_AE" w:bidi="ar_AE"/>
         </w:rPr>
         <w:t xml:space="preserve"> </w:t>
       </w:r>
       <w:r>
         <w:rPr>
+          <w:rtl/>
+          <w:cs/>
           <w:lang w:val="ar_AE" w:bidi="ar_AE"/>
         </w:rPr>
         <w:t>ثامار (الشخص) #1</w:t>
       </w:r>
       <w:r>
         <w:rPr>
+          <w:rtl/>
+          <w:cs/>
           <w:lang w:val="ar_AE" w:bidi="ar_AE"/>
         </w:rPr>
         <w:t>.</w:t>
       </w:r>
       <w:r>
         <w:rPr>
-          <w:lang w:val="ar_AE" w:bidi="ar_AE"/>
-        </w:rPr>
-      </w:r>
-      <w:r>
-        <w:rPr>
-          <w:lang w:val="ar_AE" w:bidi="ar_AE"/>
-        </w:rPr>
-      </w:r>
-    </w:p>
-    <w:p>
-      <w:pPr>
-        <w:bidi/>
-      </w:pPr>
-      <w:r>
-        <w:rPr>
+          <w:rtl/>
+          <w:cs/>
+          <w:lang w:val="ar_AE" w:bidi="ar_AE"/>
+        </w:rPr>
+      </w:r>
+      <w:r>
+        <w:rPr>
+          <w:rtl/>
+          <w:cs/>
+          <w:lang w:val="ar_AE" w:bidi="ar_AE"/>
+        </w:rPr>
+      </w:r>
+    </w:p>
+    <w:p>
+      <w:pPr>
+        <w:bidi/>
+      </w:pPr>
+      <w:r>
+        <w:rPr>
+          <w:rtl/>
+          <w:cs/>
           <w:lang w:val="ar_AE" w:bidi="ar_AE"/>
         </w:rPr>
       </w:r>
@@ -2047,27 +2549,35 @@
       </w:pPr>
       <w:r>
         <w:rPr>
+          <w:rtl/>
+          <w:cs/>
           <w:lang w:val="ar_AE" w:bidi="ar_AE"/>
         </w:rPr>
         <w:t>ثامار (شخص)</w:t>
       </w:r>
       <w:r>
         <w:rPr>
-          <w:lang w:val="ar_AE" w:bidi="ar_AE"/>
-        </w:rPr>
-      </w:r>
-    </w:p>
-    <w:p>
-      <w:pPr>
-        <w:bidi/>
-      </w:pPr>
-      <w:r>
-        <w:rPr>
-          <w:lang w:val="ar_AE" w:bidi="ar_AE"/>
-        </w:rPr>
-      </w:r>
-      <w:r>
-        <w:rPr>
+          <w:rtl/>
+          <w:cs/>
+          <w:lang w:val="ar_AE" w:bidi="ar_AE"/>
+        </w:rPr>
+      </w:r>
+    </w:p>
+    <w:p>
+      <w:pPr>
+        <w:bidi/>
+      </w:pPr>
+      <w:r>
+        <w:rPr>
+          <w:rtl/>
+          <w:cs/>
+          <w:lang w:val="ar_AE" w:bidi="ar_AE"/>
+        </w:rPr>
+      </w:r>
+      <w:r>
+        <w:rPr>
+          <w:rtl/>
+          <w:cs/>
           <w:lang w:val="ar_AE" w:bidi="ar_AE"/>
         </w:rPr>
         <w:t>1. هي زوجة عير، الابن البكر ليهوذا من امرأته الكنعانية. ولاحقًا، كأرملة، أنجبت ثامار ليهوذا ابنين اسمهما فارص وزارح (</w:t>
@@ -2075,6 +2585,8 @@
       <w:hyperlink r:id="rId59">
         <w:r>
           <w:rPr>
+            <w:rtl/>
+            <w:cs/>
             <w:lang w:val="ar_AE" w:bidi="ar_AE"/>
           </w:rPr>
           <w:rPr>
@@ -2086,6 +2598,8 @@
       </w:hyperlink>
       <w:r>
         <w:rPr>
+          <w:rtl/>
+          <w:cs/>
           <w:lang w:val="ar_AE" w:bidi="ar_AE"/>
         </w:rPr>
         <w:t xml:space="preserve">; </w:t>
@@ -2093,6 +2607,8 @@
       <w:hyperlink r:id="rId60">
         <w:r>
           <w:rPr>
+            <w:rtl/>
+            <w:cs/>
             <w:lang w:val="ar_AE" w:bidi="ar_AE"/>
           </w:rPr>
           <w:rPr>
@@ -2104,6 +2620,8 @@
       </w:hyperlink>
       <w:r>
         <w:rPr>
+          <w:rtl/>
+          <w:cs/>
           <w:lang w:val="ar_AE" w:bidi="ar_AE"/>
         </w:rPr>
         <w:t>). وقد حافظت ثامار على نسل يهوذا من خلال فارص (</w:t>
@@ -2111,6 +2629,8 @@
       <w:hyperlink r:id="rId61">
         <w:r>
           <w:rPr>
+            <w:rtl/>
+            <w:cs/>
             <w:lang w:val="ar_AE" w:bidi="ar_AE"/>
           </w:rPr>
           <w:rPr>
@@ -2122,6 +2642,8 @@
       </w:hyperlink>
       <w:r>
         <w:rPr>
+          <w:rtl/>
+          <w:cs/>
           <w:lang w:val="ar_AE" w:bidi="ar_AE"/>
         </w:rPr>
         <w:t>)، وتم تسجيل اسمها في سلسلة نسب المسيح (</w:t>
@@ -2129,6 +2651,8 @@
       <w:hyperlink r:id="rId58">
         <w:r>
           <w:rPr>
+            <w:rtl/>
+            <w:cs/>
             <w:lang w:val="ar_AE" w:bidi="ar_AE"/>
           </w:rPr>
           <w:rPr>
@@ -2140,6 +2664,8 @@
       </w:hyperlink>
       <w:r>
         <w:rPr>
+          <w:rtl/>
+          <w:cs/>
           <w:lang w:val="ar_AE" w:bidi="ar_AE"/>
         </w:rPr>
         <w:t>).</w:t>
@@ -2151,30 +2677,40 @@
       </w:pPr>
       <w:r>
         <w:rPr>
+          <w:rtl/>
+          <w:cs/>
           <w:lang w:val="ar_AE" w:bidi="ar_AE"/>
         </w:rPr>
       </w:r>
       <w:r>
         <w:rPr>
           <w:i/>
+          <w:rtl/>
+          <w:cs/>
           <w:lang w:val="ar_AE" w:bidi="ar_AE"/>
         </w:rPr>
         <w:t>انظر أيضا</w:t>
       </w:r>
       <w:r>
         <w:rPr>
+          <w:rtl/>
+          <w:cs/>
           <w:lang w:val="ar_AE" w:bidi="ar_AE"/>
         </w:rPr>
         <w:t xml:space="preserve"> </w:t>
       </w:r>
       <w:r>
         <w:rPr>
+          <w:rtl/>
+          <w:cs/>
           <w:lang w:val="ar_AE" w:bidi="ar_AE"/>
         </w:rPr>
         <w:t>سلسلة نسب يسوع المسيح</w:t>
       </w:r>
       <w:r>
         <w:rPr>
+          <w:rtl/>
+          <w:cs/>
           <w:lang w:val="ar_AE" w:bidi="ar_AE"/>
         </w:rPr>
         <w:t>.</w:t>
@@ -2186,11 +2722,15 @@
       </w:pPr>
       <w:r>
         <w:rPr>
-          <w:lang w:val="ar_AE" w:bidi="ar_AE"/>
-        </w:rPr>
-      </w:r>
-      <w:r>
-        <w:rPr>
+          <w:rtl/>
+          <w:cs/>
+          <w:lang w:val="ar_AE" w:bidi="ar_AE"/>
+        </w:rPr>
+      </w:r>
+      <w:r>
+        <w:rPr>
+          <w:rtl/>
+          <w:cs/>
           <w:lang w:val="ar_AE" w:bidi="ar_AE"/>
         </w:rPr>
         <w:t>2. أخت أبشالوم وابنة داود من زوجته معكة الجشورية. لكن من خلال الخداع، تم الاعتداء على ثامار من قبل أمنون، أخيها غير الشقيق. وانتقامًا لذلك، فقد قتل أبشالوم، أخوها الشقيق، أمنون في بعل حاصور (</w:t>
@@ -2198,6 +2738,8 @@
       <w:hyperlink r:id="rId62">
         <w:r>
           <w:rPr>
+            <w:rtl/>
+            <w:cs/>
             <w:lang w:val="ar_AE" w:bidi="ar_AE"/>
           </w:rPr>
           <w:rPr>
@@ -2209,6 +2751,8 @@
       </w:hyperlink>
       <w:r>
         <w:rPr>
+          <w:rtl/>
+          <w:cs/>
           <w:lang w:val="ar_AE" w:bidi="ar_AE"/>
         </w:rPr>
         <w:t xml:space="preserve">; </w:t>
@@ -2216,6 +2760,8 @@
       <w:hyperlink r:id="rId63">
         <w:r>
           <w:rPr>
+            <w:rtl/>
+            <w:cs/>
             <w:lang w:val="ar_AE" w:bidi="ar_AE"/>
           </w:rPr>
           <w:rPr>
@@ -2227,6 +2773,8 @@
       </w:hyperlink>
       <w:r>
         <w:rPr>
+          <w:rtl/>
+          <w:cs/>
           <w:lang w:val="ar_AE" w:bidi="ar_AE"/>
         </w:rPr>
         <w:t>).</w:t>
@@ -2238,11 +2786,15 @@
       </w:pPr>
       <w:r>
         <w:rPr>
-          <w:lang w:val="ar_AE" w:bidi="ar_AE"/>
-        </w:rPr>
-      </w:r>
-      <w:r>
-        <w:rPr>
+          <w:rtl/>
+          <w:cs/>
+          <w:lang w:val="ar_AE" w:bidi="ar_AE"/>
+        </w:rPr>
+      </w:r>
+      <w:r>
+        <w:rPr>
+          <w:rtl/>
+          <w:cs/>
           <w:lang w:val="ar_AE" w:bidi="ar_AE"/>
         </w:rPr>
         <w:t>3. ابنة أبشالوم التي كانت مشهورة بجمالها (</w:t>
@@ -2250,6 +2802,8 @@
       <w:hyperlink r:id="rId64">
         <w:r>
           <w:rPr>
+            <w:rtl/>
+            <w:cs/>
             <w:lang w:val="ar_AE" w:bidi="ar_AE"/>
           </w:rPr>
           <w:rPr>
@@ -2261,6 +2815,8 @@
       </w:hyperlink>
       <w:r>
         <w:rPr>
+          <w:rtl/>
+          <w:cs/>
           <w:lang w:val="ar_AE" w:bidi="ar_AE"/>
         </w:rPr>
         <w:t xml:space="preserve">). وربما هي التي تزوجت من أوريئيل الجبعوني وأصبحت أم معكة. </w:t>
@@ -2268,45 +2824,59 @@
       <w:r>
         <w:rPr>
           <w:i/>
+          <w:rtl/>
+          <w:cs/>
           <w:lang w:val="ar_AE" w:bidi="ar_AE"/>
         </w:rPr>
         <w:t>انظر</w:t>
       </w:r>
       <w:r>
         <w:rPr>
+          <w:rtl/>
+          <w:cs/>
           <w:lang w:val="ar_AE" w:bidi="ar_AE"/>
         </w:rPr>
         <w:t xml:space="preserve"> </w:t>
       </w:r>
       <w:r>
         <w:rPr>
+          <w:rtl/>
+          <w:cs/>
           <w:lang w:val="ar_AE" w:bidi="ar_AE"/>
         </w:rPr>
         <w:t>معكة، معشة (شخص) #4</w:t>
       </w:r>
       <w:r>
         <w:rPr>
+          <w:rtl/>
+          <w:cs/>
           <w:lang w:val="ar_AE" w:bidi="ar_AE"/>
         </w:rPr>
         <w:t>.</w:t>
       </w:r>
       <w:r>
         <w:rPr>
-          <w:lang w:val="ar_AE" w:bidi="ar_AE"/>
-        </w:rPr>
-      </w:r>
-      <w:r>
-        <w:rPr>
-          <w:lang w:val="ar_AE" w:bidi="ar_AE"/>
-        </w:rPr>
-      </w:r>
-    </w:p>
-    <w:p>
-      <w:pPr>
-        <w:bidi/>
-      </w:pPr>
-      <w:r>
-        <w:rPr>
+          <w:rtl/>
+          <w:cs/>
+          <w:lang w:val="ar_AE" w:bidi="ar_AE"/>
+        </w:rPr>
+      </w:r>
+      <w:r>
+        <w:rPr>
+          <w:rtl/>
+          <w:cs/>
+          <w:lang w:val="ar_AE" w:bidi="ar_AE"/>
+        </w:rPr>
+      </w:r>
+    </w:p>
+    <w:p>
+      <w:pPr>
+        <w:bidi/>
+      </w:pPr>
+      <w:r>
+        <w:rPr>
+          <w:rtl/>
+          <w:cs/>
           <w:lang w:val="ar_AE" w:bidi="ar_AE"/>
         </w:rPr>
       </w:r>
@@ -2318,12 +2888,16 @@
       </w:pPr>
       <w:r>
         <w:rPr>
+          <w:rtl/>
+          <w:cs/>
           <w:lang w:val="ar_AE" w:bidi="ar_AE"/>
         </w:rPr>
         <w:t>ثرشيش</w:t>
       </w:r>
       <w:r>
         <w:rPr>
+          <w:rtl/>
+          <w:cs/>
           <w:lang w:val="ar_AE" w:bidi="ar_AE"/>
         </w:rPr>
       </w:r>
@@ -2335,12 +2909,16 @@
       </w:pPr>
       <w:r>
         <w:rPr>
+          <w:rtl/>
+          <w:cs/>
           <w:lang w:val="ar_AE" w:bidi="ar_AE"/>
         </w:rPr>
         <w:t>تَرْشِيش</w:t>
       </w:r>
       <w:r>
         <w:rPr>
+          <w:rtl/>
+          <w:cs/>
           <w:lang w:val="ar_AE" w:bidi="ar_AE"/>
         </w:rPr>
         <w:t>*</w:t>
@@ -2352,11 +2930,15 @@
       </w:pPr>
       <w:r>
         <w:rPr>
-          <w:lang w:val="ar_AE" w:bidi="ar_AE"/>
-        </w:rPr>
-      </w:r>
-      <w:r>
-        <w:rPr>
+          <w:rtl/>
+          <w:cs/>
+          <w:lang w:val="ar_AE" w:bidi="ar_AE"/>
+        </w:rPr>
+      </w:r>
+      <w:r>
+        <w:rPr>
+          <w:rtl/>
+          <w:cs/>
           <w:lang w:val="ar_AE" w:bidi="ar_AE"/>
         </w:rPr>
         <w:t xml:space="preserve">1. تهجئة بديلة في نسخة الملك جيمس لترشيش، وهي مدينة وميناء، في </w:t>
@@ -2364,6 +2946,8 @@
       <w:hyperlink r:id="rId65">
         <w:r>
           <w:rPr>
+            <w:rtl/>
+            <w:cs/>
             <w:lang w:val="ar_AE" w:bidi="ar_AE"/>
           </w:rPr>
           <w:rPr>
@@ -2375,6 +2959,8 @@
       </w:hyperlink>
       <w:r>
         <w:rPr>
+          <w:rtl/>
+          <w:cs/>
           <w:lang w:val="ar_AE" w:bidi="ar_AE"/>
         </w:rPr>
         <w:t xml:space="preserve"> و</w:t>
@@ -2382,6 +2968,8 @@
       <w:hyperlink r:id="rId66">
         <w:r>
           <w:rPr>
+            <w:rtl/>
+            <w:cs/>
             <w:lang w:val="ar_AE" w:bidi="ar_AE"/>
           </w:rPr>
           <w:rPr>
@@ -2393,6 +2981,8 @@
       </w:hyperlink>
       <w:r>
         <w:rPr>
+          <w:rtl/>
+          <w:cs/>
           <w:lang w:val="ar_AE" w:bidi="ar_AE"/>
         </w:rPr>
         <w:t xml:space="preserve">. </w:t>
@@ -2400,24 +2990,32 @@
       <w:r>
         <w:rPr>
           <w:i/>
+          <w:rtl/>
+          <w:cs/>
           <w:lang w:val="ar_AE" w:bidi="ar_AE"/>
         </w:rPr>
         <w:t>انظر</w:t>
       </w:r>
       <w:r>
         <w:rPr>
+          <w:rtl/>
+          <w:cs/>
           <w:lang w:val="ar_AE" w:bidi="ar_AE"/>
         </w:rPr>
         <w:t xml:space="preserve"> </w:t>
       </w:r>
       <w:r>
         <w:rPr>
+          <w:rtl/>
+          <w:cs/>
           <w:lang w:val="ar_AE" w:bidi="ar_AE"/>
         </w:rPr>
         <w:t>ترشيش (مكان)</w:t>
       </w:r>
       <w:r>
         <w:rPr>
+          <w:rtl/>
+          <w:cs/>
           <w:lang w:val="ar_AE" w:bidi="ar_AE"/>
         </w:rPr>
         <w:t>.</w:t>
@@ -2429,11 +3027,15 @@
       </w:pPr>
       <w:r>
         <w:rPr>
-          <w:lang w:val="ar_AE" w:bidi="ar_AE"/>
-        </w:rPr>
-      </w:r>
-      <w:r>
-        <w:rPr>
+          <w:rtl/>
+          <w:cs/>
+          <w:lang w:val="ar_AE" w:bidi="ar_AE"/>
+        </w:rPr>
+      </w:r>
+      <w:r>
+        <w:rPr>
+          <w:rtl/>
+          <w:cs/>
           <w:lang w:val="ar_AE" w:bidi="ar_AE"/>
         </w:rPr>
         <w:t xml:space="preserve">2. تهجئة KJV لترشيش، ابن بلهان، في </w:t>
@@ -2441,6 +3043,8 @@
       <w:hyperlink r:id="rId67">
         <w:r>
           <w:rPr>
+            <w:rtl/>
+            <w:cs/>
             <w:lang w:val="ar_AE" w:bidi="ar_AE"/>
           </w:rPr>
           <w:rPr>
@@ -2452,6 +3056,8 @@
       </w:hyperlink>
       <w:r>
         <w:rPr>
+          <w:rtl/>
+          <w:cs/>
           <w:lang w:val="ar_AE" w:bidi="ar_AE"/>
         </w:rPr>
         <w:t xml:space="preserve">. </w:t>
@@ -2459,45 +3065,59 @@
       <w:r>
         <w:rPr>
           <w:i/>
+          <w:rtl/>
+          <w:cs/>
           <w:lang w:val="ar_AE" w:bidi="ar_AE"/>
         </w:rPr>
         <w:t>انظر</w:t>
       </w:r>
       <w:r>
         <w:rPr>
+          <w:rtl/>
+          <w:cs/>
           <w:lang w:val="ar_AE" w:bidi="ar_AE"/>
         </w:rPr>
         <w:t xml:space="preserve"> </w:t>
       </w:r>
       <w:r>
         <w:rPr>
+          <w:rtl/>
+          <w:cs/>
           <w:lang w:val="ar_AE" w:bidi="ar_AE"/>
         </w:rPr>
         <w:t>ترشيش (الشخص) #2</w:t>
       </w:r>
       <w:r>
         <w:rPr>
+          <w:rtl/>
+          <w:cs/>
           <w:lang w:val="ar_AE" w:bidi="ar_AE"/>
         </w:rPr>
         <w:t>.</w:t>
       </w:r>
       <w:r>
         <w:rPr>
-          <w:lang w:val="ar_AE" w:bidi="ar_AE"/>
-        </w:rPr>
-      </w:r>
-      <w:r>
-        <w:rPr>
-          <w:lang w:val="ar_AE" w:bidi="ar_AE"/>
-        </w:rPr>
-      </w:r>
-    </w:p>
-    <w:p>
-      <w:pPr>
-        <w:bidi/>
-      </w:pPr>
-      <w:r>
-        <w:rPr>
+          <w:rtl/>
+          <w:cs/>
+          <w:lang w:val="ar_AE" w:bidi="ar_AE"/>
+        </w:rPr>
+      </w:r>
+      <w:r>
+        <w:rPr>
+          <w:rtl/>
+          <w:cs/>
+          <w:lang w:val="ar_AE" w:bidi="ar_AE"/>
+        </w:rPr>
+      </w:r>
+    </w:p>
+    <w:p>
+      <w:pPr>
+        <w:bidi/>
+      </w:pPr>
+      <w:r>
+        <w:rPr>
+          <w:rtl/>
+          <w:cs/>
           <w:lang w:val="ar_AE" w:bidi="ar_AE"/>
         </w:rPr>
       </w:r>
@@ -2509,12 +3129,16 @@
       </w:pPr>
       <w:r>
         <w:rPr>
+          <w:rtl/>
+          <w:cs/>
           <w:lang w:val="ar_AE" w:bidi="ar_AE"/>
         </w:rPr>
         <w:t>ثعبان</w:t>
       </w:r>
       <w:r>
         <w:rPr>
+          <w:rtl/>
+          <w:cs/>
           <w:lang w:val="ar_AE" w:bidi="ar_AE"/>
         </w:rPr>
       </w:r>
@@ -2527,6 +3151,8 @@
       <w:r>
         <w:rPr>
           <w:b/>
+          <w:rtl/>
+          <w:cs/>
           <w:lang w:val="ar_AE" w:bidi="ar_AE"/>
         </w:rPr>
         <w:t>ثعبان</w:t>
@@ -2538,68 +3164,90 @@
       </w:pPr>
       <w:r>
         <w:rPr>
-          <w:lang w:val="ar_AE" w:bidi="ar_AE"/>
-        </w:rPr>
-      </w:r>
-      <w:r>
-        <w:rPr>
+          <w:rtl/>
+          <w:cs/>
+          <w:lang w:val="ar_AE" w:bidi="ar_AE"/>
+        </w:rPr>
+      </w:r>
+      <w:r>
+        <w:rPr>
+          <w:rtl/>
+          <w:cs/>
           <w:lang w:val="ar_AE" w:bidi="ar_AE"/>
         </w:rPr>
         <w:t xml:space="preserve">انظر </w:t>
       </w:r>
       <w:r>
         <w:rPr>
+          <w:rtl/>
+          <w:cs/>
           <w:lang w:val="ar_AE" w:bidi="ar_AE"/>
         </w:rPr>
         <w:t>الحيوانات (الأفعى؛</w:t>
       </w:r>
       <w:r>
         <w:rPr>
+          <w:rtl/>
+          <w:cs/>
           <w:lang w:val="ar_AE" w:bidi="ar_AE"/>
         </w:rPr>
         <w:t xml:space="preserve"> </w:t>
       </w:r>
       <w:r>
         <w:rPr>
+          <w:rtl/>
+          <w:cs/>
           <w:lang w:val="ar_AE" w:bidi="ar_AE"/>
         </w:rPr>
         <w:t>الصِّلُّ؛</w:t>
       </w:r>
       <w:r>
         <w:rPr>
+          <w:rtl/>
+          <w:cs/>
           <w:lang w:val="ar_AE" w:bidi="ar_AE"/>
         </w:rPr>
         <w:t xml:space="preserve"> </w:t>
       </w:r>
       <w:r>
         <w:rPr>
+          <w:rtl/>
+          <w:cs/>
           <w:lang w:val="ar_AE" w:bidi="ar_AE"/>
         </w:rPr>
         <w:t>الحَيَّة)</w:t>
       </w:r>
       <w:r>
         <w:rPr>
+          <w:rtl/>
+          <w:cs/>
           <w:lang w:val="ar_AE" w:bidi="ar_AE"/>
         </w:rPr>
         <w:t>.</w:t>
       </w:r>
       <w:r>
         <w:rPr>
-          <w:lang w:val="ar_AE" w:bidi="ar_AE"/>
-        </w:rPr>
-      </w:r>
-      <w:r>
-        <w:rPr>
-          <w:lang w:val="ar_AE" w:bidi="ar_AE"/>
-        </w:rPr>
-      </w:r>
-    </w:p>
-    <w:p>
-      <w:pPr>
-        <w:bidi/>
-      </w:pPr>
-      <w:r>
-        <w:rPr>
+          <w:rtl/>
+          <w:cs/>
+          <w:lang w:val="ar_AE" w:bidi="ar_AE"/>
+        </w:rPr>
+      </w:r>
+      <w:r>
+        <w:rPr>
+          <w:rtl/>
+          <w:cs/>
+          <w:lang w:val="ar_AE" w:bidi="ar_AE"/>
+        </w:rPr>
+      </w:r>
+    </w:p>
+    <w:p>
+      <w:pPr>
+        <w:bidi/>
+      </w:pPr>
+      <w:r>
+        <w:rPr>
+          <w:rtl/>
+          <w:cs/>
           <w:lang w:val="ar_AE" w:bidi="ar_AE"/>
         </w:rPr>
       </w:r>
@@ -2611,27 +3259,35 @@
       </w:pPr>
       <w:r>
         <w:rPr>
+          <w:rtl/>
+          <w:cs/>
           <w:lang w:val="ar_AE" w:bidi="ar_AE"/>
         </w:rPr>
         <w:t>ثَعلَب</w:t>
       </w:r>
       <w:r>
         <w:rPr>
-          <w:lang w:val="ar_AE" w:bidi="ar_AE"/>
-        </w:rPr>
-      </w:r>
-    </w:p>
-    <w:p>
-      <w:pPr>
-        <w:bidi/>
-      </w:pPr>
-      <w:r>
-        <w:rPr>
-          <w:lang w:val="ar_AE" w:bidi="ar_AE"/>
-        </w:rPr>
-      </w:r>
-      <w:r>
-        <w:rPr>
+          <w:rtl/>
+          <w:cs/>
+          <w:lang w:val="ar_AE" w:bidi="ar_AE"/>
+        </w:rPr>
+      </w:r>
+    </w:p>
+    <w:p>
+      <w:pPr>
+        <w:bidi/>
+      </w:pPr>
+      <w:r>
+        <w:rPr>
+          <w:rtl/>
+          <w:cs/>
+          <w:lang w:val="ar_AE" w:bidi="ar_AE"/>
+        </w:rPr>
+      </w:r>
+      <w:r>
+        <w:rPr>
+          <w:rtl/>
+          <w:cs/>
           <w:lang w:val="ar_AE" w:bidi="ar_AE"/>
         </w:rPr>
         <w:t>هو حيوان صغير من الثدييات، يعيش في البرية، ويأكل اللحوم، ويشبه الكلاب في شكله، وقد كانت هناك عدة أنواع منه تعيش في فلسطين في زمن الكتاب المقدس.</w:t>
@@ -2644,6 +3300,8 @@
       </w:pPr>
       <w:r>
         <w:rPr>
+          <w:rtl/>
+          <w:cs/>
           <w:lang w:val="ar_AE" w:bidi="ar_AE"/>
         </w:rPr>
         <w:t>أنواع الثعالب</w:t>
@@ -2655,11 +3313,15 @@
       </w:pPr>
       <w:r>
         <w:rPr>
-          <w:lang w:val="ar_AE" w:bidi="ar_AE"/>
-        </w:rPr>
-      </w:r>
-      <w:r>
-        <w:rPr>
+          <w:rtl/>
+          <w:cs/>
+          <w:lang w:val="ar_AE" w:bidi="ar_AE"/>
+        </w:rPr>
+      </w:r>
+      <w:r>
+        <w:rPr>
+          <w:rtl/>
+          <w:cs/>
           <w:lang w:val="ar_AE" w:bidi="ar_AE"/>
         </w:rPr>
         <w:t>الثعلب الأحمر الذي يعيش في أرض فلسطين (</w:t>
@@ -2667,12 +3329,16 @@
       <w:r>
         <w:rPr>
           <w:i/>
+          <w:rtl/>
+          <w:cs/>
           <w:lang w:val="ar_AE" w:bidi="ar_AE"/>
         </w:rPr>
         <w:t>Vulpes palaestinae</w:t>
       </w:r>
       <w:r>
         <w:rPr>
+          <w:rtl/>
+          <w:cs/>
           <w:lang w:val="ar_AE" w:bidi="ar_AE"/>
         </w:rPr>
         <w:t>) يشبه إلى حد كبير الثعلب الموجود في أمريكا الشمالية، لكنه أصغر حجمًا من الذئب. وهو حيوان ليلي ينشط ليلاً ويصطاد وحده دون جماعة. يتميز بذيل كثيف الشعر، يبلغ طوله نصف طول جسمه تقريبًا. ويتغذى على أنواع مختلفة من الطعام، منها:</w:t>
@@ -2687,11 +3353,15 @@
       </w:pPr>
       <w:r>
         <w:rPr>
-          <w:lang w:val="ar_AE" w:bidi="ar_AE"/>
-        </w:rPr>
-      </w:r>
-      <w:r>
-        <w:rPr>
+          <w:rtl/>
+          <w:cs/>
+          <w:lang w:val="ar_AE" w:bidi="ar_AE"/>
+        </w:rPr>
+      </w:r>
+      <w:r>
+        <w:rPr>
+          <w:rtl/>
+          <w:cs/>
           <w:lang w:val="ar_AE" w:bidi="ar_AE"/>
         </w:rPr>
         <w:t>الفواكه</w:t>
@@ -2706,11 +3376,15 @@
       </w:pPr>
       <w:r>
         <w:rPr>
-          <w:lang w:val="ar_AE" w:bidi="ar_AE"/>
-        </w:rPr>
-      </w:r>
-      <w:r>
-        <w:rPr>
+          <w:rtl/>
+          <w:cs/>
+          <w:lang w:val="ar_AE" w:bidi="ar_AE"/>
+        </w:rPr>
+      </w:r>
+      <w:r>
+        <w:rPr>
+          <w:rtl/>
+          <w:cs/>
           <w:lang w:val="ar_AE" w:bidi="ar_AE"/>
         </w:rPr>
         <w:t>النباتات</w:t>
@@ -2725,11 +3399,15 @@
       </w:pPr>
       <w:r>
         <w:rPr>
-          <w:lang w:val="ar_AE" w:bidi="ar_AE"/>
-        </w:rPr>
-      </w:r>
-      <w:r>
-        <w:rPr>
+          <w:rtl/>
+          <w:cs/>
+          <w:lang w:val="ar_AE" w:bidi="ar_AE"/>
+        </w:rPr>
+      </w:r>
+      <w:r>
+        <w:rPr>
+          <w:rtl/>
+          <w:cs/>
           <w:lang w:val="ar_AE" w:bidi="ar_AE"/>
         </w:rPr>
         <w:t>الفئران</w:t>
@@ -2744,11 +3422,15 @@
       </w:pPr>
       <w:r>
         <w:rPr>
-          <w:lang w:val="ar_AE" w:bidi="ar_AE"/>
-        </w:rPr>
-      </w:r>
-      <w:r>
-        <w:rPr>
+          <w:rtl/>
+          <w:cs/>
+          <w:lang w:val="ar_AE" w:bidi="ar_AE"/>
+        </w:rPr>
+      </w:r>
+      <w:r>
+        <w:rPr>
+          <w:rtl/>
+          <w:cs/>
           <w:lang w:val="ar_AE" w:bidi="ar_AE"/>
         </w:rPr>
         <w:t>الخنافس</w:t>
@@ -2763,11 +3445,15 @@
       </w:pPr>
       <w:r>
         <w:rPr>
-          <w:lang w:val="ar_AE" w:bidi="ar_AE"/>
-        </w:rPr>
-      </w:r>
-      <w:r>
-        <w:rPr>
+          <w:rtl/>
+          <w:cs/>
+          <w:lang w:val="ar_AE" w:bidi="ar_AE"/>
+        </w:rPr>
+      </w:r>
+      <w:r>
+        <w:rPr>
+          <w:rtl/>
+          <w:cs/>
           <w:lang w:val="ar_AE" w:bidi="ar_AE"/>
         </w:rPr>
         <w:t>الطيور</w:t>
@@ -2779,11 +3465,15 @@
       </w:pPr>
       <w:r>
         <w:rPr>
-          <w:lang w:val="ar_AE" w:bidi="ar_AE"/>
-        </w:rPr>
-      </w:r>
-      <w:r>
-        <w:rPr>
+          <w:rtl/>
+          <w:cs/>
+          <w:lang w:val="ar_AE" w:bidi="ar_AE"/>
+        </w:rPr>
+      </w:r>
+      <w:r>
+        <w:rPr>
+          <w:rtl/>
+          <w:cs/>
           <w:lang w:val="ar_AE" w:bidi="ar_AE"/>
         </w:rPr>
         <w:t>ورغم أن الثعلب يأكل أنواعًا متعددة من الطعام، إلا أنه لا يأكل الجيف. ويُعد العنب طعامه المفضل، لكن عادته في الحفر تسبب أضرارًا للكروم (</w:t>
@@ -2791,6 +3481,8 @@
       <w:hyperlink r:id="rId68">
         <w:r>
           <w:rPr>
+            <w:rtl/>
+            <w:cs/>
             <w:lang w:val="ar_AE" w:bidi="ar_AE"/>
           </w:rPr>
           <w:rPr>
@@ -2802,6 +3494,8 @@
       </w:hyperlink>
       <w:r>
         <w:rPr>
+          <w:rtl/>
+          <w:cs/>
           <w:lang w:val="ar_AE" w:bidi="ar_AE"/>
         </w:rPr>
         <w:t>). الثعلب ذكي ومعروف بمكره (</w:t>
@@ -2809,6 +3503,8 @@
       <w:hyperlink r:id="rId69">
         <w:r>
           <w:rPr>
+            <w:rtl/>
+            <w:cs/>
             <w:lang w:val="ar_AE" w:bidi="ar_AE"/>
           </w:rPr>
           <w:rPr>
@@ -2820,6 +3516,8 @@
       </w:hyperlink>
       <w:r>
         <w:rPr>
+          <w:rtl/>
+          <w:cs/>
           <w:lang w:val="ar_AE" w:bidi="ar_AE"/>
         </w:rPr>
         <w:t>). لوهو حيوان قوي التحمل، يستطيع الركض بسرعة تصل إلى 48 كيلومترًا في الساعة. وفي زمن نحميا، استخدم المعارضون صورة الثعلب للسخرية من جهود اليهود في إعادة بناء سور أورشليم، مدّعين أن قفز ثعلب عليه يكفي لهدمه (</w:t>
@@ -2827,6 +3525,8 @@
       <w:hyperlink r:id="rId70">
         <w:r>
           <w:rPr>
+            <w:rtl/>
+            <w:cs/>
             <w:lang w:val="ar_AE" w:bidi="ar_AE"/>
           </w:rPr>
           <w:rPr>
@@ -2838,6 +3538,8 @@
       </w:hyperlink>
       <w:r>
         <w:rPr>
+          <w:rtl/>
+          <w:cs/>
           <w:lang w:val="ar_AE" w:bidi="ar_AE"/>
         </w:rPr>
         <w:t>).</w:t>
@@ -2849,11 +3551,15 @@
       </w:pPr>
       <w:r>
         <w:rPr>
-          <w:lang w:val="ar_AE" w:bidi="ar_AE"/>
-        </w:rPr>
-      </w:r>
-      <w:r>
-        <w:rPr>
+          <w:rtl/>
+          <w:cs/>
+          <w:lang w:val="ar_AE" w:bidi="ar_AE"/>
+        </w:rPr>
+      </w:r>
+      <w:r>
+        <w:rPr>
+          <w:rtl/>
+          <w:cs/>
           <w:lang w:val="ar_AE" w:bidi="ar_AE"/>
         </w:rPr>
         <w:t>الثعلب المصري (</w:t>
@@ -2861,12 +3567,16 @@
       <w:r>
         <w:rPr>
           <w:i/>
+          <w:rtl/>
+          <w:cs/>
           <w:lang w:val="ar_AE" w:bidi="ar_AE"/>
         </w:rPr>
         <w:t>Vulpes niloticus</w:t>
       </w:r>
       <w:r>
         <w:rPr>
+          <w:rtl/>
+          <w:cs/>
           <w:lang w:val="ar_AE" w:bidi="ar_AE"/>
         </w:rPr>
         <w:t>) يعيش في وسط وجنوب أرض فلسطين. وهو أصغر حجمًا من الثعلب الأحمر المعروف. لونه من الأعلى مائل إلى البني الصدئ، أما بطنه فلونه أفتح. في الشمال، يعيش الثعلب السوري (</w:t>
@@ -2874,12 +3584,16 @@
       <w:r>
         <w:rPr>
           <w:i/>
+          <w:rtl/>
+          <w:cs/>
           <w:lang w:val="ar_AE" w:bidi="ar_AE"/>
         </w:rPr>
         <w:t>Vulpes flavescens</w:t>
       </w:r>
       <w:r>
         <w:rPr>
+          <w:rtl/>
+          <w:cs/>
           <w:lang w:val="ar_AE" w:bidi="ar_AE"/>
         </w:rPr>
         <w:t>)، ويمتاز بلون ذهبي لامع يغطي فراءه.</w:t>
@@ -2891,11 +3605,15 @@
       </w:pPr>
       <w:r>
         <w:rPr>
-          <w:lang w:val="ar_AE" w:bidi="ar_AE"/>
-        </w:rPr>
-      </w:r>
-      <w:r>
-        <w:rPr>
+          <w:rtl/>
+          <w:cs/>
+          <w:lang w:val="ar_AE" w:bidi="ar_AE"/>
+        </w:rPr>
+      </w:r>
+      <w:r>
+        <w:rPr>
+          <w:rtl/>
+          <w:cs/>
           <w:lang w:val="ar_AE" w:bidi="ar_AE"/>
         </w:rPr>
         <w:t xml:space="preserve">تذكر بعض الترجمات كلمة ثعلب في بعض الشواهد الكتابية في العهد القديم مثل </w:t>
@@ -2903,6 +3621,8 @@
       <w:hyperlink r:id="rId71">
         <w:r>
           <w:rPr>
+            <w:rtl/>
+            <w:cs/>
             <w:lang w:val="ar_AE" w:bidi="ar_AE"/>
           </w:rPr>
           <w:rPr>
@@ -2914,6 +3634,8 @@
       </w:hyperlink>
       <w:r>
         <w:rPr>
+          <w:rtl/>
+          <w:cs/>
           <w:lang w:val="ar_AE" w:bidi="ar_AE"/>
         </w:rPr>
         <w:t xml:space="preserve">، لكن من المرجح أن المقصود في الأصل هو ابن آوى </w:t>
@@ -2921,6 +3643,8 @@
       <w:hyperlink r:id="rId72">
         <w:r>
           <w:rPr>
+            <w:rtl/>
+            <w:cs/>
             <w:lang w:val="ar_AE" w:bidi="ar_AE"/>
           </w:rPr>
           <w:rPr>
@@ -2932,39 +3656,51 @@
       </w:hyperlink>
       <w:r>
         <w:rPr>
+          <w:rtl/>
+          <w:cs/>
           <w:lang w:val="ar_AE" w:bidi="ar_AE"/>
         </w:rPr>
         <w:t xml:space="preserve">. فابن آوى يختلف عن الثعلب، إذ إنه يعيش في مجموعات ويتغذى غالبًا على الجيف، بخلاف الثعلب الذي يصطاد بمفرده. انظر </w:t>
       </w:r>
       <w:r>
         <w:rPr>
+          <w:rtl/>
+          <w:cs/>
           <w:lang w:val="ar_AE" w:bidi="ar_AE"/>
         </w:rPr>
         <w:t>ابن آوى</w:t>
       </w:r>
       <w:r>
         <w:rPr>
+          <w:rtl/>
+          <w:cs/>
           <w:lang w:val="ar_AE" w:bidi="ar_AE"/>
         </w:rPr>
         <w:t>.</w:t>
       </w:r>
       <w:r>
         <w:rPr>
-          <w:lang w:val="ar_AE" w:bidi="ar_AE"/>
-        </w:rPr>
-      </w:r>
-      <w:r>
-        <w:rPr>
-          <w:lang w:val="ar_AE" w:bidi="ar_AE"/>
-        </w:rPr>
-      </w:r>
-    </w:p>
-    <w:p>
-      <w:pPr>
-        <w:bidi/>
-      </w:pPr>
-      <w:r>
-        <w:rPr>
+          <w:rtl/>
+          <w:cs/>
+          <w:lang w:val="ar_AE" w:bidi="ar_AE"/>
+        </w:rPr>
+      </w:r>
+      <w:r>
+        <w:rPr>
+          <w:rtl/>
+          <w:cs/>
+          <w:lang w:val="ar_AE" w:bidi="ar_AE"/>
+        </w:rPr>
+      </w:r>
+    </w:p>
+    <w:p>
+      <w:pPr>
+        <w:bidi/>
+      </w:pPr>
+      <w:r>
+        <w:rPr>
+          <w:rtl/>
+          <w:cs/>
           <w:lang w:val="ar_AE" w:bidi="ar_AE"/>
         </w:rPr>
       </w:r>
@@ -2976,27 +3712,35 @@
       </w:pPr>
       <w:r>
         <w:rPr>
+          <w:rtl/>
+          <w:cs/>
           <w:lang w:val="ar_AE" w:bidi="ar_AE"/>
         </w:rPr>
         <w:t>ثلج، صَّقيع، جليد</w:t>
       </w:r>
       <w:r>
         <w:rPr>
-          <w:lang w:val="ar_AE" w:bidi="ar_AE"/>
-        </w:rPr>
-      </w:r>
-    </w:p>
-    <w:p>
-      <w:pPr>
-        <w:bidi/>
-      </w:pPr>
-      <w:r>
-        <w:rPr>
-          <w:lang w:val="ar_AE" w:bidi="ar_AE"/>
-        </w:rPr>
-      </w:r>
-      <w:r>
-        <w:rPr>
+          <w:rtl/>
+          <w:cs/>
+          <w:lang w:val="ar_AE" w:bidi="ar_AE"/>
+        </w:rPr>
+      </w:r>
+    </w:p>
+    <w:p>
+      <w:pPr>
+        <w:bidi/>
+      </w:pPr>
+      <w:r>
+        <w:rPr>
+          <w:rtl/>
+          <w:cs/>
+          <w:lang w:val="ar_AE" w:bidi="ar_AE"/>
+        </w:rPr>
+      </w:r>
+      <w:r>
+        <w:rPr>
+          <w:rtl/>
+          <w:cs/>
           <w:lang w:val="ar_AE" w:bidi="ar_AE"/>
         </w:rPr>
         <w:t>بخار الماء أو الندى المتجمِّد (</w:t>
@@ -3004,6 +3748,8 @@
       <w:hyperlink r:id="rId73">
         <w:r>
           <w:rPr>
+            <w:rtl/>
+            <w:cs/>
             <w:lang w:val="ar_AE" w:bidi="ar_AE"/>
           </w:rPr>
           <w:rPr>
@@ -3015,6 +3761,8 @@
       </w:hyperlink>
       <w:r>
         <w:rPr>
+          <w:rtl/>
+          <w:cs/>
           <w:lang w:val="ar_AE" w:bidi="ar_AE"/>
         </w:rPr>
         <w:t xml:space="preserve"> </w:t>
@@ -3022,6 +3770,8 @@
       <w:hyperlink r:id="rId74">
         <w:r>
           <w:rPr>
+            <w:rtl/>
+            <w:cs/>
             <w:lang w:val="ar_AE" w:bidi="ar_AE"/>
           </w:rPr>
           <w:rPr>
@@ -3033,6 +3783,8 @@
       </w:hyperlink>
       <w:r>
         <w:rPr>
+          <w:rtl/>
+          <w:cs/>
           <w:lang w:val="ar_AE" w:bidi="ar_AE"/>
         </w:rPr>
         <w:t xml:space="preserve"> </w:t>
@@ -3040,6 +3792,8 @@
       <w:hyperlink r:id="rId75">
         <w:r>
           <w:rPr>
+            <w:rtl/>
+            <w:cs/>
             <w:lang w:val="ar_AE" w:bidi="ar_AE"/>
           </w:rPr>
           <w:rPr>
@@ -3051,6 +3805,8 @@
       </w:hyperlink>
       <w:r>
         <w:rPr>
+          <w:rtl/>
+          <w:cs/>
           <w:lang w:val="ar_AE" w:bidi="ar_AE"/>
         </w:rPr>
         <w:t xml:space="preserve"> </w:t>
@@ -3058,6 +3814,8 @@
       <w:hyperlink r:id="rId76">
         <w:r>
           <w:rPr>
+            <w:rtl/>
+            <w:cs/>
             <w:lang w:val="ar_AE" w:bidi="ar_AE"/>
           </w:rPr>
           <w:rPr>
@@ -3069,6 +3827,8 @@
       </w:hyperlink>
       <w:r>
         <w:rPr>
+          <w:rtl/>
+          <w:cs/>
           <w:lang w:val="ar_AE" w:bidi="ar_AE"/>
         </w:rPr>
         <w:t xml:space="preserve"> </w:t>
@@ -3076,6 +3836,8 @@
       <w:hyperlink r:id="rId77">
         <w:r>
           <w:rPr>
+            <w:rtl/>
+            <w:cs/>
             <w:lang w:val="ar_AE" w:bidi="ar_AE"/>
           </w:rPr>
           <w:rPr>
@@ -3087,27 +3849,35 @@
       </w:hyperlink>
       <w:r>
         <w:rPr>
+          <w:rtl/>
+          <w:cs/>
           <w:lang w:val="ar_AE" w:bidi="ar_AE"/>
         </w:rPr>
         <w:t>).</w:t>
       </w:r>
       <w:r>
         <w:rPr>
-          <w:lang w:val="ar_AE" w:bidi="ar_AE"/>
-        </w:rPr>
-      </w:r>
-      <w:r>
-        <w:rPr>
-          <w:lang w:val="ar_AE" w:bidi="ar_AE"/>
-        </w:rPr>
-      </w:r>
-    </w:p>
-    <w:p>
-      <w:pPr>
-        <w:bidi/>
-      </w:pPr>
-      <w:r>
-        <w:rPr>
+          <w:rtl/>
+          <w:cs/>
+          <w:lang w:val="ar_AE" w:bidi="ar_AE"/>
+        </w:rPr>
+      </w:r>
+      <w:r>
+        <w:rPr>
+          <w:rtl/>
+          <w:cs/>
+          <w:lang w:val="ar_AE" w:bidi="ar_AE"/>
+        </w:rPr>
+      </w:r>
+    </w:p>
+    <w:p>
+      <w:pPr>
+        <w:bidi/>
+      </w:pPr>
+      <w:r>
+        <w:rPr>
+          <w:rtl/>
+          <w:cs/>
           <w:lang w:val="ar_AE" w:bidi="ar_AE"/>
         </w:rPr>
       </w:r>
@@ -3119,12 +3889,16 @@
       </w:pPr>
       <w:r>
         <w:rPr>
+          <w:rtl/>
+          <w:cs/>
           <w:lang w:val="ar_AE" w:bidi="ar_AE"/>
         </w:rPr>
         <w:t>ثَمَرُ ٱلرُّوحِ</w:t>
       </w:r>
       <w:r>
         <w:rPr>
+          <w:rtl/>
+          <w:cs/>
           <w:lang w:val="ar_AE" w:bidi="ar_AE"/>
         </w:rPr>
       </w:r>
@@ -3136,12 +3910,16 @@
       </w:pPr>
       <w:r>
         <w:rPr>
+          <w:rtl/>
+          <w:cs/>
           <w:lang w:val="ar_AE" w:bidi="ar_AE"/>
         </w:rPr>
         <w:t>ثَمَرُ ٱلرُّوح</w:t>
       </w:r>
       <w:r>
         <w:rPr>
+          <w:rtl/>
+          <w:cs/>
           <w:lang w:val="ar_AE" w:bidi="ar_AE"/>
         </w:rPr>
         <w:t>*</w:t>
@@ -3153,11 +3931,15 @@
       </w:pPr>
       <w:r>
         <w:rPr>
-          <w:lang w:val="ar_AE" w:bidi="ar_AE"/>
-        </w:rPr>
-      </w:r>
-      <w:r>
-        <w:rPr>
+          <w:rtl/>
+          <w:cs/>
+          <w:lang w:val="ar_AE" w:bidi="ar_AE"/>
+        </w:rPr>
+      </w:r>
+      <w:r>
+        <w:rPr>
+          <w:rtl/>
+          <w:cs/>
           <w:lang w:val="ar_AE" w:bidi="ar_AE"/>
         </w:rPr>
         <w:t xml:space="preserve">التعبير مأخوذ من </w:t>
@@ -3165,6 +3947,8 @@
       <w:hyperlink r:id="rId78">
         <w:r>
           <w:rPr>
+            <w:rtl/>
+            <w:cs/>
             <w:lang w:val="ar_AE" w:bidi="ar_AE"/>
           </w:rPr>
           <w:rPr>
@@ -3176,18 +3960,24 @@
       </w:hyperlink>
       <w:r>
         <w:rPr>
+          <w:rtl/>
+          <w:cs/>
           <w:lang w:val="ar_AE" w:bidi="ar_AE"/>
         </w:rPr>
         <w:t xml:space="preserve">. هذا الثمر كما هو مذكور هو البرهان الذي يدلل على ما يرجوه المرء من حياة يعيش فيها روح الله ويملكها. </w:t>
       </w:r>
       <w:r>
         <w:rPr>
+          <w:rtl/>
+          <w:cs/>
           <w:lang w:val="ar_AE" w:bidi="ar_AE"/>
         </w:rPr>
         <w:t>ثَمَرُ ٱلرُّوحِ</w:t>
       </w:r>
       <w:r>
         <w:rPr>
+          <w:rtl/>
+          <w:cs/>
           <w:lang w:val="ar_AE" w:bidi="ar_AE"/>
         </w:rPr>
         <w:t xml:space="preserve">، كما هو مذكور في </w:t>
@@ -3195,6 +3985,8 @@
       <w:hyperlink r:id="rId79">
         <w:r>
           <w:rPr>
+            <w:rtl/>
+            <w:cs/>
             <w:lang w:val="ar_AE" w:bidi="ar_AE"/>
           </w:rPr>
           <w:rPr>
@@ -3206,6 +3998,8 @@
       </w:hyperlink>
       <w:r>
         <w:rPr>
+          <w:rtl/>
+          <w:cs/>
           <w:lang w:val="ar_AE" w:bidi="ar_AE"/>
         </w:rPr>
         <w:t xml:space="preserve">، هو محبة، فرح، سلام، طول الأناة، لطف، صلاح، إيمان، وداعة، تعفُّف. "المحبة" ليست بالضرورة هي العاطف، لكنها ذلك النوع من إنكار الذات وبذل النفس الذي ميز الله عندما أحب العالم حتى </w:t>
@@ -3213,12 +4007,16 @@
       <w:r>
         <w:rPr>
           <w:i/>
+          <w:rtl/>
+          <w:cs/>
           <w:lang w:val="ar_AE" w:bidi="ar_AE"/>
         </w:rPr>
         <w:t>بذل</w:t>
       </w:r>
       <w:r>
         <w:rPr>
+          <w:rtl/>
+          <w:cs/>
           <w:lang w:val="ar_AE" w:bidi="ar_AE"/>
         </w:rPr>
         <w:t xml:space="preserve"> ابنه الوحيد (</w:t>
@@ -3226,6 +4024,8 @@
       <w:hyperlink r:id="rId80">
         <w:r>
           <w:rPr>
+            <w:rtl/>
+            <w:cs/>
             <w:lang w:val="ar_AE" w:bidi="ar_AE"/>
           </w:rPr>
           <w:rPr>
@@ -3237,6 +4037,8 @@
       </w:hyperlink>
       <w:r>
         <w:rPr>
+          <w:rtl/>
+          <w:cs/>
           <w:lang w:val="ar_AE" w:bidi="ar_AE"/>
         </w:rPr>
         <w:t>). "الصلاح" هو ترجمة لكلمة يونانية تشمل فكرة السخاء. أما كلمة "الإيمان" تشير عادة إلى الوثوق في شخص أو شيء ما. ومع ذلك، يمكن أن تشير الكلمة أيضًا إلى ما يسبب الثقة والإيمان، أي الأمانة والمصداقية. كلا المعنيين يُستخدمان هنا كدليل آخر على الحياة المنقادة بالروح. ثمرة أخرى، تُترجم في بعض الترجمات الإنجيليزية بمعنى "الاعتدال-القناعة"، هي الكلمة اليونانية التي تعني التعفُّف (ضبط النفس)، تلك القدرة على التحكُّم في النفس، ومراقبة المرء لذاته. فمن الجدير بالملاحظة أن يُقال إنَّ الروح هو المسؤول عن هذا الثمر. وبما أن هذه الصفات هي ثمر الروح، فمن البديهي ألّا ينتج الالتزام بالناموس وطاعته مثل هذا الثمر.</w:t>
@@ -3248,11 +4050,15 @@
       </w:pPr>
       <w:r>
         <w:rPr>
-          <w:lang w:val="ar_AE" w:bidi="ar_AE"/>
-        </w:rPr>
-      </w:r>
-      <w:r>
-        <w:rPr>
+          <w:rtl/>
+          <w:cs/>
+          <w:lang w:val="ar_AE" w:bidi="ar_AE"/>
+        </w:rPr>
+      </w:r>
+      <w:r>
+        <w:rPr>
+          <w:rtl/>
+          <w:cs/>
           <w:lang w:val="ar_AE" w:bidi="ar_AE"/>
         </w:rPr>
         <w:t>تظهر هذه الثمرة في سياق رسالة غلاطية إذ يؤكد بولس على التحرر المسيحي من طاعة الناموس كوسيلة لنوال التبرير أمام الله. يحذر بولس المؤمنين في غلاطية، الذين كانوا عُرضة للعودة إلى الناموس، من أنَّ الختان الجسدي هو علامة خارجية على العودة إلى وسائل التبرير بحسب الناموس واستحالة محاولة الحصول على التبرير بهذه الطريقة (</w:t>
@@ -3260,6 +4066,8 @@
       <w:hyperlink r:id="rId81">
         <w:r>
           <w:rPr>
+            <w:rtl/>
+            <w:cs/>
             <w:lang w:val="ar_AE" w:bidi="ar_AE"/>
           </w:rPr>
           <w:rPr>
@@ -3271,6 +4079,8 @@
       </w:hyperlink>
       <w:r>
         <w:rPr>
+          <w:rtl/>
+          <w:cs/>
           <w:lang w:val="ar_AE" w:bidi="ar_AE"/>
         </w:rPr>
         <w:t xml:space="preserve">). ومع ذلك، لكي لا يسيء الغلاطيون تقدير حريتهم في المسيح، يحذر بولس من أنَّ هذه الحرية لا تعني تصريحًا بالخطية، أو فرصة لإشباع رغبات الجسد، بل فرصة للاستمرار كخدام مُحبين يخدمون بعضهم بعضًا (الآية </w:t>
@@ -3278,6 +4088,8 @@
       <w:hyperlink r:id="rId82">
         <w:r>
           <w:rPr>
+            <w:rtl/>
+            <w:cs/>
             <w:lang w:val="ar_AE" w:bidi="ar_AE"/>
           </w:rPr>
           <w:rPr>
@@ -3289,6 +4101,8 @@
       </w:hyperlink>
       <w:r>
         <w:rPr>
+          <w:rtl/>
+          <w:cs/>
           <w:lang w:val="ar_AE" w:bidi="ar_AE"/>
         </w:rPr>
         <w:t xml:space="preserve">). الحياة بالروح تعني أنَّ الشخص لن يسلك بشهوات الجسد أو رغباته (الآية </w:t>
@@ -3296,6 +4110,8 @@
       <w:hyperlink r:id="rId83">
         <w:r>
           <w:rPr>
+            <w:rtl/>
+            <w:cs/>
             <w:lang w:val="ar_AE" w:bidi="ar_AE"/>
           </w:rPr>
           <w:rPr>
@@ -3307,27 +4123,35 @@
       </w:hyperlink>
       <w:r>
         <w:rPr>
+          <w:rtl/>
+          <w:cs/>
           <w:lang w:val="ar_AE" w:bidi="ar_AE"/>
         </w:rPr>
         <w:t>). ثم يحدد بولس أعمال الجسد وثمار الروح. الشخص الذي يمتنع عن أعمال الجسد ويُظهر ثمر الروح في حياته سيكون محبًا، فرحًا، مسالمًا، صبورًا، لطيفًا، صالحًا، موثوقًا به، وديعًا، ومتعفِّفًا. لا يُقال أنَّ هذه عطايا الروح، بل هي نِعَم تُزيِّن الحياة التي تخضع لقيادة الروح القدس.</w:t>
       </w:r>
       <w:r>
         <w:rPr>
-          <w:lang w:val="ar_AE" w:bidi="ar_AE"/>
-        </w:rPr>
-      </w:r>
-      <w:r>
-        <w:rPr>
-          <w:lang w:val="ar_AE" w:bidi="ar_AE"/>
-        </w:rPr>
-      </w:r>
-    </w:p>
-    <w:p>
-      <w:pPr>
-        <w:bidi/>
-      </w:pPr>
-      <w:r>
-        <w:rPr>
+          <w:rtl/>
+          <w:cs/>
+          <w:lang w:val="ar_AE" w:bidi="ar_AE"/>
+        </w:rPr>
+      </w:r>
+      <w:r>
+        <w:rPr>
+          <w:rtl/>
+          <w:cs/>
+          <w:lang w:val="ar_AE" w:bidi="ar_AE"/>
+        </w:rPr>
+      </w:r>
+    </w:p>
+    <w:p>
+      <w:pPr>
+        <w:bidi/>
+      </w:pPr>
+      <w:r>
+        <w:rPr>
+          <w:rtl/>
+          <w:cs/>
           <w:lang w:val="ar_AE" w:bidi="ar_AE"/>
         </w:rPr>
       </w:r>
@@ -3339,72 +4163,94 @@
       </w:pPr>
       <w:r>
         <w:rPr>
+          <w:rtl/>
+          <w:cs/>
           <w:lang w:val="ar_AE" w:bidi="ar_AE"/>
         </w:rPr>
         <w:t>ثمرة</w:t>
       </w:r>
       <w:r>
         <w:rPr>
-          <w:lang w:val="ar_AE" w:bidi="ar_AE"/>
-        </w:rPr>
-      </w:r>
-    </w:p>
-    <w:p>
-      <w:pPr>
-        <w:bidi/>
-      </w:pPr>
-      <w:r>
-        <w:rPr>
-          <w:lang w:val="ar_AE" w:bidi="ar_AE"/>
-        </w:rPr>
-      </w:r>
-      <w:r>
-        <w:rPr>
+          <w:rtl/>
+          <w:cs/>
+          <w:lang w:val="ar_AE" w:bidi="ar_AE"/>
+        </w:rPr>
+      </w:r>
+    </w:p>
+    <w:p>
+      <w:pPr>
+        <w:bidi/>
+      </w:pPr>
+      <w:r>
+        <w:rPr>
+          <w:rtl/>
+          <w:cs/>
+          <w:lang w:val="ar_AE" w:bidi="ar_AE"/>
+        </w:rPr>
+      </w:r>
+      <w:r>
+        <w:rPr>
+          <w:rtl/>
+          <w:cs/>
           <w:lang w:val="ar_AE" w:bidi="ar_AE"/>
         </w:rPr>
         <w:t xml:space="preserve">انظر </w:t>
       </w:r>
       <w:r>
         <w:rPr>
+          <w:rtl/>
+          <w:cs/>
           <w:lang w:val="ar_AE" w:bidi="ar_AE"/>
         </w:rPr>
         <w:t>الطعام وتجهيز الطعام؛</w:t>
       </w:r>
       <w:r>
         <w:rPr>
+          <w:rtl/>
+          <w:cs/>
           <w:lang w:val="ar_AE" w:bidi="ar_AE"/>
         </w:rPr>
         <w:t xml:space="preserve"> </w:t>
       </w:r>
       <w:r>
         <w:rPr>
+          <w:rtl/>
+          <w:cs/>
           <w:lang w:val="ar_AE" w:bidi="ar_AE"/>
         </w:rPr>
         <w:t>النباتات</w:t>
       </w:r>
       <w:r>
         <w:rPr>
+          <w:rtl/>
+          <w:cs/>
           <w:lang w:val="ar_AE" w:bidi="ar_AE"/>
         </w:rPr>
         <w:t>.</w:t>
       </w:r>
       <w:r>
         <w:rPr>
-          <w:lang w:val="ar_AE" w:bidi="ar_AE"/>
-        </w:rPr>
-      </w:r>
-      <w:r>
-        <w:rPr>
-          <w:lang w:val="ar_AE" w:bidi="ar_AE"/>
-        </w:rPr>
-      </w:r>
-    </w:p>
-    <w:p>
-      <w:pPr>
-        <w:bidi/>
-      </w:pPr>
-      <w:r>
-        <w:rPr>
+          <w:rtl/>
+          <w:cs/>
+          <w:lang w:val="ar_AE" w:bidi="ar_AE"/>
+        </w:rPr>
+      </w:r>
+      <w:r>
+        <w:rPr>
+          <w:rtl/>
+          <w:cs/>
+          <w:lang w:val="ar_AE" w:bidi="ar_AE"/>
+        </w:rPr>
+      </w:r>
+    </w:p>
+    <w:p>
+      <w:pPr>
+        <w:bidi/>
+      </w:pPr>
+      <w:r>
+        <w:rPr>
+          <w:rtl/>
+          <w:cs/>
           <w:lang w:val="ar_AE" w:bidi="ar_AE"/>
         </w:rPr>
       </w:r>
@@ -3416,12 +4262,16 @@
       </w:pPr>
       <w:r>
         <w:rPr>
+          <w:rtl/>
+          <w:cs/>
           <w:lang w:val="ar_AE" w:bidi="ar_AE"/>
         </w:rPr>
         <w:t>ثُمْنِيَّة</w:t>
       </w:r>
       <w:r>
         <w:rPr>
+          <w:rtl/>
+          <w:cs/>
           <w:lang w:val="ar_AE" w:bidi="ar_AE"/>
         </w:rPr>
       </w:r>
@@ -3434,6 +4284,8 @@
       <w:r>
         <w:rPr>
           <w:b/>
+          <w:rtl/>
+          <w:cs/>
           <w:lang w:val="ar_AE" w:bidi="ar_AE"/>
         </w:rPr>
         <w:t>ثُمْنِيَّة</w:t>
@@ -3445,44 +4297,58 @@
       </w:pPr>
       <w:r>
         <w:rPr>
-          <w:lang w:val="ar_AE" w:bidi="ar_AE"/>
-        </w:rPr>
-      </w:r>
-      <w:r>
-        <w:rPr>
+          <w:rtl/>
+          <w:cs/>
+          <w:lang w:val="ar_AE" w:bidi="ar_AE"/>
+        </w:rPr>
+      </w:r>
+      <w:r>
+        <w:rPr>
+          <w:rtl/>
+          <w:cs/>
           <w:lang w:val="ar_AE" w:bidi="ar_AE"/>
         </w:rPr>
         <w:t xml:space="preserve">انظر </w:t>
       </w:r>
       <w:r>
         <w:rPr>
+          <w:rtl/>
+          <w:cs/>
           <w:lang w:val="ar_AE" w:bidi="ar_AE"/>
         </w:rPr>
         <w:t>الأوزان والمكاييل (كوينيكس)</w:t>
       </w:r>
       <w:r>
         <w:rPr>
+          <w:rtl/>
+          <w:cs/>
           <w:lang w:val="ar_AE" w:bidi="ar_AE"/>
         </w:rPr>
         <w:t>.</w:t>
       </w:r>
       <w:r>
         <w:rPr>
-          <w:lang w:val="ar_AE" w:bidi="ar_AE"/>
-        </w:rPr>
-      </w:r>
-      <w:r>
-        <w:rPr>
-          <w:lang w:val="ar_AE" w:bidi="ar_AE"/>
-        </w:rPr>
-      </w:r>
-    </w:p>
-    <w:p>
-      <w:pPr>
-        <w:bidi/>
-      </w:pPr>
-      <w:r>
-        <w:rPr>
+          <w:rtl/>
+          <w:cs/>
+          <w:lang w:val="ar_AE" w:bidi="ar_AE"/>
+        </w:rPr>
+      </w:r>
+      <w:r>
+        <w:rPr>
+          <w:rtl/>
+          <w:cs/>
+          <w:lang w:val="ar_AE" w:bidi="ar_AE"/>
+        </w:rPr>
+      </w:r>
+    </w:p>
+    <w:p>
+      <w:pPr>
+        <w:bidi/>
+      </w:pPr>
+      <w:r>
+        <w:rPr>
+          <w:rtl/>
+          <w:cs/>
           <w:lang w:val="ar_AE" w:bidi="ar_AE"/>
         </w:rPr>
       </w:r>
@@ -3494,12 +4360,16 @@
       </w:pPr>
       <w:r>
         <w:rPr>
+          <w:rtl/>
+          <w:cs/>
           <w:lang w:val="ar_AE" w:bidi="ar_AE"/>
         </w:rPr>
         <w:t>ثُمْنِيَّةُ</w:t>
       </w:r>
       <w:r>
         <w:rPr>
+          <w:rtl/>
+          <w:cs/>
           <w:lang w:val="ar_AE" w:bidi="ar_AE"/>
         </w:rPr>
       </w:r>
@@ -3511,12 +4381,16 @@
       </w:pPr>
       <w:r>
         <w:rPr>
+          <w:rtl/>
+          <w:cs/>
           <w:lang w:val="ar_AE" w:bidi="ar_AE"/>
         </w:rPr>
         <w:t>ثُمْنِيَّةُ</w:t>
       </w:r>
       <w:r>
         <w:rPr>
+          <w:rtl/>
+          <w:cs/>
           <w:lang w:val="ar_AE" w:bidi="ar_AE"/>
         </w:rPr>
         <w:t>*</w:t>
@@ -3528,11 +4402,15 @@
       </w:pPr>
       <w:r>
         <w:rPr>
-          <w:lang w:val="ar_AE" w:bidi="ar_AE"/>
-        </w:rPr>
-      </w:r>
-      <w:r>
-        <w:rPr>
+          <w:rtl/>
+          <w:cs/>
+          <w:lang w:val="ar_AE" w:bidi="ar_AE"/>
+        </w:rPr>
+      </w:r>
+      <w:r>
+        <w:rPr>
+          <w:rtl/>
+          <w:cs/>
           <w:lang w:val="ar_AE" w:bidi="ar_AE"/>
         </w:rPr>
         <w:t>مقياس السلع الجافة يعادل أكثر قليلاً من ربع جالون (لتر واحد) (</w:t>
@@ -3540,6 +4418,8 @@
       <w:hyperlink r:id="rId84">
         <w:r>
           <w:rPr>
+            <w:rtl/>
+            <w:cs/>
             <w:lang w:val="ar_AE" w:bidi="ar_AE"/>
           </w:rPr>
           <w:rPr>
@@ -3551,6 +4431,8 @@
       </w:hyperlink>
       <w:r>
         <w:rPr>
+          <w:rtl/>
+          <w:cs/>
           <w:lang w:val="ar_AE" w:bidi="ar_AE"/>
         </w:rPr>
         <w:t xml:space="preserve">). ترجمتا rsv و niv تقولان "ربع جالون". </w:t>
@@ -3558,45 +4440,59 @@
       <w:r>
         <w:rPr>
           <w:i/>
+          <w:rtl/>
+          <w:cs/>
           <w:lang w:val="ar_AE" w:bidi="ar_AE"/>
         </w:rPr>
         <w:t>انظر</w:t>
       </w:r>
       <w:r>
         <w:rPr>
+          <w:rtl/>
+          <w:cs/>
           <w:lang w:val="ar_AE" w:bidi="ar_AE"/>
         </w:rPr>
         <w:t xml:space="preserve"> </w:t>
       </w:r>
       <w:r>
         <w:rPr>
+          <w:rtl/>
+          <w:cs/>
           <w:lang w:val="ar_AE" w:bidi="ar_AE"/>
         </w:rPr>
         <w:t>الأوزان والمقاييس</w:t>
       </w:r>
       <w:r>
         <w:rPr>
+          <w:rtl/>
+          <w:cs/>
           <w:lang w:val="ar_AE" w:bidi="ar_AE"/>
         </w:rPr>
         <w:t>.</w:t>
       </w:r>
       <w:r>
         <w:rPr>
-          <w:lang w:val="ar_AE" w:bidi="ar_AE"/>
-        </w:rPr>
-      </w:r>
-      <w:r>
-        <w:rPr>
-          <w:lang w:val="ar_AE" w:bidi="ar_AE"/>
-        </w:rPr>
-      </w:r>
-    </w:p>
-    <w:p>
-      <w:pPr>
-        <w:bidi/>
-      </w:pPr>
-      <w:r>
-        <w:rPr>
+          <w:rtl/>
+          <w:cs/>
+          <w:lang w:val="ar_AE" w:bidi="ar_AE"/>
+        </w:rPr>
+      </w:r>
+      <w:r>
+        <w:rPr>
+          <w:rtl/>
+          <w:cs/>
+          <w:lang w:val="ar_AE" w:bidi="ar_AE"/>
+        </w:rPr>
+      </w:r>
+    </w:p>
+    <w:p>
+      <w:pPr>
+        <w:bidi/>
+      </w:pPr>
+      <w:r>
+        <w:rPr>
+          <w:rtl/>
+          <w:cs/>
           <w:lang w:val="ar_AE" w:bidi="ar_AE"/>
         </w:rPr>
       </w:r>
@@ -3608,12 +4504,16 @@
       </w:pPr>
       <w:r>
         <w:rPr>
+          <w:rtl/>
+          <w:cs/>
           <w:lang w:val="ar_AE" w:bidi="ar_AE"/>
         </w:rPr>
         <w:t>ثُودَاسُ</w:t>
       </w:r>
       <w:r>
         <w:rPr>
+          <w:rtl/>
+          <w:cs/>
           <w:lang w:val="ar_AE" w:bidi="ar_AE"/>
         </w:rPr>
       </w:r>
@@ -3625,6 +4525,8 @@
       </w:pPr>
       <w:r>
         <w:rPr>
+          <w:rtl/>
+          <w:cs/>
           <w:lang w:val="ar_AE" w:bidi="ar_AE"/>
         </w:rPr>
         <w:t>ثُودَاسُ</w:t>
@@ -3636,11 +4538,15 @@
       </w:pPr>
       <w:r>
         <w:rPr>
-          <w:lang w:val="ar_AE" w:bidi="ar_AE"/>
-        </w:rPr>
-      </w:r>
-      <w:r>
-        <w:rPr>
+          <w:rtl/>
+          <w:cs/>
+          <w:lang w:val="ar_AE" w:bidi="ar_AE"/>
+        </w:rPr>
+      </w:r>
+      <w:r>
+        <w:rPr>
+          <w:rtl/>
+          <w:cs/>
           <w:lang w:val="ar_AE" w:bidi="ar_AE"/>
         </w:rPr>
         <w:t>متمرِّد أشار إليه غمالائيل في خطابه أمام مجمع السنهدرين كمثالٍ على أن المسحاء الكذبة سيسقطون دون تدخُّل من أحدٍ (</w:t>
@@ -3648,6 +4554,8 @@
       <w:hyperlink r:id="rId85">
         <w:r>
           <w:rPr>
+            <w:rtl/>
+            <w:cs/>
             <w:lang w:val="ar_AE" w:bidi="ar_AE"/>
           </w:rPr>
           <w:rPr>
@@ -3659,18 +4567,24 @@
       </w:hyperlink>
       <w:r>
         <w:rPr>
+          <w:rtl/>
+          <w:cs/>
           <w:lang w:val="ar_AE" w:bidi="ar_AE"/>
         </w:rPr>
         <w:t>). من الواضح أن ثوداس قاد تمردًا فاشلًا ضد روما قُتل فيه هو و</w:t>
       </w:r>
       <w:r>
         <w:rPr>
+          <w:rtl/>
+          <w:cs/>
           <w:lang w:val="ar_AE" w:bidi="ar_AE"/>
         </w:rPr>
         <w:t>أَرْبَعِمِئَةٍ</w:t>
       </w:r>
       <w:r>
         <w:rPr>
+          <w:rtl/>
+          <w:cs/>
           <w:lang w:val="ar_AE" w:bidi="ar_AE"/>
         </w:rPr>
         <w:t xml:space="preserve"> آخرون. تَكمُن معضلة زمنية في حقيقة أن يوسيفوس ذكر تمردًا قاده ثوداس في عهد كلوديوس يرجع تاريخه إلى عام 44م، وهو التاريخ الذي يأتي </w:t>
@@ -3678,33 +4592,43 @@
       <w:r>
         <w:rPr>
           <w:b/>
+          <w:rtl/>
+          <w:cs/>
           <w:lang w:val="ar_AE" w:bidi="ar_AE"/>
         </w:rPr>
         <w:t xml:space="preserve">بعد </w:t>
       </w:r>
       <w:r>
         <w:rPr>
+          <w:rtl/>
+          <w:cs/>
           <w:lang w:val="ar_AE" w:bidi="ar_AE"/>
         </w:rPr>
         <w:t>خطاب غمالائيل بسبع إلى عشر سنوات. وفي حين أشار النقاد إلى هذا التناقض الظاهري كدليلٍ على أن لوقا (أو محرر لاحق) كان مخطئًا، توجد عدة حلول ممكنة أخرى. فربما كان الخطأ يَكمُن في تقرير يوسيفوس وليس لوقا، أو ربما يوجد شخصان مختلفان باسم ثوداس. فخلال السنوات الأخيرة من حكم هيرودس الكبير، وقعت عدة حركات تمرد، ربما أثار ثوداس إحداها. افتُرِض (دون أي دليل مباشر) أن سيمون، عبد هيرودس، ربما يكون قد اتخذ الاسم ثوداس عندما حصل على حريته، وأنه تمرَّد لاحقًا على هيرودس. وبينما تظل هوية ثوداس مجهولة، فإن هذه الحقيقة لا تشكِّك بالضرورة في الدقة التاريخية لرواية لوقا.</w:t>
       </w:r>
       <w:r>
         <w:rPr>
-          <w:lang w:val="ar_AE" w:bidi="ar_AE"/>
-        </w:rPr>
-      </w:r>
-      <w:r>
-        <w:rPr>
-          <w:lang w:val="ar_AE" w:bidi="ar_AE"/>
-        </w:rPr>
-      </w:r>
-    </w:p>
-    <w:p>
-      <w:pPr>
-        <w:bidi/>
-      </w:pPr>
-      <w:r>
-        <w:rPr>
+          <w:rtl/>
+          <w:cs/>
+          <w:lang w:val="ar_AE" w:bidi="ar_AE"/>
+        </w:rPr>
+      </w:r>
+      <w:r>
+        <w:rPr>
+          <w:rtl/>
+          <w:cs/>
+          <w:lang w:val="ar_AE" w:bidi="ar_AE"/>
+        </w:rPr>
+      </w:r>
+    </w:p>
+    <w:p>
+      <w:pPr>
+        <w:bidi/>
+      </w:pPr>
+      <w:r>
+        <w:rPr>
+          <w:rtl/>
+          <w:cs/>
           <w:lang w:val="ar_AE" w:bidi="ar_AE"/>
         </w:rPr>
       </w:r>
@@ -3716,60 +4640,78 @@
       </w:pPr>
       <w:r>
         <w:rPr>
+          <w:rtl/>
+          <w:cs/>
           <w:lang w:val="ar_AE" w:bidi="ar_AE"/>
         </w:rPr>
         <w:t>ثور</w:t>
       </w:r>
       <w:r>
         <w:rPr>
-          <w:lang w:val="ar_AE" w:bidi="ar_AE"/>
-        </w:rPr>
-      </w:r>
-    </w:p>
-    <w:p>
-      <w:pPr>
-        <w:bidi/>
-      </w:pPr>
-      <w:r>
-        <w:rPr>
-          <w:lang w:val="ar_AE" w:bidi="ar_AE"/>
-        </w:rPr>
-      </w:r>
-      <w:r>
-        <w:rPr>
+          <w:rtl/>
+          <w:cs/>
+          <w:lang w:val="ar_AE" w:bidi="ar_AE"/>
+        </w:rPr>
+      </w:r>
+    </w:p>
+    <w:p>
+      <w:pPr>
+        <w:bidi/>
+      </w:pPr>
+      <w:r>
+        <w:rPr>
+          <w:rtl/>
+          <w:cs/>
+          <w:lang w:val="ar_AE" w:bidi="ar_AE"/>
+        </w:rPr>
+      </w:r>
+      <w:r>
+        <w:rPr>
+          <w:rtl/>
+          <w:cs/>
           <w:lang w:val="ar_AE" w:bidi="ar_AE"/>
         </w:rPr>
         <w:t xml:space="preserve">هو الذكر، البالغ أو الصغير، لأي حيوان بقري، مثل البقر، والماشية. انظر </w:t>
       </w:r>
       <w:r>
         <w:rPr>
+          <w:rtl/>
+          <w:cs/>
           <w:lang w:val="ar_AE" w:bidi="ar_AE"/>
         </w:rPr>
         <w:t>الحيوانات (الماشية)</w:t>
       </w:r>
       <w:r>
         <w:rPr>
+          <w:rtl/>
+          <w:cs/>
           <w:lang w:val="ar_AE" w:bidi="ar_AE"/>
         </w:rPr>
         <w:t>.</w:t>
       </w:r>
       <w:r>
         <w:rPr>
-          <w:lang w:val="ar_AE" w:bidi="ar_AE"/>
-        </w:rPr>
-      </w:r>
-      <w:r>
-        <w:rPr>
-          <w:lang w:val="ar_AE" w:bidi="ar_AE"/>
-        </w:rPr>
-      </w:r>
-    </w:p>
-    <w:p>
-      <w:pPr>
-        <w:bidi/>
-      </w:pPr>
-      <w:r>
-        <w:rPr>
+          <w:rtl/>
+          <w:cs/>
+          <w:lang w:val="ar_AE" w:bidi="ar_AE"/>
+        </w:rPr>
+      </w:r>
+      <w:r>
+        <w:rPr>
+          <w:rtl/>
+          <w:cs/>
+          <w:lang w:val="ar_AE" w:bidi="ar_AE"/>
+        </w:rPr>
+      </w:r>
+    </w:p>
+    <w:p>
+      <w:pPr>
+        <w:bidi/>
+      </w:pPr>
+      <w:r>
+        <w:rPr>
+          <w:rtl/>
+          <w:cs/>
           <w:lang w:val="ar_AE" w:bidi="ar_AE"/>
         </w:rPr>
       </w:r>
@@ -3781,67 +4723,87 @@
       </w:pPr>
       <w:r>
         <w:rPr>
+          <w:rtl/>
+          <w:cs/>
           <w:lang w:val="ar_AE" w:bidi="ar_AE"/>
         </w:rPr>
         <w:t>ثَوْر</w:t>
       </w:r>
       <w:r>
         <w:rPr>
-          <w:lang w:val="ar_AE" w:bidi="ar_AE"/>
-        </w:rPr>
-      </w:r>
-    </w:p>
-    <w:p>
-      <w:pPr>
-        <w:bidi/>
-      </w:pPr>
-      <w:r>
-        <w:rPr>
+          <w:rtl/>
+          <w:cs/>
+          <w:lang w:val="ar_AE" w:bidi="ar_AE"/>
+        </w:rPr>
+      </w:r>
+    </w:p>
+    <w:p>
+      <w:pPr>
+        <w:bidi/>
+      </w:pPr>
+      <w:r>
+        <w:rPr>
+          <w:rtl/>
+          <w:cs/>
           <w:lang w:val="ar_AE" w:bidi="ar_AE"/>
         </w:rPr>
       </w:r>
       <w:r>
         <w:rPr>
           <w:i/>
+          <w:rtl/>
+          <w:cs/>
           <w:lang w:val="ar_AE" w:bidi="ar_AE"/>
         </w:rPr>
         <w:t>انظر</w:t>
       </w:r>
       <w:r>
         <w:rPr>
+          <w:rtl/>
+          <w:cs/>
           <w:lang w:val="ar_AE" w:bidi="ar_AE"/>
         </w:rPr>
         <w:t xml:space="preserve"> </w:t>
       </w:r>
       <w:r>
         <w:rPr>
+          <w:rtl/>
+          <w:cs/>
           <w:lang w:val="ar_AE" w:bidi="ar_AE"/>
         </w:rPr>
         <w:t>الحيوانات (الماشية)</w:t>
       </w:r>
       <w:r>
         <w:rPr>
+          <w:rtl/>
+          <w:cs/>
           <w:lang w:val="ar_AE" w:bidi="ar_AE"/>
         </w:rPr>
         <w:t>.</w:t>
       </w:r>
       <w:r>
         <w:rPr>
-          <w:lang w:val="ar_AE" w:bidi="ar_AE"/>
-        </w:rPr>
-      </w:r>
-      <w:r>
-        <w:rPr>
-          <w:lang w:val="ar_AE" w:bidi="ar_AE"/>
-        </w:rPr>
-      </w:r>
-    </w:p>
-    <w:p>
-      <w:pPr>
-        <w:bidi/>
-      </w:pPr>
-      <w:r>
-        <w:rPr>
+          <w:rtl/>
+          <w:cs/>
+          <w:lang w:val="ar_AE" w:bidi="ar_AE"/>
+        </w:rPr>
+      </w:r>
+      <w:r>
+        <w:rPr>
+          <w:rtl/>
+          <w:cs/>
+          <w:lang w:val="ar_AE" w:bidi="ar_AE"/>
+        </w:rPr>
+      </w:r>
+    </w:p>
+    <w:p>
+      <w:pPr>
+        <w:bidi/>
+      </w:pPr>
+      <w:r>
+        <w:rPr>
+          <w:rtl/>
+          <w:cs/>
           <w:lang w:val="ar_AE" w:bidi="ar_AE"/>
         </w:rPr>
       </w:r>
@@ -3853,67 +4815,87 @@
       </w:pPr>
       <w:r>
         <w:rPr>
+          <w:rtl/>
+          <w:cs/>
           <w:lang w:val="ar_AE" w:bidi="ar_AE"/>
         </w:rPr>
         <w:t>ثَور بَري</w:t>
       </w:r>
       <w:r>
         <w:rPr>
-          <w:lang w:val="ar_AE" w:bidi="ar_AE"/>
-        </w:rPr>
-      </w:r>
-    </w:p>
-    <w:p>
-      <w:pPr>
-        <w:bidi/>
-      </w:pPr>
-      <w:r>
-        <w:rPr>
+          <w:rtl/>
+          <w:cs/>
+          <w:lang w:val="ar_AE" w:bidi="ar_AE"/>
+        </w:rPr>
+      </w:r>
+    </w:p>
+    <w:p>
+      <w:pPr>
+        <w:bidi/>
+      </w:pPr>
+      <w:r>
+        <w:rPr>
+          <w:rtl/>
+          <w:cs/>
           <w:lang w:val="ar_AE" w:bidi="ar_AE"/>
         </w:rPr>
       </w:r>
       <w:r>
         <w:rPr>
           <w:i/>
+          <w:rtl/>
+          <w:cs/>
           <w:lang w:val="ar_AE" w:bidi="ar_AE"/>
         </w:rPr>
         <w:t>شاهد</w:t>
       </w:r>
       <w:r>
         <w:rPr>
+          <w:rtl/>
+          <w:cs/>
           <w:lang w:val="ar_AE" w:bidi="ar_AE"/>
         </w:rPr>
         <w:t xml:space="preserve"> </w:t>
       </w:r>
       <w:r>
         <w:rPr>
+          <w:rtl/>
+          <w:cs/>
           <w:lang w:val="ar_AE" w:bidi="ar_AE"/>
         </w:rPr>
         <w:t>الحيوانات</w:t>
       </w:r>
       <w:r>
         <w:rPr>
+          <w:rtl/>
+          <w:cs/>
           <w:lang w:val="ar_AE" w:bidi="ar_AE"/>
         </w:rPr>
         <w:t>.</w:t>
       </w:r>
       <w:r>
         <w:rPr>
-          <w:lang w:val="ar_AE" w:bidi="ar_AE"/>
-        </w:rPr>
-      </w:r>
-      <w:r>
-        <w:rPr>
-          <w:lang w:val="ar_AE" w:bidi="ar_AE"/>
-        </w:rPr>
-      </w:r>
-    </w:p>
-    <w:p>
-      <w:pPr>
-        <w:bidi/>
-      </w:pPr>
-      <w:r>
-        <w:rPr>
+          <w:rtl/>
+          <w:cs/>
+          <w:lang w:val="ar_AE" w:bidi="ar_AE"/>
+        </w:rPr>
+      </w:r>
+      <w:r>
+        <w:rPr>
+          <w:rtl/>
+          <w:cs/>
+          <w:lang w:val="ar_AE" w:bidi="ar_AE"/>
+        </w:rPr>
+      </w:r>
+    </w:p>
+    <w:p>
+      <w:pPr>
+        <w:bidi/>
+      </w:pPr>
+      <w:r>
+        <w:rPr>
+          <w:rtl/>
+          <w:cs/>
           <w:lang w:val="ar_AE" w:bidi="ar_AE"/>
         </w:rPr>
       </w:r>
@@ -3925,27 +4907,35 @@
       </w:pPr>
       <w:r>
         <w:rPr>
+          <w:rtl/>
+          <w:cs/>
           <w:lang w:val="ar_AE" w:bidi="ar_AE"/>
         </w:rPr>
         <w:t>ثوم</w:t>
       </w:r>
       <w:r>
         <w:rPr>
-          <w:lang w:val="ar_AE" w:bidi="ar_AE"/>
-        </w:rPr>
-      </w:r>
-    </w:p>
-    <w:p>
-      <w:pPr>
-        <w:bidi/>
-      </w:pPr>
-      <w:r>
-        <w:rPr>
-          <w:lang w:val="ar_AE" w:bidi="ar_AE"/>
-        </w:rPr>
-      </w:r>
-      <w:r>
-        <w:rPr>
+          <w:rtl/>
+          <w:cs/>
+          <w:lang w:val="ar_AE" w:bidi="ar_AE"/>
+        </w:rPr>
+      </w:r>
+    </w:p>
+    <w:p>
+      <w:pPr>
+        <w:bidi/>
+      </w:pPr>
+      <w:r>
+        <w:rPr>
+          <w:rtl/>
+          <w:cs/>
+          <w:lang w:val="ar_AE" w:bidi="ar_AE"/>
+        </w:rPr>
+      </w:r>
+      <w:r>
+        <w:rPr>
+          <w:rtl/>
+          <w:cs/>
           <w:lang w:val="ar_AE" w:bidi="ar_AE"/>
         </w:rPr>
         <w:t>عشب منتفخ يُزرع للاستخدام في الطهي (</w:t>
@@ -3953,6 +4943,8 @@
       <w:hyperlink r:id="rId86">
         <w:r>
           <w:rPr>
+            <w:rtl/>
+            <w:cs/>
             <w:lang w:val="ar_AE" w:bidi="ar_AE"/>
           </w:rPr>
           <w:rPr>
@@ -3964,6 +4956,8 @@
       </w:hyperlink>
       <w:r>
         <w:rPr>
+          <w:rtl/>
+          <w:cs/>
           <w:lang w:val="ar_AE" w:bidi="ar_AE"/>
         </w:rPr>
         <w:t xml:space="preserve">) </w:t>
@@ -3971,57 +4965,75 @@
       <w:r>
         <w:rPr>
           <w:b/>
+          <w:rtl/>
+          <w:cs/>
           <w:lang w:val="ar_AE" w:bidi="ar_AE"/>
         </w:rPr>
         <w:t>انظر</w:t>
       </w:r>
       <w:r>
         <w:rPr>
+          <w:rtl/>
+          <w:cs/>
           <w:lang w:val="ar_AE" w:bidi="ar_AE"/>
         </w:rPr>
         <w:t xml:space="preserve"> </w:t>
       </w:r>
       <w:r>
         <w:rPr>
+          <w:rtl/>
+          <w:cs/>
           <w:lang w:val="ar_AE" w:bidi="ar_AE"/>
         </w:rPr>
         <w:t>الطعام وتحضيره</w:t>
       </w:r>
       <w:r>
         <w:rPr>
+          <w:rtl/>
+          <w:cs/>
           <w:lang w:val="ar_AE" w:bidi="ar_AE"/>
         </w:rPr>
         <w:t xml:space="preserve">؛ </w:t>
       </w:r>
       <w:r>
         <w:rPr>
+          <w:rtl/>
+          <w:cs/>
           <w:lang w:val="ar_AE" w:bidi="ar_AE"/>
         </w:rPr>
         <w:t>النباتات (البصل)</w:t>
       </w:r>
       <w:r>
         <w:rPr>
+          <w:rtl/>
+          <w:cs/>
           <w:lang w:val="ar_AE" w:bidi="ar_AE"/>
         </w:rPr>
         <w:t>.</w:t>
       </w:r>
       <w:r>
         <w:rPr>
-          <w:lang w:val="ar_AE" w:bidi="ar_AE"/>
-        </w:rPr>
-      </w:r>
-      <w:r>
-        <w:rPr>
-          <w:lang w:val="ar_AE" w:bidi="ar_AE"/>
-        </w:rPr>
-      </w:r>
-    </w:p>
-    <w:p>
-      <w:pPr>
-        <w:bidi/>
-      </w:pPr>
-      <w:r>
-        <w:rPr>
+          <w:rtl/>
+          <w:cs/>
+          <w:lang w:val="ar_AE" w:bidi="ar_AE"/>
+        </w:rPr>
+      </w:r>
+      <w:r>
+        <w:rPr>
+          <w:rtl/>
+          <w:cs/>
+          <w:lang w:val="ar_AE" w:bidi="ar_AE"/>
+        </w:rPr>
+      </w:r>
+    </w:p>
+    <w:p>
+      <w:pPr>
+        <w:bidi/>
+      </w:pPr>
+      <w:r>
+        <w:rPr>
+          <w:rtl/>
+          <w:cs/>
           <w:lang w:val="ar_AE" w:bidi="ar_AE"/>
         </w:rPr>
       </w:r>
@@ -4033,12 +5045,16 @@
       </w:pPr>
       <w:r>
         <w:rPr>
+          <w:rtl/>
+          <w:cs/>
           <w:lang w:val="ar_AE" w:bidi="ar_AE"/>
         </w:rPr>
         <w:t>ثَيَاتِيرَا</w:t>
       </w:r>
       <w:r>
         <w:rPr>
+          <w:rtl/>
+          <w:cs/>
           <w:lang w:val="ar_AE" w:bidi="ar_AE"/>
         </w:rPr>
       </w:r>
@@ -4050,6 +5066,8 @@
       </w:pPr>
       <w:r>
         <w:rPr>
+          <w:rtl/>
+          <w:cs/>
           <w:lang w:val="ar_AE" w:bidi="ar_AE"/>
         </w:rPr>
         <w:t>ثَيَاتِيرَا</w:t>
@@ -4061,11 +5079,15 @@
       </w:pPr>
       <w:r>
         <w:rPr>
-          <w:lang w:val="ar_AE" w:bidi="ar_AE"/>
-        </w:rPr>
-      </w:r>
-      <w:r>
-        <w:rPr>
+          <w:rtl/>
+          <w:cs/>
+          <w:lang w:val="ar_AE" w:bidi="ar_AE"/>
+        </w:rPr>
+      </w:r>
+      <w:r>
+        <w:rPr>
+          <w:rtl/>
+          <w:cs/>
           <w:lang w:val="ar_AE" w:bidi="ar_AE"/>
         </w:rPr>
         <w:t>موقع لإحدى الكنائس السبع المحليّة في سفر الرؤيا. تأسست المدينة على يد مملكة ليديا ثم استولى عليها سلوقس، قائد في صفوف الإسكندر. ثم أصبحت مستوطنة حدودية لحماية مملكته من ليسيماخوس، منافسه في الغرب.</w:t>
@@ -4077,11 +5099,15 @@
       </w:pPr>
       <w:r>
         <w:rPr>
-          <w:lang w:val="ar_AE" w:bidi="ar_AE"/>
-        </w:rPr>
-      </w:r>
-      <w:r>
-        <w:rPr>
+          <w:rtl/>
+          <w:cs/>
+          <w:lang w:val="ar_AE" w:bidi="ar_AE"/>
+        </w:rPr>
+      </w:r>
+      <w:r>
+        <w:rPr>
+          <w:rtl/>
+          <w:cs/>
           <w:lang w:val="ar_AE" w:bidi="ar_AE"/>
         </w:rPr>
         <w:t>بعد تأسيس مملكة بيرغاموم (282 ق.م.) أصبحت ثَيَاتِيرَا الحدود الفاصلة بين بيرغاموم والسوريين. كانت المدينة دون دفاعات طبيعية. لم تُشيَّد على تلٍ لذا كانت عُرضة للهجمات المتكررة. كانت قوة المدينة تعتمد بشكل كبير على موقعها الاستراتيجي وأيضًا على خصوبة المنطقة المحيطة بها. كان سكانها من نسل الجنود المقدونيين وحافظوا على الكثير من قدرات أسلافهم القتالية. كانوا مدافعين أقوياء عن المدينة.</w:t>
@@ -4093,11 +5119,15 @@
       </w:pPr>
       <w:r>
         <w:rPr>
-          <w:lang w:val="ar_AE" w:bidi="ar_AE"/>
-        </w:rPr>
-      </w:r>
-      <w:r>
-        <w:rPr>
+          <w:rtl/>
+          <w:cs/>
+          <w:lang w:val="ar_AE" w:bidi="ar_AE"/>
+        </w:rPr>
+      </w:r>
+      <w:r>
+        <w:rPr>
+          <w:rtl/>
+          <w:cs/>
           <w:lang w:val="ar_AE" w:bidi="ar_AE"/>
         </w:rPr>
         <w:t>عندما هزمت روما أنطيوخوس عام 189 ق.م. انضمت ثَيَاتِيرَا إلى مملكة بيرغاموم، حليف روما. تبع ذلك السلام والازدهار. في ظل حكم الإمبراطور الروماني كلوديوس (41–54 م.) ارتقت ثَيَاتِيرَا إلى مكانة جديدة وسُمح لها بإصدار عملاتها الخاصة. زار الإمبراطور هادريان هذه المدينة خلال جولته في الشرق الأوسط (134 م.) ما يشير إلى أهمية ثَيَاتِيرَا في القرن الثاني الميلادي.</w:t>
@@ -4109,23 +5139,31 @@
       </w:pPr>
       <w:r>
         <w:rPr>
-          <w:lang w:val="ar_AE" w:bidi="ar_AE"/>
-        </w:rPr>
-      </w:r>
-      <w:r>
-        <w:rPr>
+          <w:rtl/>
+          <w:cs/>
+          <w:lang w:val="ar_AE" w:bidi="ar_AE"/>
+        </w:rPr>
+      </w:r>
+      <w:r>
+        <w:rPr>
+          <w:rtl/>
+          <w:cs/>
           <w:lang w:val="ar_AE" w:bidi="ar_AE"/>
         </w:rPr>
         <w:t xml:space="preserve">جذب الازدهار العديد من اليهود إلى هذه المنطقة. كانت المنسوجات والدروع البرونزية من بين الأنشطة التجارية في المدينة. كان صانعو الدروع ينتمون لجماعات حِرفيّة، مثل صائغي الفضة في أفسس. أول امرأة معروفة تقبل المسيح </w:t>
       </w:r>
       <w:r>
         <w:rPr>
+          <w:rtl/>
+          <w:cs/>
           <w:lang w:val="ar_AE" w:bidi="ar_AE"/>
         </w:rPr>
         <w:t xml:space="preserve">في أوروبا كانت سيدة أعمال </w:t>
       </w:r>
       <w:r>
         <w:rPr>
+          <w:rtl/>
+          <w:cs/>
           <w:lang w:val="ar_AE" w:bidi="ar_AE"/>
         </w:rPr>
         <w:t>من ثَيَاتِيرَا اسمها</w:t>
@@ -4133,18 +5171,24 @@
       <w:r>
         <w:rPr>
           <w:b/>
+          <w:rtl/>
+          <w:cs/>
           <w:lang w:val="ar_AE" w:bidi="ar_AE"/>
         </w:rPr>
         <w:t xml:space="preserve"> </w:t>
       </w:r>
       <w:r>
         <w:rPr>
+          <w:rtl/>
+          <w:cs/>
           <w:lang w:val="ar_AE" w:bidi="ar_AE"/>
         </w:rPr>
         <w:t>لِيدِيَّة</w:t>
       </w:r>
       <w:r>
         <w:rPr>
+          <w:rtl/>
+          <w:cs/>
           <w:lang w:val="ar_AE" w:bidi="ar_AE"/>
         </w:rPr>
         <w:t xml:space="preserve"> (</w:t>
@@ -4152,6 +5196,8 @@
       <w:hyperlink r:id="rId87">
         <w:r>
           <w:rPr>
+            <w:rtl/>
+            <w:cs/>
             <w:lang w:val="ar_AE" w:bidi="ar_AE"/>
           </w:rPr>
           <w:rPr>
@@ -4163,6 +5209,8 @@
       </w:hyperlink>
       <w:r>
         <w:rPr>
+          <w:rtl/>
+          <w:cs/>
           <w:lang w:val="ar_AE" w:bidi="ar_AE"/>
         </w:rPr>
         <w:t>). كانت تبيع الملابس الأرجوانية باهظة الثمن، وكانت تُصدِّرها من ثَيَاتِيرَا إلى مقدونيا. هنا كان الصبغ الأرجواني، المُستخرج من جذر الحناء، يُستخدم لإنتاج أقمشة أرخص بكثير لتنافس الملابس الأكثر تكلفة التي كانت تُصبغ بصبغة الموركس باهظة الثمن من فينيقيا.</w:t>
@@ -4174,23 +5222,31 @@
       </w:pPr>
       <w:r>
         <w:rPr>
-          <w:lang w:val="ar_AE" w:bidi="ar_AE"/>
-        </w:rPr>
-      </w:r>
-      <w:r>
-        <w:rPr>
+          <w:rtl/>
+          <w:cs/>
+          <w:lang w:val="ar_AE" w:bidi="ar_AE"/>
+        </w:rPr>
+      </w:r>
+      <w:r>
+        <w:rPr>
+          <w:rtl/>
+          <w:cs/>
           <w:lang w:val="ar_AE" w:bidi="ar_AE"/>
         </w:rPr>
         <w:t xml:space="preserve">في الرسالة إلى الكنيسة في </w:t>
       </w:r>
       <w:r>
         <w:rPr>
+          <w:rtl/>
+          <w:cs/>
           <w:lang w:val="ar_AE" w:bidi="ar_AE"/>
         </w:rPr>
         <w:t>ثَيَاتِيرَا</w:t>
       </w:r>
       <w:r>
         <w:rPr>
+          <w:rtl/>
+          <w:cs/>
           <w:lang w:val="ar_AE" w:bidi="ar_AE"/>
         </w:rPr>
         <w:t>، يُمدَح الأعضاء لمحبتهم وإيمانهم وخدمتهم وصبرهم (</w:t>
@@ -4198,6 +5254,8 @@
       <w:hyperlink r:id="rId88">
         <w:r>
           <w:rPr>
+            <w:rtl/>
+            <w:cs/>
             <w:lang w:val="ar_AE" w:bidi="ar_AE"/>
           </w:rPr>
           <w:rPr>
@@ -4209,18 +5267,24 @@
       </w:hyperlink>
       <w:r>
         <w:rPr>
+          <w:rtl/>
+          <w:cs/>
           <w:lang w:val="ar_AE" w:bidi="ar_AE"/>
         </w:rPr>
         <w:t>). لكن لا يزال تأثير الوثنية قائمًا ويظهر هذا في التوبيخ الشديد لأولئك الذين يتهاونون مع البدعة التي كانت تتزعمها "</w:t>
       </w:r>
       <w:r>
         <w:rPr>
+          <w:rtl/>
+          <w:cs/>
           <w:lang w:val="ar_AE" w:bidi="ar_AE"/>
         </w:rPr>
         <w:t>إِيزَابَل"</w:t>
       </w:r>
       <w:r>
         <w:rPr>
+          <w:rtl/>
+          <w:cs/>
           <w:lang w:val="ar_AE" w:bidi="ar_AE"/>
         </w:rPr>
         <w:t>. كانت تجربتهم مشابهة لتجربة مؤمني كورنثوس الذين كانوا غير متيقِّنين من أكل ما ذُبح للأوثان (</w:t>
@@ -4228,6 +5292,8 @@
       <w:hyperlink r:id="rId89">
         <w:r>
           <w:rPr>
+            <w:rtl/>
+            <w:cs/>
             <w:lang w:val="ar_AE" w:bidi="ar_AE"/>
           </w:rPr>
           <w:rPr>
@@ -4239,6 +5305,8 @@
       </w:hyperlink>
       <w:r>
         <w:rPr>
+          <w:rtl/>
+          <w:cs/>
           <w:lang w:val="ar_AE" w:bidi="ar_AE"/>
         </w:rPr>
         <w:t>). كانت الجماعات التجارية تقيم احتفالات دورية فيها يؤكل الطعام المقدَّم للأوثان. كان يصاحب هذا أحيانًا طقوسًا فاحشة فيها يمتزج الدين بالجنس. أُدينت هذه الكنيسة لمسايرتها لهذه الممارسات الوثنية. كان الفجور شائعًا جدًا بين الوثنيين لدرجة أنَّ الكنيسة الأولى، بموقفها الصارم تجاه العفة، كانت في صراع دائم مع أخلاقيات المجتمع. كانت الخرافات وعبادة الشيطان على ما يبدو إغواءات كبيرة أيضًا. ربما تكون "أعماق الشيطان" (</w:t>
@@ -4246,6 +5314,8 @@
       <w:hyperlink r:id="rId90">
         <w:r>
           <w:rPr>
+            <w:rtl/>
+            <w:cs/>
             <w:lang w:val="ar_AE" w:bidi="ar_AE"/>
           </w:rPr>
           <w:rPr>
@@ -4257,18 +5327,24 @@
       </w:hyperlink>
       <w:r>
         <w:rPr>
+          <w:rtl/>
+          <w:cs/>
           <w:lang w:val="ar_AE" w:bidi="ar_AE"/>
         </w:rPr>
         <w:t>) إشارة إلى إحدى الطوائف الغنوصية التي كانت تركز على "العمق" وتمارس طقوسًا سرية يشارك فيها فقط المبتدئون. كانت الإغراءات قوية جدًا لدرجة أنَّ خير أمل كان في نجاة الباقين - ومن هنا كانت النصيحة "</w:t>
       </w:r>
       <w:r>
         <w:rPr>
+          <w:rtl/>
+          <w:cs/>
           <w:lang w:val="ar_AE" w:bidi="ar_AE"/>
         </w:rPr>
         <w:t>تَمَسَّكُوا</w:t>
       </w:r>
       <w:r>
         <w:rPr>
+          <w:rtl/>
+          <w:cs/>
           <w:lang w:val="ar_AE" w:bidi="ar_AE"/>
         </w:rPr>
         <w:t xml:space="preserve"> بما عندكم إلى أن أجيء" (الآية </w:t>
@@ -4276,6 +5352,8 @@
       <w:hyperlink r:id="rId91">
         <w:r>
           <w:rPr>
+            <w:rtl/>
+            <w:cs/>
             <w:lang w:val="ar_AE" w:bidi="ar_AE"/>
           </w:rPr>
           <w:rPr>
@@ -4287,6 +5365,8 @@
       </w:hyperlink>
       <w:r>
         <w:rPr>
+          <w:rtl/>
+          <w:cs/>
           <w:lang w:val="ar_AE" w:bidi="ar_AE"/>
         </w:rPr>
         <w:t>).</w:t>
@@ -4298,39 +5378,51 @@
       </w:pPr>
       <w:r>
         <w:rPr>
+          <w:rtl/>
+          <w:cs/>
           <w:lang w:val="ar_AE" w:bidi="ar_AE"/>
         </w:rPr>
       </w:r>
       <w:r>
         <w:rPr>
           <w:i/>
+          <w:rtl/>
+          <w:cs/>
           <w:lang w:val="ar_AE" w:bidi="ar_AE"/>
         </w:rPr>
         <w:t>انظر أيضًا</w:t>
       </w:r>
       <w:r>
         <w:rPr>
+          <w:rtl/>
+          <w:cs/>
           <w:lang w:val="ar_AE" w:bidi="ar_AE"/>
         </w:rPr>
         <w:t xml:space="preserve"> الرؤيا، سفر.</w:t>
       </w:r>
       <w:r>
         <w:rPr>
-          <w:lang w:val="ar_AE" w:bidi="ar_AE"/>
-        </w:rPr>
-      </w:r>
-      <w:r>
-        <w:rPr>
-          <w:lang w:val="ar_AE" w:bidi="ar_AE"/>
-        </w:rPr>
-      </w:r>
-    </w:p>
-    <w:p>
-      <w:pPr>
-        <w:bidi/>
-      </w:pPr>
-      <w:r>
-        <w:rPr>
+          <w:rtl/>
+          <w:cs/>
+          <w:lang w:val="ar_AE" w:bidi="ar_AE"/>
+        </w:rPr>
+      </w:r>
+      <w:r>
+        <w:rPr>
+          <w:rtl/>
+          <w:cs/>
+          <w:lang w:val="ar_AE" w:bidi="ar_AE"/>
+        </w:rPr>
+      </w:r>
+    </w:p>
+    <w:p>
+      <w:pPr>
+        <w:bidi/>
+      </w:pPr>
+      <w:r>
+        <w:rPr>
+          <w:rtl/>
+          <w:cs/>
           <w:lang w:val="ar_AE" w:bidi="ar_AE"/>
         </w:rPr>
       </w:r>
@@ -4342,12 +5434,16 @@
       </w:pPr>
       <w:r>
         <w:rPr>
+          <w:rtl/>
+          <w:cs/>
           <w:lang w:val="ar_AE" w:bidi="ar_AE"/>
         </w:rPr>
         <w:t>ثيني</w:t>
       </w:r>
       <w:r>
         <w:rPr>
+          <w:rtl/>
+          <w:cs/>
           <w:lang w:val="ar_AE" w:bidi="ar_AE"/>
         </w:rPr>
       </w:r>
@@ -4359,12 +5455,16 @@
       </w:pPr>
       <w:r>
         <w:rPr>
+          <w:rtl/>
+          <w:cs/>
           <w:lang w:val="ar_AE" w:bidi="ar_AE"/>
         </w:rPr>
         <w:t>ثيني</w:t>
       </w:r>
       <w:r>
         <w:rPr>
+          <w:rtl/>
+          <w:cs/>
           <w:lang w:val="ar_AE" w:bidi="ar_AE"/>
         </w:rPr>
         <w:t>*</w:t>
@@ -4376,11 +5476,15 @@
       </w:pPr>
       <w:r>
         <w:rPr>
-          <w:lang w:val="ar_AE" w:bidi="ar_AE"/>
-        </w:rPr>
-      </w:r>
-      <w:r>
-        <w:rPr>
+          <w:rtl/>
+          <w:cs/>
+          <w:lang w:val="ar_AE" w:bidi="ar_AE"/>
+        </w:rPr>
+      </w:r>
+      <w:r>
+        <w:rPr>
+          <w:rtl/>
+          <w:cs/>
           <w:lang w:val="ar_AE" w:bidi="ar_AE"/>
         </w:rPr>
         <w:t xml:space="preserve">ترجمة لكلمة "عود مُعطر" الواردة في </w:t>
@@ -4388,6 +5492,8 @@
       <w:hyperlink r:id="rId92">
         <w:r>
           <w:rPr>
+            <w:rtl/>
+            <w:cs/>
             <w:lang w:val="ar_AE" w:bidi="ar_AE"/>
           </w:rPr>
           <w:rPr>
@@ -4399,18 +5505,24 @@
       </w:hyperlink>
       <w:r>
         <w:rPr>
+          <w:rtl/>
+          <w:cs/>
           <w:lang w:val="ar_AE" w:bidi="ar_AE"/>
         </w:rPr>
         <w:t xml:space="preserve">. </w:t>
       </w:r>
       <w:r>
         <w:rPr>
+          <w:rtl/>
+          <w:cs/>
           <w:lang w:val="ar_AE" w:bidi="ar_AE"/>
         </w:rPr>
         <w:t>وهو خشب داكن اللون، ذو رائحة طيبة، وكان يُعتبَر من الأخشاب الثمينة التي تُستخدم في صناعة الأثاث الفاخر</w:t>
       </w:r>
       <w:r>
         <w:rPr>
+          <w:rtl/>
+          <w:cs/>
           <w:lang w:val="ar_AE" w:bidi="ar_AE"/>
         </w:rPr>
         <w:t xml:space="preserve">. </w:t>
@@ -4418,35 +5530,47 @@
       <w:r>
         <w:rPr>
           <w:i/>
+          <w:rtl/>
+          <w:cs/>
           <w:lang w:val="ar_AE" w:bidi="ar_AE"/>
         </w:rPr>
         <w:t>انظر</w:t>
       </w:r>
       <w:r>
         <w:rPr>
+          <w:rtl/>
+          <w:cs/>
           <w:lang w:val="ar_AE" w:bidi="ar_AE"/>
         </w:rPr>
         <w:t xml:space="preserve"> </w:t>
       </w:r>
       <w:r>
         <w:rPr>
+          <w:rtl/>
+          <w:cs/>
           <w:lang w:val="ar_AE" w:bidi="ar_AE"/>
         </w:rPr>
         <w:t>النباتات (شجرة الأترج)</w:t>
       </w:r>
       <w:r>
         <w:rPr>
+          <w:rtl/>
+          <w:cs/>
           <w:lang w:val="ar_AE" w:bidi="ar_AE"/>
         </w:rPr>
         <w:t>.</w:t>
       </w:r>
       <w:r>
         <w:rPr>
-          <w:lang w:val="ar_AE" w:bidi="ar_AE"/>
-        </w:rPr>
-      </w:r>
-      <w:r>
-        <w:rPr>
+          <w:rtl/>
+          <w:cs/>
+          <w:lang w:val="ar_AE" w:bidi="ar_AE"/>
+        </w:rPr>
+      </w:r>
+      <w:r>
+        <w:rPr>
+          <w:rtl/>
+          <w:cs/>
           <w:lang w:val="ar_AE" w:bidi="ar_AE"/>
         </w:rPr>
       </w:r>

--- a/arb/docx/004.content.docx
+++ b/arb/docx/004.content.docx
@@ -329,20 +329,14 @@
         </w:rPr>
         <w:t>في العهد القديم تُعد ثروات الأرض علامة فضل من الله (</w:t>
       </w:r>
-      <w:hyperlink r:id="rId13">
-        <w:r>
-          <w:rPr>
-            <w:rtl/>
-            <w:cs/>
-            <w:lang w:val="ar_AE" w:bidi="ar_AE"/>
-          </w:rPr>
-          <w:rPr>
-            <w:color w:val="0000EE"/>
-            <w:u w:val="single"/>
-          </w:rPr>
-          <w:t>مزمور ١١٢: ٣</w:t>
-        </w:r>
-      </w:hyperlink>
+      <w:r>
+        <w:rPr>
+          <w:rtl/>
+          <w:cs/>
+          <w:lang w:val="ar_AE" w:bidi="ar_AE"/>
+        </w:rPr>
+        <w:t>مزمور ١١٢: ٣</w:t>
+      </w:r>
       <w:r>
         <w:rPr>
           <w:rtl/>
@@ -351,20 +345,14 @@
         </w:rPr>
         <w:t>)، كما أنه يعطي قوة لاكتساب الثروة (</w:t>
       </w:r>
-      <w:hyperlink r:id="rId14">
-        <w:r>
-          <w:rPr>
-            <w:rtl/>
-            <w:cs/>
-            <w:lang w:val="ar_AE" w:bidi="ar_AE"/>
-          </w:rPr>
-          <w:rPr>
-            <w:color w:val="0000EE"/>
-            <w:u w:val="single"/>
-          </w:rPr>
-          <w:t>تثنية ٨: ١٨</w:t>
-        </w:r>
-      </w:hyperlink>
+      <w:r>
+        <w:rPr>
+          <w:rtl/>
+          <w:cs/>
+          <w:lang w:val="ar_AE" w:bidi="ar_AE"/>
+        </w:rPr>
+        <w:t>تثنية ٨: ١٨</w:t>
+      </w:r>
       <w:r>
         <w:rPr>
           <w:rtl/>
@@ -373,20 +361,14 @@
         </w:rPr>
         <w:t>). واشتهر أيوب بكل من تقواه وثروته (</w:t>
       </w:r>
-      <w:hyperlink r:id="rId15">
-        <w:r>
-          <w:rPr>
-            <w:rtl/>
-            <w:cs/>
-            <w:lang w:val="ar_AE" w:bidi="ar_AE"/>
-          </w:rPr>
-          <w:rPr>
-            <w:color w:val="0000EE"/>
-            <w:u w:val="single"/>
-          </w:rPr>
-          <w:t>أيوب ١: ١–٣</w:t>
-        </w:r>
-      </w:hyperlink>
+      <w:r>
+        <w:rPr>
+          <w:rtl/>
+          <w:cs/>
+          <w:lang w:val="ar_AE" w:bidi="ar_AE"/>
+        </w:rPr>
+        <w:t>أيوب ١: ١–٣</w:t>
+      </w:r>
       <w:r>
         <w:rPr>
           <w:rtl/>
@@ -395,20 +377,14 @@
         </w:rPr>
         <w:t>). ربما كان سليمان أغنى إنسان على الإطلاق؛ فقد منحه الله "الغنى والممتلكات والكرامة" لأن سليمان طلب الحكمة والتمييز بدلاً من الأشياء الماديَّة (</w:t>
       </w:r>
-      <w:hyperlink r:id="rId16">
-        <w:r>
-          <w:rPr>
-            <w:rtl/>
-            <w:cs/>
-            <w:lang w:val="ar_AE" w:bidi="ar_AE"/>
-          </w:rPr>
-          <w:rPr>
-            <w:color w:val="0000EE"/>
-            <w:u w:val="single"/>
-          </w:rPr>
-          <w:t>١ ملوك ٣: ١٠–١٣</w:t>
-        </w:r>
-      </w:hyperlink>
+      <w:r>
+        <w:rPr>
+          <w:rtl/>
+          <w:cs/>
+          <w:lang w:val="ar_AE" w:bidi="ar_AE"/>
+        </w:rPr>
+        <w:t>١ ملوك ٣: ١٠–١٣</w:t>
+      </w:r>
       <w:r>
         <w:rPr>
           <w:rtl/>
@@ -417,20 +393,14 @@
         </w:rPr>
         <w:t xml:space="preserve">؛ </w:t>
       </w:r>
-      <w:hyperlink r:id="rId17">
-        <w:r>
-          <w:rPr>
-            <w:rtl/>
-            <w:cs/>
-            <w:lang w:val="ar_AE" w:bidi="ar_AE"/>
-          </w:rPr>
-          <w:rPr>
-            <w:color w:val="0000EE"/>
-            <w:u w:val="single"/>
-          </w:rPr>
-          <w:t>٢ أخبار الأيام ١: ١١–١٢</w:t>
-        </w:r>
-      </w:hyperlink>
+      <w:r>
+        <w:rPr>
+          <w:rtl/>
+          <w:cs/>
+          <w:lang w:val="ar_AE" w:bidi="ar_AE"/>
+        </w:rPr>
+        <w:t>٢ أخبار الأيام ١: ١١–١٢</w:t>
+      </w:r>
       <w:r>
         <w:rPr>
           <w:rtl/>
@@ -439,20 +409,14 @@
         </w:rPr>
         <w:t>). لكن الكتاب المقدس يوضح أن حياة الإنسان لا تتألَّف في وفرة ممتلكاته (</w:t>
       </w:r>
-      <w:hyperlink r:id="rId18">
-        <w:r>
-          <w:rPr>
-            <w:rtl/>
-            <w:cs/>
-            <w:lang w:val="ar_AE" w:bidi="ar_AE"/>
-          </w:rPr>
-          <w:rPr>
-            <w:color w:val="0000EE"/>
-            <w:u w:val="single"/>
-          </w:rPr>
-          <w:t>لوقا ١٢: ١٥</w:t>
-        </w:r>
-      </w:hyperlink>
+      <w:r>
+        <w:rPr>
+          <w:rtl/>
+          <w:cs/>
+          <w:lang w:val="ar_AE" w:bidi="ar_AE"/>
+        </w:rPr>
+        <w:t>لوقا ١٢: ١٥</w:t>
+      </w:r>
       <w:r>
         <w:rPr>
           <w:rtl/>
@@ -481,20 +445,14 @@
         </w:rPr>
         <w:t>في العهد الجديد غالبًا ما يُنظر إلى الأثرياء على أنهم بلا إله - على سبيل المثال، الفلاح الغني (</w:t>
       </w:r>
-      <w:hyperlink r:id="rId19">
-        <w:r>
-          <w:rPr>
-            <w:rtl/>
-            <w:cs/>
-            <w:lang w:val="ar_AE" w:bidi="ar_AE"/>
-          </w:rPr>
-          <w:rPr>
-            <w:color w:val="0000EE"/>
-            <w:u w:val="single"/>
-          </w:rPr>
-          <w:t>لوقا ١٢: ١٦–٢١</w:t>
-        </w:r>
-      </w:hyperlink>
+      <w:r>
+        <w:rPr>
+          <w:rtl/>
+          <w:cs/>
+          <w:lang w:val="ar_AE" w:bidi="ar_AE"/>
+        </w:rPr>
+        <w:t>لوقا ١٢: ١٦–٢١</w:t>
+      </w:r>
       <w:r>
         <w:rPr>
           <w:rtl/>
@@ -503,20 +461,14 @@
         </w:rPr>
         <w:t>) والرجل الغني الذي أهمل المستعطي لعازر (</w:t>
       </w:r>
-      <w:hyperlink r:id="rId20">
-        <w:r>
-          <w:rPr>
-            <w:rtl/>
-            <w:cs/>
-            <w:lang w:val="ar_AE" w:bidi="ar_AE"/>
-          </w:rPr>
-          <w:rPr>
-            <w:color w:val="0000EE"/>
-            <w:u w:val="single"/>
-          </w:rPr>
-          <w:t>١٦: ١٩–٣١</w:t>
-        </w:r>
-      </w:hyperlink>
+      <w:r>
+        <w:rPr>
+          <w:rtl/>
+          <w:cs/>
+          <w:lang w:val="ar_AE" w:bidi="ar_AE"/>
+        </w:rPr>
+        <w:t>١٦: ١٩–٣١</w:t>
+      </w:r>
       <w:r>
         <w:rPr>
           <w:rtl/>
@@ -525,20 +477,14 @@
         </w:rPr>
         <w:t>). يُدان الأثرياء لظلمهم وطمعهم (</w:t>
       </w:r>
-      <w:hyperlink r:id="rId21">
-        <w:r>
-          <w:rPr>
-            <w:rtl/>
-            <w:cs/>
-            <w:lang w:val="ar_AE" w:bidi="ar_AE"/>
-          </w:rPr>
-          <w:rPr>
-            <w:color w:val="0000EE"/>
-            <w:u w:val="single"/>
-          </w:rPr>
-          <w:t>يعقوب ٥: ١–٦</w:t>
-        </w:r>
-      </w:hyperlink>
+      <w:r>
+        <w:rPr>
+          <w:rtl/>
+          <w:cs/>
+          <w:lang w:val="ar_AE" w:bidi="ar_AE"/>
+        </w:rPr>
+        <w:t>يعقوب ٥: ١–٦</w:t>
+      </w:r>
       <w:r>
         <w:rPr>
           <w:rtl/>
@@ -547,20 +493,14 @@
         </w:rPr>
         <w:t xml:space="preserve">). إن </w:t>
       </w:r>
-      <w:hyperlink r:id="rId22">
-        <w:r>
-          <w:rPr>
-            <w:rtl/>
-            <w:cs/>
-            <w:lang w:val="ar_AE" w:bidi="ar_AE"/>
-          </w:rPr>
-          <w:rPr>
-            <w:color w:val="0000EE"/>
-            <w:u w:val="single"/>
-          </w:rPr>
-          <w:t>لوقا ٦: ٢٤</w:t>
-        </w:r>
-      </w:hyperlink>
+      <w:r>
+        <w:rPr>
+          <w:rtl/>
+          <w:cs/>
+          <w:lang w:val="ar_AE" w:bidi="ar_AE"/>
+        </w:rPr>
+        <w:t>لوقا ٦: ٢٤</w:t>
+      </w:r>
       <w:r>
         <w:rPr>
           <w:rtl/>
@@ -569,20 +509,14 @@
         </w:rPr>
         <w:t xml:space="preserve"> تنطق بالويل على الأغنياء، كما أن الأناجيل الثلاثة تتحدث عن أخطار الغنى (</w:t>
       </w:r>
-      <w:hyperlink r:id="rId23">
-        <w:r>
-          <w:rPr>
-            <w:rtl/>
-            <w:cs/>
-            <w:lang w:val="ar_AE" w:bidi="ar_AE"/>
-          </w:rPr>
-          <w:rPr>
-            <w:color w:val="0000EE"/>
-            <w:u w:val="single"/>
-          </w:rPr>
-          <w:t>متى ١٣: ٢٢</w:t>
-        </w:r>
-      </w:hyperlink>
+      <w:r>
+        <w:rPr>
+          <w:rtl/>
+          <w:cs/>
+          <w:lang w:val="ar_AE" w:bidi="ar_AE"/>
+        </w:rPr>
+        <w:t>متى ١٣: ٢٢</w:t>
+      </w:r>
       <w:r>
         <w:rPr>
           <w:rtl/>
@@ -591,20 +525,14 @@
         </w:rPr>
         <w:t xml:space="preserve">؛ </w:t>
       </w:r>
-      <w:hyperlink r:id="rId24">
-        <w:r>
-          <w:rPr>
-            <w:rtl/>
-            <w:cs/>
-            <w:lang w:val="ar_AE" w:bidi="ar_AE"/>
-          </w:rPr>
-          <w:rPr>
-            <w:color w:val="0000EE"/>
-            <w:u w:val="single"/>
-          </w:rPr>
-          <w:t>مَرقُس ٤: ١٩</w:t>
-        </w:r>
-      </w:hyperlink>
+      <w:r>
+        <w:rPr>
+          <w:rtl/>
+          <w:cs/>
+          <w:lang w:val="ar_AE" w:bidi="ar_AE"/>
+        </w:rPr>
+        <w:t>مَرقُس ٤: ١٩</w:t>
+      </w:r>
       <w:r>
         <w:rPr>
           <w:rtl/>
@@ -613,20 +541,14 @@
         </w:rPr>
         <w:t xml:space="preserve">؛ </w:t>
       </w:r>
-      <w:hyperlink r:id="rId25">
-        <w:r>
-          <w:rPr>
-            <w:rtl/>
-            <w:cs/>
-            <w:lang w:val="ar_AE" w:bidi="ar_AE"/>
-          </w:rPr>
-          <w:rPr>
-            <w:color w:val="0000EE"/>
-            <w:u w:val="single"/>
-          </w:rPr>
-          <w:t>لوقا ٨: ١٤</w:t>
-        </w:r>
-      </w:hyperlink>
+      <w:r>
+        <w:rPr>
+          <w:rtl/>
+          <w:cs/>
+          <w:lang w:val="ar_AE" w:bidi="ar_AE"/>
+        </w:rPr>
+        <w:t>لوقا ٨: ١٤</w:t>
+      </w:r>
       <w:r>
         <w:rPr>
           <w:rtl/>
@@ -635,20 +557,14 @@
         </w:rPr>
         <w:t>). لكن ليس كل الأغنياء كانوا أشرارًا. دُفِنَ الرب يسوع في قبر رجل غني من الرامة، يُدعى يوسف (</w:t>
       </w:r>
-      <w:hyperlink r:id="rId26">
-        <w:r>
-          <w:rPr>
-            <w:rtl/>
-            <w:cs/>
-            <w:lang w:val="ar_AE" w:bidi="ar_AE"/>
-          </w:rPr>
-          <w:rPr>
-            <w:color w:val="0000EE"/>
-            <w:u w:val="single"/>
-          </w:rPr>
-          <w:t>متى ٢٧: ٥٧</w:t>
-        </w:r>
-      </w:hyperlink>
+      <w:r>
+        <w:rPr>
+          <w:rtl/>
+          <w:cs/>
+          <w:lang w:val="ar_AE" w:bidi="ar_AE"/>
+        </w:rPr>
+        <w:t>متى ٢٧: ٥٧</w:t>
+      </w:r>
       <w:r>
         <w:rPr>
           <w:rtl/>
@@ -657,20 +573,14 @@
         </w:rPr>
         <w:t>). كان نيقوديموس، الذي قدم بسخاء لدفن الرب يسوع (</w:t>
       </w:r>
-      <w:hyperlink r:id="rId27">
-        <w:r>
-          <w:rPr>
-            <w:rtl/>
-            <w:cs/>
-            <w:lang w:val="ar_AE" w:bidi="ar_AE"/>
-          </w:rPr>
-          <w:rPr>
-            <w:color w:val="0000EE"/>
-            <w:u w:val="single"/>
-          </w:rPr>
-          <w:t>يوحنَّا ١٩: ٣٩</w:t>
-        </w:r>
-      </w:hyperlink>
+      <w:r>
+        <w:rPr>
+          <w:rtl/>
+          <w:cs/>
+          <w:lang w:val="ar_AE" w:bidi="ar_AE"/>
+        </w:rPr>
+        <w:t>يوحنَّا ١٩: ٣٩</w:t>
+      </w:r>
       <w:r>
         <w:rPr>
           <w:rtl/>
@@ -679,20 +589,14 @@
         </w:rPr>
         <w:t>)، "حاكمًا لليهود" (</w:t>
       </w:r>
-      <w:hyperlink r:id="rId28">
-        <w:r>
-          <w:rPr>
-            <w:rtl/>
-            <w:cs/>
-            <w:lang w:val="ar_AE" w:bidi="ar_AE"/>
-          </w:rPr>
-          <w:rPr>
-            <w:color w:val="0000EE"/>
-            <w:u w:val="single"/>
-          </w:rPr>
-          <w:t>٣: ١</w:t>
-        </w:r>
-      </w:hyperlink>
+      <w:r>
+        <w:rPr>
+          <w:rtl/>
+          <w:cs/>
+          <w:lang w:val="ar_AE" w:bidi="ar_AE"/>
+        </w:rPr>
+        <w:t>٣: ١</w:t>
+      </w:r>
       <w:r>
         <w:rPr>
           <w:rtl/>
@@ -893,20 +797,14 @@
         </w:rPr>
         <w:t>" (</w:t>
       </w:r>
-      <w:hyperlink r:id="rId29">
-        <w:r>
-          <w:rPr>
-            <w:rtl/>
-            <w:cs/>
-            <w:lang w:val="ar_AE" w:bidi="ar_AE"/>
-          </w:rPr>
-          <w:rPr>
-            <w:color w:val="0000EE"/>
-            <w:u w:val="single"/>
-          </w:rPr>
-          <w:t>أيوب 38: 31</w:t>
-        </w:r>
-      </w:hyperlink>
+      <w:r>
+        <w:rPr>
+          <w:rtl/>
+          <w:cs/>
+          <w:lang w:val="ar_AE" w:bidi="ar_AE"/>
+        </w:rPr>
+        <w:t>أيوب 38: 31</w:t>
+      </w:r>
       <w:r>
         <w:rPr>
           <w:rtl/>
@@ -1018,20 +916,14 @@
         </w:rPr>
         <w:t xml:space="preserve">انتفاضة في عامي ٦٦–٧٠ م، حدثتْ نتيجةً لوجود سلسلة من الحُكام الرومان غير الفعالين في اليهوديَّة. بعد آخر ملوك اليهود، أغريباس الأول (هيرودس المذكور في </w:t>
       </w:r>
-      <w:hyperlink r:id="rId30">
-        <w:r>
-          <w:rPr>
-            <w:rtl/>
-            <w:cs/>
-            <w:lang w:val="ar_AE" w:bidi="ar_AE"/>
-          </w:rPr>
-          <w:rPr>
-            <w:color w:val="0000EE"/>
-            <w:u w:val="single"/>
-          </w:rPr>
-          <w:t>أعمال الرسل ١٢</w:t>
-        </w:r>
-      </w:hyperlink>
+      <w:r>
+        <w:rPr>
+          <w:rtl/>
+          <w:cs/>
+          <w:lang w:val="ar_AE" w:bidi="ar_AE"/>
+        </w:rPr>
+        <w:t>أعمال الرسل ١٢</w:t>
+      </w:r>
       <w:r>
         <w:rPr>
           <w:rtl/>
@@ -1120,20 +1012,14 @@
         </w:rPr>
         <w:t>استمرَ حصارُ المدينة مدة خمسة أشهر. قاتلتْ أورشليم ببطولة ضد الرومان المتقدمين نحوها، مما جعلَ غَزو المدينة بطيئًا. جاءت لحظةٌ مأساويَّة في التاريخ اليهودي في وقت مبكر من شهر أغسطس من عام ٧٠ م، عندما لم تُقَدَّم الذبائح الصباحيَّة والمسائيَّة في الهيكل، أول مرة منذ قرون. حوالي يوم ٢٩ أغسطس، تحت ظروف غير واضحة حتى الآن، أُحرِقَ القُدس ودُمِّرَ الهيكل. حَقَّق هذا نبوءة يسوع (</w:t>
       </w:r>
-      <w:hyperlink r:id="rId31">
-        <w:r>
-          <w:rPr>
-            <w:rtl/>
-            <w:cs/>
-            <w:lang w:val="ar_AE" w:bidi="ar_AE"/>
-          </w:rPr>
-          <w:rPr>
-            <w:color w:val="0000EE"/>
-            <w:u w:val="single"/>
-          </w:rPr>
-          <w:t>متى ٢٤: ١، ٢</w:t>
-        </w:r>
-      </w:hyperlink>
+      <w:r>
+        <w:rPr>
+          <w:rtl/>
+          <w:cs/>
+          <w:lang w:val="ar_AE" w:bidi="ar_AE"/>
+        </w:rPr>
+        <w:t>متى ٢٤: ١، ٢</w:t>
+      </w:r>
       <w:r>
         <w:rPr>
           <w:rtl/>
@@ -1142,20 +1028,14 @@
         </w:rPr>
         <w:t xml:space="preserve">؛ </w:t>
       </w:r>
-      <w:hyperlink r:id="rId32">
-        <w:r>
-          <w:rPr>
-            <w:rtl/>
-            <w:cs/>
-            <w:lang w:val="ar_AE" w:bidi="ar_AE"/>
-          </w:rPr>
-          <w:rPr>
-            <w:color w:val="0000EE"/>
-            <w:u w:val="single"/>
-          </w:rPr>
-          <w:t>مرقس ١٣: ١، ٢</w:t>
-        </w:r>
-      </w:hyperlink>
+      <w:r>
+        <w:rPr>
+          <w:rtl/>
+          <w:cs/>
+          <w:lang w:val="ar_AE" w:bidi="ar_AE"/>
+        </w:rPr>
+        <w:t>مرقس ١٣: ١، ٢</w:t>
+      </w:r>
       <w:r>
         <w:rPr>
           <w:rtl/>
@@ -1164,20 +1044,14 @@
         </w:rPr>
         <w:t xml:space="preserve">؛ </w:t>
       </w:r>
-      <w:hyperlink r:id="rId33">
-        <w:r>
-          <w:rPr>
-            <w:rtl/>
-            <w:cs/>
-            <w:lang w:val="ar_AE" w:bidi="ar_AE"/>
-          </w:rPr>
-          <w:rPr>
-            <w:color w:val="0000EE"/>
-            <w:u w:val="single"/>
-          </w:rPr>
-          <w:t>لوقا ١٩: ٤٣، ٤٤</w:t>
-        </w:r>
-      </w:hyperlink>
+      <w:r>
+        <w:rPr>
+          <w:rtl/>
+          <w:cs/>
+          <w:lang w:val="ar_AE" w:bidi="ar_AE"/>
+        </w:rPr>
+        <w:t>لوقا ١٩: ٤٣، ٤٤</w:t>
+      </w:r>
       <w:r>
         <w:rPr>
           <w:rtl/>
@@ -1186,20 +1060,14 @@
         </w:rPr>
         <w:t xml:space="preserve">؛ </w:t>
       </w:r>
-      <w:hyperlink r:id="rId34">
-        <w:r>
-          <w:rPr>
-            <w:rtl/>
-            <w:cs/>
-            <w:lang w:val="ar_AE" w:bidi="ar_AE"/>
-          </w:rPr>
-          <w:rPr>
-            <w:color w:val="0000EE"/>
-            <w:u w:val="single"/>
-          </w:rPr>
-          <w:t>٢١: ٥–٧</w:t>
-        </w:r>
-      </w:hyperlink>
+      <w:r>
+        <w:rPr>
+          <w:rtl/>
+          <w:cs/>
+          <w:lang w:val="ar_AE" w:bidi="ar_AE"/>
+        </w:rPr>
+        <w:t>٢١: ٥–٧</w:t>
+      </w:r>
       <w:r>
         <w:rPr>
           <w:rtl/>
@@ -1422,20 +1290,14 @@
         </w:rPr>
         <w:t>اسم بار-كوخبا يعني "ابن النجم". كان يُعتقد أنه "النجم [الذي] سيخرج من يَعْقوبَ" (</w:t>
       </w:r>
-      <w:hyperlink r:id="rId35">
-        <w:r>
-          <w:rPr>
-            <w:rtl/>
-            <w:cs/>
-            <w:lang w:val="ar_AE" w:bidi="ar_AE"/>
-          </w:rPr>
-          <w:rPr>
-            <w:color w:val="0000EE"/>
-            <w:u w:val="single"/>
-          </w:rPr>
-          <w:t>عدد 24:17</w:t>
-        </w:r>
-      </w:hyperlink>
+      <w:r>
+        <w:rPr>
+          <w:rtl/>
+          <w:cs/>
+          <w:lang w:val="ar_AE" w:bidi="ar_AE"/>
+        </w:rPr>
+        <w:t>عدد 24:17</w:t>
+      </w:r>
       <w:r>
         <w:rPr>
           <w:rtl/>
@@ -1576,20 +1438,14 @@
         </w:rPr>
         <w:t>1. الشخص المُرسَل إليه بشارة لوقا وأعمال الرسل (</w:t>
       </w:r>
-      <w:hyperlink r:id="rId36">
-        <w:r>
-          <w:rPr>
-            <w:rtl/>
-            <w:cs/>
-            <w:lang w:val="ar_AE" w:bidi="ar_AE"/>
-          </w:rPr>
-          <w:rPr>
-            <w:color w:val="0000EE"/>
-            <w:u w:val="single"/>
-          </w:rPr>
-          <w:t>لوقا 1: 3؛</w:t>
-        </w:r>
-      </w:hyperlink>
+      <w:r>
+        <w:rPr>
+          <w:rtl/>
+          <w:cs/>
+          <w:lang w:val="ar_AE" w:bidi="ar_AE"/>
+        </w:rPr>
+        <w:t>لوقا 1: 3؛</w:t>
+      </w:r>
       <w:r>
         <w:rPr>
           <w:rtl/>
@@ -1598,20 +1454,14 @@
         </w:rPr>
         <w:t xml:space="preserve"> </w:t>
       </w:r>
-      <w:hyperlink r:id="rId37">
-        <w:r>
-          <w:rPr>
-            <w:rtl/>
-            <w:cs/>
-            <w:lang w:val="ar_AE" w:bidi="ar_AE"/>
-          </w:rPr>
-          <w:rPr>
-            <w:color w:val="0000EE"/>
-            <w:u w:val="single"/>
-          </w:rPr>
-          <w:t>أعمال الرسل 1: 1</w:t>
-        </w:r>
-      </w:hyperlink>
+      <w:r>
+        <w:rPr>
+          <w:rtl/>
+          <w:cs/>
+          <w:lang w:val="ar_AE" w:bidi="ar_AE"/>
+        </w:rPr>
+        <w:t>أعمال الرسل 1: 1</w:t>
+      </w:r>
       <w:r>
         <w:rPr>
           <w:rtl/>
@@ -1620,20 +1470,14 @@
         </w:rPr>
         <w:t>). بما أن ثاؤفيلُس يمكن ترجمته إلى "محب الله" أو "حبيب الله"، فقد اقترح الكثيرون أن ثاؤفيلُس هو لقب وليس اسمًا حقيقيًا وأنه يشير إلى الجمهور العام للبشارة والسفر. ومع ذلك، فإن استخدام مثل هذه الألقاب العامة يتعارض مع الممارسة العادية للعهد الجديد. علاوة على ذلك، فإن الصفة "العزيز" تشير عمومًا إلى فرد، خاصةً شخص ذو مرتبة عالية. خاطب بولس فستوس بـ "العزيز"، وخاطب كلوديوس ليسياس وتيرتلس فيلكس باللقب عينه (</w:t>
       </w:r>
-      <w:hyperlink r:id="rId38">
-        <w:r>
-          <w:rPr>
-            <w:rtl/>
-            <w:cs/>
-            <w:lang w:val="ar_AE" w:bidi="ar_AE"/>
-          </w:rPr>
-          <w:rPr>
-            <w:color w:val="0000EE"/>
-            <w:u w:val="single"/>
-          </w:rPr>
-          <w:t>أعمال الرسل 23: 26؛</w:t>
-        </w:r>
-      </w:hyperlink>
+      <w:r>
+        <w:rPr>
+          <w:rtl/>
+          <w:cs/>
+          <w:lang w:val="ar_AE" w:bidi="ar_AE"/>
+        </w:rPr>
+        <w:t>أعمال الرسل 23: 26؛</w:t>
+      </w:r>
       <w:r>
         <w:rPr>
           <w:rtl/>
@@ -1642,20 +1486,14 @@
         </w:rPr>
         <w:t xml:space="preserve"> </w:t>
       </w:r>
-      <w:hyperlink r:id="rId39">
-        <w:r>
-          <w:rPr>
-            <w:rtl/>
-            <w:cs/>
-            <w:lang w:val="ar_AE" w:bidi="ar_AE"/>
-          </w:rPr>
-          <w:rPr>
-            <w:color w:val="0000EE"/>
-            <w:u w:val="single"/>
-          </w:rPr>
-          <w:t>24: 2–3؛</w:t>
-        </w:r>
-      </w:hyperlink>
+      <w:r>
+        <w:rPr>
+          <w:rtl/>
+          <w:cs/>
+          <w:lang w:val="ar_AE" w:bidi="ar_AE"/>
+        </w:rPr>
+        <w:t>24: 2–3؛</w:t>
+      </w:r>
       <w:r>
         <w:rPr>
           <w:rtl/>
@@ -1664,20 +1502,14 @@
         </w:rPr>
         <w:t xml:space="preserve"> </w:t>
       </w:r>
-      <w:hyperlink r:id="rId40">
-        <w:r>
-          <w:rPr>
-            <w:rtl/>
-            <w:cs/>
-            <w:lang w:val="ar_AE" w:bidi="ar_AE"/>
-          </w:rPr>
-          <w:rPr>
-            <w:color w:val="0000EE"/>
-            <w:u w:val="single"/>
-          </w:rPr>
-          <w:t>26: 25</w:t>
-        </w:r>
-      </w:hyperlink>
+      <w:r>
+        <w:rPr>
+          <w:rtl/>
+          <w:cs/>
+          <w:lang w:val="ar_AE" w:bidi="ar_AE"/>
+        </w:rPr>
+        <w:t>26: 25</w:t>
+      </w:r>
       <w:r>
         <w:rPr>
           <w:rtl/>
@@ -1793,20 +1625,14 @@
         </w:rPr>
         <w:t xml:space="preserve">كلمة "الثالوث" لا تظهر في الكتاب المقدس؛ ولكن قد تم استخدامها من قِبَل العلماء لوصف الأقانيم الثلاثة لله. ففي جميع أنحاء الكتاب المقدس، يتم تقديم الله كآب، وابن، وروح—ليس ثلاثة "آلهة" بل ثلاث شخصيات أو أقانيم للإله الواحد والأوحد (انظر، على سبيل المثال، </w:t>
       </w:r>
-      <w:hyperlink r:id="rId41">
-        <w:r>
-          <w:rPr>
-            <w:rtl/>
-            <w:cs/>
-            <w:lang w:val="ar_AE" w:bidi="ar_AE"/>
-          </w:rPr>
-          <w:rPr>
-            <w:color w:val="0000EE"/>
-            <w:u w:val="single"/>
-          </w:rPr>
-          <w:t>مت 28:19</w:t>
-        </w:r>
-      </w:hyperlink>
+      <w:r>
+        <w:rPr>
+          <w:rtl/>
+          <w:cs/>
+          <w:lang w:val="ar_AE" w:bidi="ar_AE"/>
+        </w:rPr>
+        <w:t>مت 28:19</w:t>
+      </w:r>
       <w:r>
         <w:rPr>
           <w:rtl/>
@@ -1815,20 +1641,14 @@
         </w:rPr>
         <w:t xml:space="preserve">; </w:t>
       </w:r>
-      <w:hyperlink r:id="rId42">
-        <w:r>
-          <w:rPr>
-            <w:rtl/>
-            <w:cs/>
-            <w:lang w:val="ar_AE" w:bidi="ar_AE"/>
-          </w:rPr>
-          <w:rPr>
-            <w:color w:val="0000EE"/>
-            <w:u w:val="single"/>
-          </w:rPr>
-          <w:t>1 كو 16:23–24</w:t>
-        </w:r>
-      </w:hyperlink>
+      <w:r>
+        <w:rPr>
+          <w:rtl/>
+          <w:cs/>
+          <w:lang w:val="ar_AE" w:bidi="ar_AE"/>
+        </w:rPr>
+        <w:t>1 كو 16:23–24</w:t>
+      </w:r>
       <w:r>
         <w:rPr>
           <w:rtl/>
@@ -1837,20 +1657,14 @@
         </w:rPr>
         <w:t xml:space="preserve">; </w:t>
       </w:r>
-      <w:hyperlink r:id="rId43">
-        <w:r>
-          <w:rPr>
-            <w:rtl/>
-            <w:cs/>
-            <w:lang w:val="ar_AE" w:bidi="ar_AE"/>
-          </w:rPr>
-          <w:rPr>
-            <w:color w:val="0000EE"/>
-            <w:u w:val="single"/>
-          </w:rPr>
-          <w:t>2 كو 13:13</w:t>
-        </w:r>
-      </w:hyperlink>
+      <w:r>
+        <w:rPr>
+          <w:rtl/>
+          <w:cs/>
+          <w:lang w:val="ar_AE" w:bidi="ar_AE"/>
+        </w:rPr>
+        <w:t>2 كو 13:13</w:t>
+      </w:r>
       <w:r>
         <w:rPr>
           <w:rtl/>
@@ -1859,20 +1673,14 @@
         </w:rPr>
         <w:t xml:space="preserve">). وتُقدم الكتب المُقَدَّسة الآب كمصدر الخلق، ومانح الحياة، وإله كل الكون (انظر </w:t>
       </w:r>
-      <w:hyperlink r:id="rId44">
-        <w:r>
-          <w:rPr>
-            <w:rtl/>
-            <w:cs/>
-            <w:lang w:val="ar_AE" w:bidi="ar_AE"/>
-          </w:rPr>
-          <w:rPr>
-            <w:color w:val="0000EE"/>
-            <w:u w:val="single"/>
-          </w:rPr>
-          <w:t>يو 5:26</w:t>
-        </w:r>
-      </w:hyperlink>
+      <w:r>
+        <w:rPr>
+          <w:rtl/>
+          <w:cs/>
+          <w:lang w:val="ar_AE" w:bidi="ar_AE"/>
+        </w:rPr>
+        <w:t>يو 5:26</w:t>
+      </w:r>
       <w:r>
         <w:rPr>
           <w:rtl/>
@@ -1881,20 +1689,14 @@
         </w:rPr>
         <w:t xml:space="preserve">; </w:t>
       </w:r>
-      <w:hyperlink r:id="rId45">
-        <w:r>
-          <w:rPr>
-            <w:rtl/>
-            <w:cs/>
-            <w:lang w:val="ar_AE" w:bidi="ar_AE"/>
-          </w:rPr>
-          <w:rPr>
-            <w:color w:val="0000EE"/>
-            <w:u w:val="single"/>
-          </w:rPr>
-          <w:t>1 كو 8:6</w:t>
-        </w:r>
-      </w:hyperlink>
+      <w:r>
+        <w:rPr>
+          <w:rtl/>
+          <w:cs/>
+          <w:lang w:val="ar_AE" w:bidi="ar_AE"/>
+        </w:rPr>
+        <w:t>1 كو 8:6</w:t>
+      </w:r>
       <w:r>
         <w:rPr>
           <w:rtl/>
@@ -1903,20 +1705,14 @@
         </w:rPr>
         <w:t xml:space="preserve">; </w:t>
       </w:r>
-      <w:hyperlink r:id="rId46">
-        <w:r>
-          <w:rPr>
-            <w:rtl/>
-            <w:cs/>
-            <w:lang w:val="ar_AE" w:bidi="ar_AE"/>
-          </w:rPr>
-          <w:rPr>
-            <w:color w:val="0000EE"/>
-            <w:u w:val="single"/>
-          </w:rPr>
-          <w:t>أف 3:14–15</w:t>
-        </w:r>
-      </w:hyperlink>
+      <w:r>
+        <w:rPr>
+          <w:rtl/>
+          <w:cs/>
+          <w:lang w:val="ar_AE" w:bidi="ar_AE"/>
+        </w:rPr>
+        <w:t>أف 3:14–15</w:t>
+      </w:r>
       <w:r>
         <w:rPr>
           <w:rtl/>
@@ -1925,20 +1721,14 @@
         </w:rPr>
         <w:t xml:space="preserve">). والابن يُقدَّم كصورة الله غير المرئي، التعبير الدقيق لجوهره وطبيعته، والمسيَّا-المُخَلِّص (انظر </w:t>
       </w:r>
-      <w:hyperlink r:id="rId47">
-        <w:r>
-          <w:rPr>
-            <w:rtl/>
-            <w:cs/>
-            <w:lang w:val="ar_AE" w:bidi="ar_AE"/>
-          </w:rPr>
-          <w:rPr>
-            <w:color w:val="0000EE"/>
-            <w:u w:val="single"/>
-          </w:rPr>
-          <w:t>في 2:5–6</w:t>
-        </w:r>
-      </w:hyperlink>
+      <w:r>
+        <w:rPr>
+          <w:rtl/>
+          <w:cs/>
+          <w:lang w:val="ar_AE" w:bidi="ar_AE"/>
+        </w:rPr>
+        <w:t>في 2:5–6</w:t>
+      </w:r>
       <w:r>
         <w:rPr>
           <w:rtl/>
@@ -1947,20 +1737,14 @@
         </w:rPr>
         <w:t xml:space="preserve">; </w:t>
       </w:r>
-      <w:hyperlink r:id="rId48">
-        <w:r>
-          <w:rPr>
-            <w:rtl/>
-            <w:cs/>
-            <w:lang w:val="ar_AE" w:bidi="ar_AE"/>
-          </w:rPr>
-          <w:rPr>
-            <w:color w:val="0000EE"/>
-            <w:u w:val="single"/>
-          </w:rPr>
-          <w:t>كو 1:14–16</w:t>
-        </w:r>
-      </w:hyperlink>
+      <w:r>
+        <w:rPr>
+          <w:rtl/>
+          <w:cs/>
+          <w:lang w:val="ar_AE" w:bidi="ar_AE"/>
+        </w:rPr>
+        <w:t>كو 1:14–16</w:t>
+      </w:r>
       <w:r>
         <w:rPr>
           <w:rtl/>
@@ -1969,20 +1753,14 @@
         </w:rPr>
         <w:t xml:space="preserve">; </w:t>
       </w:r>
-      <w:hyperlink r:id="rId49">
-        <w:r>
-          <w:rPr>
-            <w:rtl/>
-            <w:cs/>
-            <w:lang w:val="ar_AE" w:bidi="ar_AE"/>
-          </w:rPr>
-          <w:rPr>
-            <w:color w:val="0000EE"/>
-            <w:u w:val="single"/>
-          </w:rPr>
-          <w:t>عب 1:1–3</w:t>
-        </w:r>
-      </w:hyperlink>
+      <w:r>
+        <w:rPr>
+          <w:rtl/>
+          <w:cs/>
+          <w:lang w:val="ar_AE" w:bidi="ar_AE"/>
+        </w:rPr>
+        <w:t>عب 1:1–3</w:t>
+      </w:r>
       <w:r>
         <w:rPr>
           <w:rtl/>
@@ -1991,20 +1769,14 @@
         </w:rPr>
         <w:t xml:space="preserve">). والروح هو الله العامل، الله الذي يصل إلى الناس—يؤثر عليهم، يجددهم، يملأهم، ويرشدهم (انظر </w:t>
       </w:r>
-      <w:hyperlink r:id="rId50">
-        <w:r>
-          <w:rPr>
-            <w:rtl/>
-            <w:cs/>
-            <w:lang w:val="ar_AE" w:bidi="ar_AE"/>
-          </w:rPr>
-          <w:rPr>
-            <w:color w:val="0000EE"/>
-            <w:u w:val="single"/>
-          </w:rPr>
-          <w:t>يو 14:26</w:t>
-        </w:r>
-      </w:hyperlink>
+      <w:r>
+        <w:rPr>
+          <w:rtl/>
+          <w:cs/>
+          <w:lang w:val="ar_AE" w:bidi="ar_AE"/>
+        </w:rPr>
+        <w:t>يو 14:26</w:t>
+      </w:r>
       <w:r>
         <w:rPr>
           <w:rtl/>
@@ -2013,20 +1785,14 @@
         </w:rPr>
         <w:t xml:space="preserve">; </w:t>
       </w:r>
-      <w:hyperlink r:id="rId51">
-        <w:r>
-          <w:rPr>
-            <w:rtl/>
-            <w:cs/>
-            <w:lang w:val="ar_AE" w:bidi="ar_AE"/>
-          </w:rPr>
-          <w:rPr>
-            <w:color w:val="0000EE"/>
-            <w:u w:val="single"/>
-          </w:rPr>
-          <w:t>15:26</w:t>
-        </w:r>
-      </w:hyperlink>
+      <w:r>
+        <w:rPr>
+          <w:rtl/>
+          <w:cs/>
+          <w:lang w:val="ar_AE" w:bidi="ar_AE"/>
+        </w:rPr>
+        <w:t>15:26</w:t>
+      </w:r>
       <w:r>
         <w:rPr>
           <w:rtl/>
@@ -2035,20 +1801,14 @@
         </w:rPr>
         <w:t xml:space="preserve">; </w:t>
       </w:r>
-      <w:hyperlink r:id="rId52">
-        <w:r>
-          <w:rPr>
-            <w:rtl/>
-            <w:cs/>
-            <w:lang w:val="ar_AE" w:bidi="ar_AE"/>
-          </w:rPr>
-          <w:rPr>
-            <w:color w:val="0000EE"/>
-            <w:u w:val="single"/>
-          </w:rPr>
-          <w:t>غل 4:6</w:t>
-        </w:r>
-      </w:hyperlink>
+      <w:r>
+        <w:rPr>
+          <w:rtl/>
+          <w:cs/>
+          <w:lang w:val="ar_AE" w:bidi="ar_AE"/>
+        </w:rPr>
+        <w:t>غل 4:6</w:t>
+      </w:r>
       <w:r>
         <w:rPr>
           <w:rtl/>
@@ -2057,20 +1817,14 @@
         </w:rPr>
         <w:t xml:space="preserve">; </w:t>
       </w:r>
-      <w:hyperlink r:id="rId53">
-        <w:r>
-          <w:rPr>
-            <w:rtl/>
-            <w:cs/>
-            <w:lang w:val="ar_AE" w:bidi="ar_AE"/>
-          </w:rPr>
-          <w:rPr>
-            <w:color w:val="0000EE"/>
-            <w:u w:val="single"/>
-          </w:rPr>
-          <w:t>أف 2:18</w:t>
-        </w:r>
-      </w:hyperlink>
+      <w:r>
+        <w:rPr>
+          <w:rtl/>
+          <w:cs/>
+          <w:lang w:val="ar_AE" w:bidi="ar_AE"/>
+        </w:rPr>
+        <w:t>أف 2:18</w:t>
+      </w:r>
       <w:r>
         <w:rPr>
           <w:rtl/>
@@ -2079,20 +1833,14 @@
         </w:rPr>
         <w:t xml:space="preserve">). هؤلاء الثلاثة هم وحدة ثلاثية، يسكنون في بعضهم البعض ويعملون معًا لتحقيق التصميم الإلهي في الكون (انظر </w:t>
       </w:r>
-      <w:hyperlink r:id="rId54">
-        <w:r>
-          <w:rPr>
-            <w:rtl/>
-            <w:cs/>
-            <w:lang w:val="ar_AE" w:bidi="ar_AE"/>
-          </w:rPr>
-          <w:rPr>
-            <w:color w:val="0000EE"/>
-            <w:u w:val="single"/>
-          </w:rPr>
-          <w:t>يو 16:13–15</w:t>
-        </w:r>
-      </w:hyperlink>
+      <w:r>
+        <w:rPr>
+          <w:rtl/>
+          <w:cs/>
+          <w:lang w:val="ar_AE" w:bidi="ar_AE"/>
+        </w:rPr>
+        <w:t>يو 16:13–15</w:t>
+      </w:r>
       <w:r>
         <w:rPr>
           <w:rtl/>
@@ -2267,20 +2015,14 @@
         </w:rPr>
         <w:t>مدينة تقع جنوب غرب البحر الميت في سبط يهوذا (</w:t>
       </w:r>
-      <w:hyperlink r:id="rId55">
-        <w:r>
-          <w:rPr>
-            <w:rtl/>
-            <w:cs/>
-            <w:lang w:val="ar_AE" w:bidi="ar_AE"/>
-          </w:rPr>
-          <w:rPr>
-            <w:color w:val="0000EE"/>
-            <w:u w:val="single"/>
-          </w:rPr>
-          <w:t>حزقيال 47: 19؛</w:t>
-        </w:r>
-      </w:hyperlink>
+      <w:r>
+        <w:rPr>
+          <w:rtl/>
+          <w:cs/>
+          <w:lang w:val="ar_AE" w:bidi="ar_AE"/>
+        </w:rPr>
+        <w:t>حزقيال 47: 19؛</w:t>
+      </w:r>
       <w:r>
         <w:rPr>
           <w:rtl/>
@@ -2289,20 +2031,14 @@
         </w:rPr>
         <w:t xml:space="preserve"> </w:t>
       </w:r>
-      <w:hyperlink r:id="rId56">
-        <w:r>
-          <w:rPr>
-            <w:rtl/>
-            <w:cs/>
-            <w:lang w:val="ar_AE" w:bidi="ar_AE"/>
-          </w:rPr>
-          <w:rPr>
-            <w:color w:val="0000EE"/>
-            <w:u w:val="single"/>
-          </w:rPr>
-          <w:t>48: 28</w:t>
-        </w:r>
-      </w:hyperlink>
+      <w:r>
+        <w:rPr>
+          <w:rtl/>
+          <w:cs/>
+          <w:lang w:val="ar_AE" w:bidi="ar_AE"/>
+        </w:rPr>
+        <w:t>48: 28</w:t>
+      </w:r>
       <w:r>
         <w:rPr>
           <w:rtl/>
@@ -2311,20 +2047,14 @@
         </w:rPr>
         <w:t xml:space="preserve">). ذُكِرت مدينة ثامار في بعض المخطوطات العبرية لنص </w:t>
       </w:r>
-      <w:hyperlink r:id="rId57">
-        <w:r>
-          <w:rPr>
-            <w:rtl/>
-            <w:cs/>
-            <w:lang w:val="ar_AE" w:bidi="ar_AE"/>
-          </w:rPr>
-          <w:rPr>
-            <w:color w:val="0000EE"/>
-            <w:u w:val="single"/>
-          </w:rPr>
-          <w:t>1ملوك 9:18</w:t>
-        </w:r>
-      </w:hyperlink>
+      <w:r>
+        <w:rPr>
+          <w:rtl/>
+          <w:cs/>
+          <w:lang w:val="ar_AE" w:bidi="ar_AE"/>
+        </w:rPr>
+        <w:t>1ملوك 9:18</w:t>
+      </w:r>
       <w:r>
         <w:rPr>
           <w:rtl/>
@@ -2460,20 +2190,14 @@
         </w:rPr>
         <w:t xml:space="preserve"> ثامار، زوجة الابن البكر ليهوذا، في </w:t>
       </w:r>
-      <w:hyperlink r:id="rId58">
-        <w:r>
-          <w:rPr>
-            <w:rtl/>
-            <w:cs/>
-            <w:lang w:val="ar_AE" w:bidi="ar_AE"/>
-          </w:rPr>
-          <w:rPr>
-            <w:color w:val="0000EE"/>
-            <w:u w:val="single"/>
-          </w:rPr>
-          <w:t>متى 1:3</w:t>
-        </w:r>
-      </w:hyperlink>
+      <w:r>
+        <w:rPr>
+          <w:rtl/>
+          <w:cs/>
+          <w:lang w:val="ar_AE" w:bidi="ar_AE"/>
+        </w:rPr>
+        <w:t>متى 1:3</w:t>
+      </w:r>
       <w:r>
         <w:rPr>
           <w:rtl/>
@@ -2582,20 +2306,14 @@
         </w:rPr>
         <w:t>1. هي زوجة عير، الابن البكر ليهوذا من امرأته الكنعانية. ولاحقًا، كأرملة، أنجبت ثامار ليهوذا ابنين اسمهما فارص وزارح (</w:t>
       </w:r>
-      <w:hyperlink r:id="rId59">
-        <w:r>
-          <w:rPr>
-            <w:rtl/>
-            <w:cs/>
-            <w:lang w:val="ar_AE" w:bidi="ar_AE"/>
-          </w:rPr>
-          <w:rPr>
-            <w:color w:val="0000EE"/>
-            <w:u w:val="single"/>
-          </w:rPr>
-          <w:t>تك 38:6–24</w:t>
-        </w:r>
-      </w:hyperlink>
+      <w:r>
+        <w:rPr>
+          <w:rtl/>
+          <w:cs/>
+          <w:lang w:val="ar_AE" w:bidi="ar_AE"/>
+        </w:rPr>
+        <w:t>تك 38:6–24</w:t>
+      </w:r>
       <w:r>
         <w:rPr>
           <w:rtl/>
@@ -2604,20 +2322,14 @@
         </w:rPr>
         <w:t xml:space="preserve">; </w:t>
       </w:r>
-      <w:hyperlink r:id="rId60">
-        <w:r>
-          <w:rPr>
-            <w:rtl/>
-            <w:cs/>
-            <w:lang w:val="ar_AE" w:bidi="ar_AE"/>
-          </w:rPr>
-          <w:rPr>
-            <w:color w:val="0000EE"/>
-            <w:u w:val="single"/>
-          </w:rPr>
-          <w:t>1 أخ 2:4</w:t>
-        </w:r>
-      </w:hyperlink>
+      <w:r>
+        <w:rPr>
+          <w:rtl/>
+          <w:cs/>
+          <w:lang w:val="ar_AE" w:bidi="ar_AE"/>
+        </w:rPr>
+        <w:t>1 أخ 2:4</w:t>
+      </w:r>
       <w:r>
         <w:rPr>
           <w:rtl/>
@@ -2626,20 +2338,14 @@
         </w:rPr>
         <w:t>). وقد حافظت ثامار على نسل يهوذا من خلال فارص (</w:t>
       </w:r>
-      <w:hyperlink r:id="rId61">
-        <w:r>
-          <w:rPr>
-            <w:rtl/>
-            <w:cs/>
-            <w:lang w:val="ar_AE" w:bidi="ar_AE"/>
-          </w:rPr>
-          <w:rPr>
-            <w:color w:val="0000EE"/>
-            <w:u w:val="single"/>
-          </w:rPr>
-          <w:t>را 4:12</w:t>
-        </w:r>
-      </w:hyperlink>
+      <w:r>
+        <w:rPr>
+          <w:rtl/>
+          <w:cs/>
+          <w:lang w:val="ar_AE" w:bidi="ar_AE"/>
+        </w:rPr>
+        <w:t>را 4:12</w:t>
+      </w:r>
       <w:r>
         <w:rPr>
           <w:rtl/>
@@ -2648,20 +2354,14 @@
         </w:rPr>
         <w:t>)، وتم تسجيل اسمها في سلسلة نسب المسيح (</w:t>
       </w:r>
-      <w:hyperlink r:id="rId58">
-        <w:r>
-          <w:rPr>
-            <w:rtl/>
-            <w:cs/>
-            <w:lang w:val="ar_AE" w:bidi="ar_AE"/>
-          </w:rPr>
-          <w:rPr>
-            <w:color w:val="0000EE"/>
-            <w:u w:val="single"/>
-          </w:rPr>
-          <w:t>مت 1:3</w:t>
-        </w:r>
-      </w:hyperlink>
+      <w:r>
+        <w:rPr>
+          <w:rtl/>
+          <w:cs/>
+          <w:lang w:val="ar_AE" w:bidi="ar_AE"/>
+        </w:rPr>
+        <w:t>مت 1:3</w:t>
+      </w:r>
       <w:r>
         <w:rPr>
           <w:rtl/>
@@ -2735,20 +2435,14 @@
         </w:rPr>
         <w:t>2. أخت أبشالوم وابنة داود من زوجته معكة الجشورية. لكن من خلال الخداع، تم الاعتداء على ثامار من قبل أمنون، أخيها غير الشقيق. وانتقامًا لذلك، فقد قتل أبشالوم، أخوها الشقيق، أمنون في بعل حاصور (</w:t>
       </w:r>
-      <w:hyperlink r:id="rId62">
-        <w:r>
-          <w:rPr>
-            <w:rtl/>
-            <w:cs/>
-            <w:lang w:val="ar_AE" w:bidi="ar_AE"/>
-          </w:rPr>
-          <w:rPr>
-            <w:color w:val="0000EE"/>
-            <w:u w:val="single"/>
-          </w:rPr>
-          <w:t>2 صم 13</w:t>
-        </w:r>
-      </w:hyperlink>
+      <w:r>
+        <w:rPr>
+          <w:rtl/>
+          <w:cs/>
+          <w:lang w:val="ar_AE" w:bidi="ar_AE"/>
+        </w:rPr>
+        <w:t>2 صم 13</w:t>
+      </w:r>
       <w:r>
         <w:rPr>
           <w:rtl/>
@@ -2757,20 +2451,14 @@
         </w:rPr>
         <w:t xml:space="preserve">; </w:t>
       </w:r>
-      <w:hyperlink r:id="rId63">
-        <w:r>
-          <w:rPr>
-            <w:rtl/>
-            <w:cs/>
-            <w:lang w:val="ar_AE" w:bidi="ar_AE"/>
-          </w:rPr>
-          <w:rPr>
-            <w:color w:val="0000EE"/>
-            <w:u w:val="single"/>
-          </w:rPr>
-          <w:t>1 أخ 3:9</w:t>
-        </w:r>
-      </w:hyperlink>
+      <w:r>
+        <w:rPr>
+          <w:rtl/>
+          <w:cs/>
+          <w:lang w:val="ar_AE" w:bidi="ar_AE"/>
+        </w:rPr>
+        <w:t>1 أخ 3:9</w:t>
+      </w:r>
       <w:r>
         <w:rPr>
           <w:rtl/>
@@ -2799,20 +2487,14 @@
         </w:rPr>
         <w:t>3. ابنة أبشالوم التي كانت مشهورة بجمالها (</w:t>
       </w:r>
-      <w:hyperlink r:id="rId64">
-        <w:r>
-          <w:rPr>
-            <w:rtl/>
-            <w:cs/>
-            <w:lang w:val="ar_AE" w:bidi="ar_AE"/>
-          </w:rPr>
-          <w:rPr>
-            <w:color w:val="0000EE"/>
-            <w:u w:val="single"/>
-          </w:rPr>
-          <w:t>2 صم 14:27</w:t>
-        </w:r>
-      </w:hyperlink>
+      <w:r>
+        <w:rPr>
+          <w:rtl/>
+          <w:cs/>
+          <w:lang w:val="ar_AE" w:bidi="ar_AE"/>
+        </w:rPr>
+        <w:t>2 صم 14:27</w:t>
+      </w:r>
       <w:r>
         <w:rPr>
           <w:rtl/>
@@ -2943,20 +2625,14 @@
         </w:rPr>
         <w:t xml:space="preserve">1. تهجئة بديلة في نسخة الملك جيمس لترشيش، وهي مدينة وميناء، في </w:t>
       </w:r>
-      <w:hyperlink r:id="rId65">
-        <w:r>
-          <w:rPr>
-            <w:rtl/>
-            <w:cs/>
-            <w:lang w:val="ar_AE" w:bidi="ar_AE"/>
-          </w:rPr>
-          <w:rPr>
-            <w:color w:val="0000EE"/>
-            <w:u w:val="single"/>
-          </w:rPr>
-          <w:t>1 ملوك 10:22</w:t>
-        </w:r>
-      </w:hyperlink>
+      <w:r>
+        <w:rPr>
+          <w:rtl/>
+          <w:cs/>
+          <w:lang w:val="ar_AE" w:bidi="ar_AE"/>
+        </w:rPr>
+        <w:t>1 ملوك 10:22</w:t>
+      </w:r>
       <w:r>
         <w:rPr>
           <w:rtl/>
@@ -2965,20 +2641,14 @@
         </w:rPr>
         <w:t xml:space="preserve"> و</w:t>
       </w:r>
-      <w:hyperlink r:id="rId66">
-        <w:r>
-          <w:rPr>
-            <w:rtl/>
-            <w:cs/>
-            <w:lang w:val="ar_AE" w:bidi="ar_AE"/>
-          </w:rPr>
-          <w:rPr>
-            <w:color w:val="0000EE"/>
-            <w:u w:val="single"/>
-          </w:rPr>
-          <w:t>22:48</w:t>
-        </w:r>
-      </w:hyperlink>
+      <w:r>
+        <w:rPr>
+          <w:rtl/>
+          <w:cs/>
+          <w:lang w:val="ar_AE" w:bidi="ar_AE"/>
+        </w:rPr>
+        <w:t>22:48</w:t>
+      </w:r>
       <w:r>
         <w:rPr>
           <w:rtl/>
@@ -3040,20 +2710,14 @@
         </w:rPr>
         <w:t xml:space="preserve">2. تهجئة KJV لترشيش، ابن بلهان، في </w:t>
       </w:r>
-      <w:hyperlink r:id="rId67">
-        <w:r>
-          <w:rPr>
-            <w:rtl/>
-            <w:cs/>
-            <w:lang w:val="ar_AE" w:bidi="ar_AE"/>
-          </w:rPr>
-          <w:rPr>
-            <w:color w:val="0000EE"/>
-            <w:u w:val="single"/>
-          </w:rPr>
-          <w:t>1 أخبار الأيام 7:10</w:t>
-        </w:r>
-      </w:hyperlink>
+      <w:r>
+        <w:rPr>
+          <w:rtl/>
+          <w:cs/>
+          <w:lang w:val="ar_AE" w:bidi="ar_AE"/>
+        </w:rPr>
+        <w:t>1 أخبار الأيام 7:10</w:t>
+      </w:r>
       <w:r>
         <w:rPr>
           <w:rtl/>
@@ -3478,20 +3142,14 @@
         </w:rPr>
         <w:t>ورغم أن الثعلب يأكل أنواعًا متعددة من الطعام، إلا أنه لا يأكل الجيف. ويُعد العنب طعامه المفضل، لكن عادته في الحفر تسبب أضرارًا للكروم (</w:t>
       </w:r>
-      <w:hyperlink r:id="rId68">
-        <w:r>
-          <w:rPr>
-            <w:rtl/>
-            <w:cs/>
-            <w:lang w:val="ar_AE" w:bidi="ar_AE"/>
-          </w:rPr>
-          <w:rPr>
-            <w:color w:val="0000EE"/>
-            <w:u w:val="single"/>
-          </w:rPr>
-          <w:t>نشيد الأمشاد 2:15</w:t>
-        </w:r>
-      </w:hyperlink>
+      <w:r>
+        <w:rPr>
+          <w:rtl/>
+          <w:cs/>
+          <w:lang w:val="ar_AE" w:bidi="ar_AE"/>
+        </w:rPr>
+        <w:t>نشيد الأمشاد 2:15</w:t>
+      </w:r>
       <w:r>
         <w:rPr>
           <w:rtl/>
@@ -3500,20 +3158,14 @@
         </w:rPr>
         <w:t>). الثعلب ذكي ومعروف بمكره (</w:t>
       </w:r>
-      <w:hyperlink r:id="rId69">
-        <w:r>
-          <w:rPr>
-            <w:rtl/>
-            <w:cs/>
-            <w:lang w:val="ar_AE" w:bidi="ar_AE"/>
-          </w:rPr>
-          <w:rPr>
-            <w:color w:val="0000EE"/>
-            <w:u w:val="single"/>
-          </w:rPr>
-          <w:t>لوقَا 13:32</w:t>
-        </w:r>
-      </w:hyperlink>
+      <w:r>
+        <w:rPr>
+          <w:rtl/>
+          <w:cs/>
+          <w:lang w:val="ar_AE" w:bidi="ar_AE"/>
+        </w:rPr>
+        <w:t>لوقَا 13:32</w:t>
+      </w:r>
       <w:r>
         <w:rPr>
           <w:rtl/>
@@ -3522,20 +3174,14 @@
         </w:rPr>
         <w:t>). لوهو حيوان قوي التحمل، يستطيع الركض بسرعة تصل إلى 48 كيلومترًا في الساعة. وفي زمن نحميا، استخدم المعارضون صورة الثعلب للسخرية من جهود اليهود في إعادة بناء سور أورشليم، مدّعين أن قفز ثعلب عليه يكفي لهدمه (</w:t>
       </w:r>
-      <w:hyperlink r:id="rId70">
-        <w:r>
-          <w:rPr>
-            <w:rtl/>
-            <w:cs/>
-            <w:lang w:val="ar_AE" w:bidi="ar_AE"/>
-          </w:rPr>
-          <w:rPr>
-            <w:color w:val="0000EE"/>
-            <w:u w:val="single"/>
-          </w:rPr>
-          <w:t>نَحَمْيَا 4:3</w:t>
-        </w:r>
-      </w:hyperlink>
+      <w:r>
+        <w:rPr>
+          <w:rtl/>
+          <w:cs/>
+          <w:lang w:val="ar_AE" w:bidi="ar_AE"/>
+        </w:rPr>
+        <w:t>نَحَمْيَا 4:3</w:t>
+      </w:r>
       <w:r>
         <w:rPr>
           <w:rtl/>
@@ -3618,20 +3264,14 @@
         </w:rPr>
         <w:t xml:space="preserve">تذكر بعض الترجمات كلمة ثعلب في بعض الشواهد الكتابية في العهد القديم مثل </w:t>
       </w:r>
-      <w:hyperlink r:id="rId71">
-        <w:r>
-          <w:rPr>
-            <w:rtl/>
-            <w:cs/>
-            <w:lang w:val="ar_AE" w:bidi="ar_AE"/>
-          </w:rPr>
-          <w:rPr>
-            <w:color w:val="0000EE"/>
-            <w:u w:val="single"/>
-          </w:rPr>
-          <w:t>مراثي 5:18</w:t>
-        </w:r>
-      </w:hyperlink>
+      <w:r>
+        <w:rPr>
+          <w:rtl/>
+          <w:cs/>
+          <w:lang w:val="ar_AE" w:bidi="ar_AE"/>
+        </w:rPr>
+        <w:t>مراثي 5:18</w:t>
+      </w:r>
       <w:r>
         <w:rPr>
           <w:rtl/>
@@ -3640,20 +3280,14 @@
         </w:rPr>
         <w:t xml:space="preserve">، لكن من المرجح أن المقصود في الأصل هو ابن آوى </w:t>
       </w:r>
-      <w:hyperlink r:id="rId72">
-        <w:r>
-          <w:rPr>
-            <w:rtl/>
-            <w:cs/>
-            <w:lang w:val="ar_AE" w:bidi="ar_AE"/>
-          </w:rPr>
-          <w:rPr>
-            <w:color w:val="0000EE"/>
-            <w:u w:val="single"/>
-          </w:rPr>
-          <w:t>مزمور 63:10</w:t>
-        </w:r>
-      </w:hyperlink>
+      <w:r>
+        <w:rPr>
+          <w:rtl/>
+          <w:cs/>
+          <w:lang w:val="ar_AE" w:bidi="ar_AE"/>
+        </w:rPr>
+        <w:t>مزمور 63:10</w:t>
+      </w:r>
       <w:r>
         <w:rPr>
           <w:rtl/>
@@ -3745,20 +3379,14 @@
         </w:rPr>
         <w:t>بخار الماء أو الندى المتجمِّد (</w:t>
       </w:r>
-      <w:hyperlink r:id="rId73">
-        <w:r>
-          <w:rPr>
-            <w:rtl/>
-            <w:cs/>
-            <w:lang w:val="ar_AE" w:bidi="ar_AE"/>
-          </w:rPr>
-          <w:rPr>
-            <w:color w:val="0000EE"/>
-            <w:u w:val="single"/>
-          </w:rPr>
-          <w:t>مزمور 78: 47؛</w:t>
-        </w:r>
-      </w:hyperlink>
+      <w:r>
+        <w:rPr>
+          <w:rtl/>
+          <w:cs/>
+          <w:lang w:val="ar_AE" w:bidi="ar_AE"/>
+        </w:rPr>
+        <w:t>مزمور 78: 47؛</w:t>
+      </w:r>
       <w:r>
         <w:rPr>
           <w:rtl/>
@@ -3767,20 +3395,14 @@
         </w:rPr>
         <w:t xml:space="preserve"> </w:t>
       </w:r>
-      <w:hyperlink r:id="rId74">
-        <w:r>
-          <w:rPr>
-            <w:rtl/>
-            <w:cs/>
-            <w:lang w:val="ar_AE" w:bidi="ar_AE"/>
-          </w:rPr>
-          <w:rPr>
-            <w:color w:val="0000EE"/>
-            <w:u w:val="single"/>
-          </w:rPr>
-          <w:t>147: 16؛</w:t>
-        </w:r>
-      </w:hyperlink>
+      <w:r>
+        <w:rPr>
+          <w:rtl/>
+          <w:cs/>
+          <w:lang w:val="ar_AE" w:bidi="ar_AE"/>
+        </w:rPr>
+        <w:t>147: 16؛</w:t>
+      </w:r>
       <w:r>
         <w:rPr>
           <w:rtl/>
@@ -3789,20 +3411,14 @@
         </w:rPr>
         <w:t xml:space="preserve"> </w:t>
       </w:r>
-      <w:hyperlink r:id="rId75">
-        <w:r>
-          <w:rPr>
-            <w:rtl/>
-            <w:cs/>
-            <w:lang w:val="ar_AE" w:bidi="ar_AE"/>
-          </w:rPr>
-          <w:rPr>
-            <w:color w:val="0000EE"/>
-            <w:u w:val="single"/>
-          </w:rPr>
-          <w:t>148: 8؛</w:t>
-        </w:r>
-      </w:hyperlink>
+      <w:r>
+        <w:rPr>
+          <w:rtl/>
+          <w:cs/>
+          <w:lang w:val="ar_AE" w:bidi="ar_AE"/>
+        </w:rPr>
+        <w:t>148: 8؛</w:t>
+      </w:r>
       <w:r>
         <w:rPr>
           <w:rtl/>
@@ -3811,20 +3427,14 @@
         </w:rPr>
         <w:t xml:space="preserve"> </w:t>
       </w:r>
-      <w:hyperlink r:id="rId76">
-        <w:r>
-          <w:rPr>
-            <w:rtl/>
-            <w:cs/>
-            <w:lang w:val="ar_AE" w:bidi="ar_AE"/>
-          </w:rPr>
-          <w:rPr>
-            <w:color w:val="0000EE"/>
-            <w:u w:val="single"/>
-          </w:rPr>
-          <w:t>إرميا 36: 30؛</w:t>
-        </w:r>
-      </w:hyperlink>
+      <w:r>
+        <w:rPr>
+          <w:rtl/>
+          <w:cs/>
+          <w:lang w:val="ar_AE" w:bidi="ar_AE"/>
+        </w:rPr>
+        <w:t>إرميا 36: 30؛</w:t>
+      </w:r>
       <w:r>
         <w:rPr>
           <w:rtl/>
@@ -3833,20 +3443,14 @@
         </w:rPr>
         <w:t xml:space="preserve"> </w:t>
       </w:r>
-      <w:hyperlink r:id="rId77">
-        <w:r>
-          <w:rPr>
-            <w:rtl/>
-            <w:cs/>
-            <w:lang w:val="ar_AE" w:bidi="ar_AE"/>
-          </w:rPr>
-          <w:rPr>
-            <w:color w:val="0000EE"/>
-            <w:u w:val="single"/>
-          </w:rPr>
-          <w:t>زكريا 14: 6</w:t>
-        </w:r>
-      </w:hyperlink>
+      <w:r>
+        <w:rPr>
+          <w:rtl/>
+          <w:cs/>
+          <w:lang w:val="ar_AE" w:bidi="ar_AE"/>
+        </w:rPr>
+        <w:t>زكريا 14: 6</w:t>
+      </w:r>
       <w:r>
         <w:rPr>
           <w:rtl/>
@@ -3944,20 +3548,14 @@
         </w:rPr>
         <w:t xml:space="preserve">التعبير مأخوذ من </w:t>
       </w:r>
-      <w:hyperlink r:id="rId78">
-        <w:r>
-          <w:rPr>
-            <w:rtl/>
-            <w:cs/>
-            <w:lang w:val="ar_AE" w:bidi="ar_AE"/>
-          </w:rPr>
-          <w:rPr>
-            <w:color w:val="0000EE"/>
-            <w:u w:val="single"/>
-          </w:rPr>
-          <w:t>غلاطية 5: 22–23</w:t>
-        </w:r>
-      </w:hyperlink>
+      <w:r>
+        <w:rPr>
+          <w:rtl/>
+          <w:cs/>
+          <w:lang w:val="ar_AE" w:bidi="ar_AE"/>
+        </w:rPr>
+        <w:t>غلاطية 5: 22–23</w:t>
+      </w:r>
       <w:r>
         <w:rPr>
           <w:rtl/>
@@ -3982,20 +3580,14 @@
         </w:rPr>
         <w:t xml:space="preserve">، كما هو مذكور في </w:t>
       </w:r>
-      <w:hyperlink r:id="rId79">
-        <w:r>
-          <w:rPr>
-            <w:rtl/>
-            <w:cs/>
-            <w:lang w:val="ar_AE" w:bidi="ar_AE"/>
-          </w:rPr>
-          <w:rPr>
-            <w:color w:val="0000EE"/>
-            <w:u w:val="single"/>
-          </w:rPr>
-          <w:t>غلاطية 5</w:t>
-        </w:r>
-      </w:hyperlink>
+      <w:r>
+        <w:rPr>
+          <w:rtl/>
+          <w:cs/>
+          <w:lang w:val="ar_AE" w:bidi="ar_AE"/>
+        </w:rPr>
+        <w:t>غلاطية 5</w:t>
+      </w:r>
       <w:r>
         <w:rPr>
           <w:rtl/>
@@ -4021,20 +3613,14 @@
         </w:rPr>
         <w:t xml:space="preserve"> ابنه الوحيد (</w:t>
       </w:r>
-      <w:hyperlink r:id="rId80">
-        <w:r>
-          <w:rPr>
-            <w:rtl/>
-            <w:cs/>
-            <w:lang w:val="ar_AE" w:bidi="ar_AE"/>
-          </w:rPr>
-          <w:rPr>
-            <w:color w:val="0000EE"/>
-            <w:u w:val="single"/>
-          </w:rPr>
-          <w:t>يوحنا 3: 16</w:t>
-        </w:r>
-      </w:hyperlink>
+      <w:r>
+        <w:rPr>
+          <w:rtl/>
+          <w:cs/>
+          <w:lang w:val="ar_AE" w:bidi="ar_AE"/>
+        </w:rPr>
+        <w:t>يوحنا 3: 16</w:t>
+      </w:r>
       <w:r>
         <w:rPr>
           <w:rtl/>
@@ -4063,20 +3649,14 @@
         </w:rPr>
         <w:t>تظهر هذه الثمرة في سياق رسالة غلاطية إذ يؤكد بولس على التحرر المسيحي من طاعة الناموس كوسيلة لنوال التبرير أمام الله. يحذر بولس المؤمنين في غلاطية، الذين كانوا عُرضة للعودة إلى الناموس، من أنَّ الختان الجسدي هو علامة خارجية على العودة إلى وسائل التبرير بحسب الناموس واستحالة محاولة الحصول على التبرير بهذه الطريقة (</w:t>
       </w:r>
-      <w:hyperlink r:id="rId81">
-        <w:r>
-          <w:rPr>
-            <w:rtl/>
-            <w:cs/>
-            <w:lang w:val="ar_AE" w:bidi="ar_AE"/>
-          </w:rPr>
-          <w:rPr>
-            <w:color w:val="0000EE"/>
-            <w:u w:val="single"/>
-          </w:rPr>
-          <w:t>غلاطية 5: 3</w:t>
-        </w:r>
-      </w:hyperlink>
+      <w:r>
+        <w:rPr>
+          <w:rtl/>
+          <w:cs/>
+          <w:lang w:val="ar_AE" w:bidi="ar_AE"/>
+        </w:rPr>
+        <w:t>غلاطية 5: 3</w:t>
+      </w:r>
       <w:r>
         <w:rPr>
           <w:rtl/>
@@ -4085,20 +3665,14 @@
         </w:rPr>
         <w:t xml:space="preserve">). ومع ذلك، لكي لا يسيء الغلاطيون تقدير حريتهم في المسيح، يحذر بولس من أنَّ هذه الحرية لا تعني تصريحًا بالخطية، أو فرصة لإشباع رغبات الجسد، بل فرصة للاستمرار كخدام مُحبين يخدمون بعضهم بعضًا (الآية </w:t>
       </w:r>
-      <w:hyperlink r:id="rId82">
-        <w:r>
-          <w:rPr>
-            <w:rtl/>
-            <w:cs/>
-            <w:lang w:val="ar_AE" w:bidi="ar_AE"/>
-          </w:rPr>
-          <w:rPr>
-            <w:color w:val="0000EE"/>
-            <w:u w:val="single"/>
-          </w:rPr>
-          <w:t>13</w:t>
-        </w:r>
-      </w:hyperlink>
+      <w:r>
+        <w:rPr>
+          <w:rtl/>
+          <w:cs/>
+          <w:lang w:val="ar_AE" w:bidi="ar_AE"/>
+        </w:rPr>
+        <w:t>13</w:t>
+      </w:r>
       <w:r>
         <w:rPr>
           <w:rtl/>
@@ -4107,20 +3681,14 @@
         </w:rPr>
         <w:t xml:space="preserve">). الحياة بالروح تعني أنَّ الشخص لن يسلك بشهوات الجسد أو رغباته (الآية </w:t>
       </w:r>
-      <w:hyperlink r:id="rId83">
-        <w:r>
-          <w:rPr>
-            <w:rtl/>
-            <w:cs/>
-            <w:lang w:val="ar_AE" w:bidi="ar_AE"/>
-          </w:rPr>
-          <w:rPr>
-            <w:color w:val="0000EE"/>
-            <w:u w:val="single"/>
-          </w:rPr>
-          <w:t>16</w:t>
-        </w:r>
-      </w:hyperlink>
+      <w:r>
+        <w:rPr>
+          <w:rtl/>
+          <w:cs/>
+          <w:lang w:val="ar_AE" w:bidi="ar_AE"/>
+        </w:rPr>
+        <w:t>16</w:t>
+      </w:r>
       <w:r>
         <w:rPr>
           <w:rtl/>
@@ -4415,20 +3983,14 @@
         </w:rPr>
         <w:t>مقياس السلع الجافة يعادل أكثر قليلاً من ربع جالون (لتر واحد) (</w:t>
       </w:r>
-      <w:hyperlink r:id="rId84">
-        <w:r>
-          <w:rPr>
-            <w:rtl/>
-            <w:cs/>
-            <w:lang w:val="ar_AE" w:bidi="ar_AE"/>
-          </w:rPr>
-          <w:rPr>
-            <w:color w:val="0000EE"/>
-            <w:u w:val="single"/>
-          </w:rPr>
-          <w:t>رؤيا 6:6</w:t>
-        </w:r>
-      </w:hyperlink>
+      <w:r>
+        <w:rPr>
+          <w:rtl/>
+          <w:cs/>
+          <w:lang w:val="ar_AE" w:bidi="ar_AE"/>
+        </w:rPr>
+        <w:t>رؤيا 6:6</w:t>
+      </w:r>
       <w:r>
         <w:rPr>
           <w:rtl/>
@@ -4551,20 +4113,14 @@
         </w:rPr>
         <w:t>متمرِّد أشار إليه غمالائيل في خطابه أمام مجمع السنهدرين كمثالٍ على أن المسحاء الكذبة سيسقطون دون تدخُّل من أحدٍ (</w:t>
       </w:r>
-      <w:hyperlink r:id="rId85">
-        <w:r>
-          <w:rPr>
-            <w:rtl/>
-            <w:cs/>
-            <w:lang w:val="ar_AE" w:bidi="ar_AE"/>
-          </w:rPr>
-          <w:rPr>
-            <w:color w:val="0000EE"/>
-            <w:u w:val="single"/>
-          </w:rPr>
-          <w:t>أعمال الرسل 5:36</w:t>
-        </w:r>
-      </w:hyperlink>
+      <w:r>
+        <w:rPr>
+          <w:rtl/>
+          <w:cs/>
+          <w:lang w:val="ar_AE" w:bidi="ar_AE"/>
+        </w:rPr>
+        <w:t>أعمال الرسل 5:36</w:t>
+      </w:r>
       <w:r>
         <w:rPr>
           <w:rtl/>
@@ -4940,20 +4496,14 @@
         </w:rPr>
         <w:t>عشب منتفخ يُزرع للاستخدام في الطهي (</w:t>
       </w:r>
-      <w:hyperlink r:id="rId86">
-        <w:r>
-          <w:rPr>
-            <w:rtl/>
-            <w:cs/>
-            <w:lang w:val="ar_AE" w:bidi="ar_AE"/>
-          </w:rPr>
-          <w:rPr>
-            <w:color w:val="0000EE"/>
-            <w:u w:val="single"/>
-          </w:rPr>
-          <w:t>عدد 11:5</w:t>
-        </w:r>
-      </w:hyperlink>
+      <w:r>
+        <w:rPr>
+          <w:rtl/>
+          <w:cs/>
+          <w:lang w:val="ar_AE" w:bidi="ar_AE"/>
+        </w:rPr>
+        <w:t>عدد 11:5</w:t>
+      </w:r>
       <w:r>
         <w:rPr>
           <w:rtl/>
@@ -5193,20 +4743,14 @@
         </w:rPr>
         <w:t xml:space="preserve"> (</w:t>
       </w:r>
-      <w:hyperlink r:id="rId87">
-        <w:r>
-          <w:rPr>
-            <w:rtl/>
-            <w:cs/>
-            <w:lang w:val="ar_AE" w:bidi="ar_AE"/>
-          </w:rPr>
-          <w:rPr>
-            <w:color w:val="0000EE"/>
-            <w:u w:val="single"/>
-          </w:rPr>
-          <w:t>أعمال 16: 14–15، 40</w:t>
-        </w:r>
-      </w:hyperlink>
+      <w:r>
+        <w:rPr>
+          <w:rtl/>
+          <w:cs/>
+          <w:lang w:val="ar_AE" w:bidi="ar_AE"/>
+        </w:rPr>
+        <w:t>أعمال 16: 14–15، 40</w:t>
+      </w:r>
       <w:r>
         <w:rPr>
           <w:rtl/>
@@ -5251,20 +4795,14 @@
         </w:rPr>
         <w:t>، يُمدَح الأعضاء لمحبتهم وإيمانهم وخدمتهم وصبرهم (</w:t>
       </w:r>
-      <w:hyperlink r:id="rId88">
-        <w:r>
-          <w:rPr>
-            <w:rtl/>
-            <w:cs/>
-            <w:lang w:val="ar_AE" w:bidi="ar_AE"/>
-          </w:rPr>
-          <w:rPr>
-            <w:color w:val="0000EE"/>
-            <w:u w:val="single"/>
-          </w:rPr>
-          <w:t>رؤيا 2: 19</w:t>
-        </w:r>
-      </w:hyperlink>
+      <w:r>
+        <w:rPr>
+          <w:rtl/>
+          <w:cs/>
+          <w:lang w:val="ar_AE" w:bidi="ar_AE"/>
+        </w:rPr>
+        <w:t>رؤيا 2: 19</w:t>
+      </w:r>
       <w:r>
         <w:rPr>
           <w:rtl/>
@@ -5289,20 +4827,14 @@
         </w:rPr>
         <w:t>. كانت تجربتهم مشابهة لتجربة مؤمني كورنثوس الذين كانوا غير متيقِّنين من أكل ما ذُبح للأوثان (</w:t>
       </w:r>
-      <w:hyperlink r:id="rId89">
-        <w:r>
-          <w:rPr>
-            <w:rtl/>
-            <w:cs/>
-            <w:lang w:val="ar_AE" w:bidi="ar_AE"/>
-          </w:rPr>
-          <w:rPr>
-            <w:color w:val="0000EE"/>
-            <w:u w:val="single"/>
-          </w:rPr>
-          <w:t>1 كورنثوس 8: 1–13</w:t>
-        </w:r>
-      </w:hyperlink>
+      <w:r>
+        <w:rPr>
+          <w:rtl/>
+          <w:cs/>
+          <w:lang w:val="ar_AE" w:bidi="ar_AE"/>
+        </w:rPr>
+        <w:t>1 كورنثوس 8: 1–13</w:t>
+      </w:r>
       <w:r>
         <w:rPr>
           <w:rtl/>
@@ -5311,20 +4843,14 @@
         </w:rPr>
         <w:t>). كانت الجماعات التجارية تقيم احتفالات دورية فيها يؤكل الطعام المقدَّم للأوثان. كان يصاحب هذا أحيانًا طقوسًا فاحشة فيها يمتزج الدين بالجنس. أُدينت هذه الكنيسة لمسايرتها لهذه الممارسات الوثنية. كان الفجور شائعًا جدًا بين الوثنيين لدرجة أنَّ الكنيسة الأولى، بموقفها الصارم تجاه العفة، كانت في صراع دائم مع أخلاقيات المجتمع. كانت الخرافات وعبادة الشيطان على ما يبدو إغواءات كبيرة أيضًا. ربما تكون "أعماق الشيطان" (</w:t>
       </w:r>
-      <w:hyperlink r:id="rId90">
-        <w:r>
-          <w:rPr>
-            <w:rtl/>
-            <w:cs/>
-            <w:lang w:val="ar_AE" w:bidi="ar_AE"/>
-          </w:rPr>
-          <w:rPr>
-            <w:color w:val="0000EE"/>
-            <w:u w:val="single"/>
-          </w:rPr>
-          <w:t>رؤيا 2: 24</w:t>
-        </w:r>
-      </w:hyperlink>
+      <w:r>
+        <w:rPr>
+          <w:rtl/>
+          <w:cs/>
+          <w:lang w:val="ar_AE" w:bidi="ar_AE"/>
+        </w:rPr>
+        <w:t>رؤيا 2: 24</w:t>
+      </w:r>
       <w:r>
         <w:rPr>
           <w:rtl/>
@@ -5349,20 +4875,14 @@
         </w:rPr>
         <w:t xml:space="preserve"> بما عندكم إلى أن أجيء" (الآية </w:t>
       </w:r>
-      <w:hyperlink r:id="rId91">
-        <w:r>
-          <w:rPr>
-            <w:rtl/>
-            <w:cs/>
-            <w:lang w:val="ar_AE" w:bidi="ar_AE"/>
-          </w:rPr>
-          <w:rPr>
-            <w:color w:val="0000EE"/>
-            <w:u w:val="single"/>
-          </w:rPr>
-          <w:t>25</w:t>
-        </w:r>
-      </w:hyperlink>
+      <w:r>
+        <w:rPr>
+          <w:rtl/>
+          <w:cs/>
+          <w:lang w:val="ar_AE" w:bidi="ar_AE"/>
+        </w:rPr>
+        <w:t>25</w:t>
+      </w:r>
       <w:r>
         <w:rPr>
           <w:rtl/>
@@ -5489,20 +5009,14 @@
         </w:rPr>
         <w:t xml:space="preserve">ترجمة لكلمة "عود مُعطر" الواردة في </w:t>
       </w:r>
-      <w:hyperlink r:id="rId92">
-        <w:r>
-          <w:rPr>
-            <w:rtl/>
-            <w:cs/>
-            <w:lang w:val="ar_AE" w:bidi="ar_AE"/>
-          </w:rPr>
-          <w:rPr>
-            <w:color w:val="0000EE"/>
-            <w:u w:val="single"/>
-          </w:rPr>
-          <w:t>رؤيا 18:12</w:t>
-        </w:r>
-      </w:hyperlink>
+      <w:r>
+        <w:rPr>
+          <w:rtl/>
+          <w:cs/>
+          <w:lang w:val="ar_AE" w:bidi="ar_AE"/>
+        </w:rPr>
+        <w:t>رؤيا 18:12</w:t>
+      </w:r>
       <w:r>
         <w:rPr>
           <w:rtl/>
